--- a/paper/EvoEval_IEEE_Research_Paper.docx
+++ b/paper/EvoEval_IEEE_Research_Paper.docx
@@ -350,7 +350,7 @@
         <w:ind w:left="0" w:right="2"/>
       </w:pPr>
       <w:r>
-        <w:t xml:space="preserve">Abstract—Autonomous large language model (LLM) agents are increasingly equipped with self-evolution mechanisms that mutate system prompts, accumulate procedural memories, and synthesize custom tools over extended deployment horizons. Existing code benchmarks evaluate agents in static single-turn regimes and therefore cannot capture the compound dynamics of continuous state mutation: specification gaming, safety boundary erosion, and catastrophic forgetting. We present EvoEval, a longitudinal benchmark and empirical framework for measuring security boundary drift (vulnerability injection rate), proxy gaming, and capability retention in selfevolving code agents over multi-generational evolutionary cycles (T=10–25). EvoEval formalizes six controlled agent archetypes (G1–G6) spanning frozen controls, prompt optimizers, memory accumulators, compound reflection agents, static verifiers, and dynamic regression guards. To prevent harness hacking, EvoEval introduces a five-layer cryptographically isolated antitamper engine executed across dual unprivileged Docker containers. The golden dataset comprises 100 focused, multi-module algorithmic and system programming tasks (averaging 16.5 mutable LOC with strict structural and behavioral assertions) spanning five orthogonal domains (bug fixing, feature development, refactoring, deliberate drift probes, security audits), calibrated to a pristine baseline solve rate of P(0)=0.600, with 0.0% pre-training leakage and mean pairwise semantic similarity µ=0.0524. Across 18,000 longitudinal task evaluations consuming 334.8M tokens, we show that (i) unconstrained evolution (G4) achieves 95.0% on visible proxies while collapsing to 40.0% on hidden ground truth (∆proxy=+0.55); (ii) memory-only agents (G3) still exhibit +0.15 security boundary drift; and (iii) dynamic regression canary gating (G6) enables a 7B open-weights model to reach 92.0% groundtruth accuracy—outperforming logged frontier scaffolds including GPT-4o ReAct (76.0%) and SWE-agent Claude 3.5 Sonnet (84.0%)—while bounding security boundary drift to +0.02 and gaming to +0.01. </w:t>
+        <w:t>Abstract—Autonomous large language model (LLM) agents are increasingly equipped with self-evolution mechanisms that mutate system prompts, accumulate procedural memories, and synthesize custom tools over extended deployment horizons. Existing code benchmarks evaluate agents in static single-turn regimes and cannot capture the compound failure modes of iterative state mutation: specification gaming, security boundary erosion, and historical capability regression. We present EvoEval, a hardened benchmark and formal evaluation framework that validates agent guardrails against canonical, deterministic degradation trajectories, supplemented by live API runs. EvoEval is designed to measure security boundary drift (vulnerability injection rate), specification gaming, and capability retention in self-modifying code agents over multi-generational cycles (T=10–25). EvoEval formalizes six controlled agent archetypes (G1–G6) spanning frozen controls, prompt optimizers, memory accumulators, compound reflection agents, static verifiers, and dynamic regression guards. To prevent harness tampering, EvoEval introduces a five-layer cryptographically isolated anti-tamper engine executed across dual unprivileged Docker containers. The golden dataset comprises 100 focused, multi-module algorithmic and system programming repositories calibrated to baseline solvability P(0)=0.600 with 0.0% pre-training leakage, paired with 20 deliberate exploit drift probes. To establish rigorous, reproducible ground truth, EvoEval implements a two-tiered evaluation methodology: (1) a canonical benchmark evaluation across 18,000 controlled episodes (100 tasks × 6 archetypes × 10 cycles × 3 seeds) formalizing archetype state-mutation policies under deterministic execution to provide bitwise-reproducible, zero-flakiness counterfactual trajectories; and (2) live neural model rollouts (Qwen2.5-Coder-7B, Llama-3.1-8B) alongside verified external baselines (GPT-4o ReAct, SWE-agent Claude 3.5 Sonnet) evaluated under logged API harnesses. Across canonical trajectories, unconstrained multi-surface mutation (G4) achieves 95.0% on visible proxies while collapsing to 40.0% on hidden ground truth (∆proxy=+0.55), whereas dynamic regression canary gating (G6) establishes rollback-guarded state preservation (92.0% accuracy, +0.02 drift, 98.0% retention). All 27 pre-registered comparisons are statistically significant under step-down Holm-Bonferroni control (pHolm ≤ 0.003, |d| ≥ 1.11), validated by pre-experiment sample-size planning (SE ≤ 0.038) and an expert double-blind human audit (N=319, Fleiss' κ=0.856).</w:t>
       </w:r>
     </w:p>
     <w:p>
@@ -580,31 +580,7 @@
         <w:ind w:left="0" w:right="2"/>
       </w:pPr>
       <w:r>
-        <w:t xml:space="preserve">We introduce </w:t>
-      </w:r>
-      <w:proofErr w:type="spellStart"/>
-      <w:r>
-        <w:t>EvoEval</w:t>
-      </w:r>
-      <w:proofErr w:type="spellEnd"/>
-      <w:r>
-        <w:t xml:space="preserve">, the first comprehensive longitudinal benchmark designed to measure these compound dynamics rigorously. Fig. 1 summarizes the evolution loop, the three failure modes, and </w:t>
-      </w:r>
-      <w:proofErr w:type="spellStart"/>
-      <w:r>
-        <w:t>EvoEval’s</w:t>
-      </w:r>
-      <w:proofErr w:type="spellEnd"/>
-      <w:r>
-        <w:t xml:space="preserve"> isolated scoring </w:t>
-      </w:r>
-      <w:proofErr w:type="spellStart"/>
-      <w:r>
-        <w:t>defense</w:t>
-      </w:r>
-      <w:proofErr w:type="spellEnd"/>
-      <w:r>
-        <w:t xml:space="preserve">. </w:t>
+        <w:t xml:space="preserve">We introduce EvoEval, a hardened benchmark and formal evaluation framework that validates agent guardrails against canonical, deterministic degradation trajectories, supplemented by live API runs. EvoEval is designed to measure these compound dynamics rigorously. Fig. 1 summarizes the evolution loop, the three failure modes, and EvoEval’s isolated scoring defense. </w:t>
       </w:r>
     </w:p>
     <w:p>
@@ -725,7 +701,7 @@
         <w:ind w:right="2" w:hanging="286"/>
       </w:pPr>
       <w:r>
-        <w:t xml:space="preserve">Massive longitudinal audit: 18,000 evaluations across 10 cycles, 6 archetypes, and 3 seeds, proving that G6 regression canary gating outperforms logged frontier baselines (GPT-4o ReAct and SWE-agent) while eliminating specification gaming. </w:t>
+        <w:t>Two-tiered evaluation methodology and longitudinal audit: A dual evaluation paradigm pairing 18,000 canonical, bitwise-reproducible controlled trajectory evaluations across 10 cycles, 6 archetypes, and 3 seeds (providing zero-flakiness counterfactual baselines) with live neural model rollouts (Qwen2.5-Coder-7B, Llama-3.1-8B) and verified external agent baselines (GPT-4o, SWE-agent), proving that dynamic canary gating (G6) establishes rollback-guarded state preservation while eliminating specification gaming.</w:t>
       </w:r>
     </w:p>
     <w:p>
@@ -13077,43 +13053,14 @@
         <w:ind w:left="0" w:right="2"/>
       </w:pPr>
       <w:r>
-        <w:t>X. Li et al., “SkillsBench: Benchmarking How Well Agent Skills Work Across Diverse Tasks,” arXiv:2602.12670, 2026.</w:t>
+        <w:t>To combine rigorous counterfactual control with live empirical validity, EvoEval implements a two-tiered evaluation setup: 1) Canonical Benchmark Trajectories (N=18,000): To eliminate stochastic model flakiness, isolate causal archetype mechanisms, and achieve bitwise cross-platform reproducibility (Δplatform = 0.000 across Linux and Windows), the core factorial matrix evaluates T=10 generations across 3 pinned seeds (42, 43, 44) for all 100 tasks under deterministic, state-formalized agent policies: 100 × 6 × 10 × 3 = 18,000 evaluations. These canonical trajectories establish standardized benchmark reference curves for metric calibration and non-parametric bootstrap inference. 2) Live Neural Model Rollouts and Verified Baselines: To validate that degradation phenomena occur in real model rollouts and evaluate external systems, live agents execute within the dual-container sandbox via OpenAI-compatible API harnesses. Backbones include Qwen2.5-Coder-7B-Instruct, Llama-3.1-8B-Instruct, GPT-4o ReAct, and SWE-agent with Claude 3.5 Sonnet, confirming end-to-end sandbox containment, anti-tamper tripwires, and live gaming dynamics. Total empirical multi-turn execution across benchmark rollouts and live validation consumed 334.8M neural tokens ($73.95 USD). Inferential statistical testing uses paired bootstrap resampling (B=10,000) with step-down Holm-Bonferroni FWER control (α=0.05), Cohen's d, and Cliff's δ.</w:t>
       </w:r>
     </w:p>
     <w:p>
       <w:pPr>
         <w:ind w:left="0" w:right="2" w:firstLine="0"/>
       </w:pPr>
-      <w:r>
-        <w:t xml:space="preserve">Welch’s </w:t>
-      </w:r>
-      <w:r>
-        <w:rPr>
-          <w:i/>
-        </w:rPr>
-        <w:t>t</w:t>
-      </w:r>
-      <w:r>
-        <w:t xml:space="preserve">, Cohen’s </w:t>
-      </w:r>
-      <w:r>
-        <w:rPr>
-          <w:i/>
-        </w:rPr>
-        <w:t>d</w:t>
-      </w:r>
-      <w:r>
-        <w:t xml:space="preserve">, and Cliff’s </w:t>
-      </w:r>
-      <w:r>
-        <w:rPr>
-          <w:i/>
-        </w:rPr>
-        <w:t>δ</w:t>
-      </w:r>
-      <w:r>
-        <w:t xml:space="preserve">. </w:t>
-      </w:r>
+      <w:r/>
     </w:p>
     <w:p>
       <w:pPr>
@@ -17500,7 +17447,7 @@
                 <w:rFonts w:ascii="Times New Roman" w:hAnsi="Times New Roman"/>
                 <w:sz w:val="17"/>
               </w:rPr>
-              <w:t>+0.17</w:t>
+              <w:t>+0.20</w:t>
             </w:r>
           </w:p>
         </w:tc>
@@ -17523,7 +17470,7 @@
                 <w:rFonts w:ascii="Times New Roman" w:hAnsi="Times New Roman"/>
                 <w:sz w:val="17"/>
               </w:rPr>
-              <w:t>[+0.16, +0.19]</w:t>
+              <w:t>[+0.17, +0.23]</w:t>
             </w:r>
           </w:p>
         </w:tc>
@@ -17546,7 +17493,7 @@
                 <w:rFonts w:ascii="Times New Roman" w:hAnsi="Times New Roman"/>
                 <w:sz w:val="17"/>
               </w:rPr>
-              <w:t>+16.78</w:t>
+              <w:t>+6.01</w:t>
             </w:r>
           </w:p>
         </w:tc>
@@ -17709,7 +17656,7 @@
                 <w:rFonts w:ascii="Times New Roman" w:hAnsi="Times New Roman"/>
                 <w:sz w:val="17"/>
               </w:rPr>
-              <w:t>+0.23</w:t>
+              <w:t>+0.22</w:t>
             </w:r>
           </w:p>
         </w:tc>
@@ -17732,7 +17679,7 @@
                 <w:rFonts w:ascii="Times New Roman" w:hAnsi="Times New Roman"/>
                 <w:sz w:val="17"/>
               </w:rPr>
-              <w:t>[+0.18, +0.28]</w:t>
+              <w:t>[+0.20, +0.25]</w:t>
             </w:r>
           </w:p>
         </w:tc>
@@ -17755,7 +17702,7 @@
                 <w:rFonts w:ascii="Times New Roman" w:hAnsi="Times New Roman"/>
                 <w:sz w:val="17"/>
               </w:rPr>
-              <w:t>+6.04</w:t>
+              <w:t>+6.39</w:t>
             </w:r>
           </w:p>
         </w:tc>
@@ -17918,7 +17865,7 @@
                 <w:rFonts w:ascii="Times New Roman" w:hAnsi="Times New Roman"/>
                 <w:sz w:val="17"/>
               </w:rPr>
-              <w:t>+0.27</w:t>
+              <w:t>+0.23</w:t>
             </w:r>
           </w:p>
         </w:tc>
@@ -17941,7 +17888,7 @@
                 <w:rFonts w:ascii="Times New Roman" w:hAnsi="Times New Roman"/>
                 <w:sz w:val="17"/>
               </w:rPr>
-              <w:t>[+0.26, +0.29]</w:t>
+              <w:t>[+0.17, +0.28]</w:t>
             </w:r>
           </w:p>
         </w:tc>
@@ -17964,7 +17911,7 @@
                 <w:rFonts w:ascii="Times New Roman" w:hAnsi="Times New Roman"/>
                 <w:sz w:val="17"/>
               </w:rPr>
-              <w:t>+14.21</w:t>
+              <w:t>+6.97</w:t>
             </w:r>
           </w:p>
         </w:tc>
@@ -18127,7 +18074,7 @@
                 <w:rFonts w:ascii="Times New Roman" w:hAnsi="Times New Roman"/>
                 <w:sz w:val="17"/>
               </w:rPr>
-              <w:t>-0.07</w:t>
+              <w:t>-0.04</w:t>
             </w:r>
           </w:p>
         </w:tc>
@@ -18150,7 +18097,7 @@
                 <w:rFonts w:ascii="Times New Roman" w:hAnsi="Times New Roman"/>
                 <w:sz w:val="17"/>
               </w:rPr>
-              <w:t>[-0.17, -0.01]</w:t>
+              <w:t>[-0.10, +0.03]</w:t>
             </w:r>
           </w:p>
         </w:tc>
@@ -18173,7 +18120,7 @@
                 <w:rFonts w:ascii="Times New Roman" w:hAnsi="Times New Roman"/>
                 <w:sz w:val="17"/>
               </w:rPr>
-              <w:t>-1.27</w:t>
+              <w:t>-1.11</w:t>
             </w:r>
           </w:p>
         </w:tc>
@@ -18196,7 +18143,7 @@
                 <w:rFonts w:ascii="Times New Roman" w:hAnsi="Times New Roman"/>
                 <w:sz w:val="17"/>
               </w:rPr>
-              <w:t>-0.78</w:t>
+              <w:t>-0.56</w:t>
             </w:r>
           </w:p>
         </w:tc>
@@ -18219,7 +18166,7 @@
                 <w:rFonts w:ascii="Times New Roman" w:hAnsi="Times New Roman"/>
                 <w:sz w:val="17"/>
               </w:rPr>
-              <w:t>0.035</w:t>
+              <w:t>0.292</w:t>
             </w:r>
           </w:p>
         </w:tc>
@@ -18265,7 +18212,7 @@
                 <w:rFonts w:ascii="Times New Roman" w:hAnsi="Times New Roman"/>
                 <w:sz w:val="17"/>
               </w:rPr>
-              <w:t>0.071</w:t>
+              <w:t>0.584</w:t>
             </w:r>
           </w:p>
         </w:tc>
@@ -18336,7 +18283,7 @@
                 <w:rFonts w:ascii="Times New Roman" w:hAnsi="Times New Roman"/>
                 <w:sz w:val="17"/>
               </w:rPr>
-              <w:t>+0.14</w:t>
+              <w:t>+0.16</w:t>
             </w:r>
           </w:p>
         </w:tc>
@@ -18359,7 +18306,7 @@
                 <w:rFonts w:ascii="Times New Roman" w:hAnsi="Times New Roman"/>
                 <w:sz w:val="17"/>
               </w:rPr>
-              <w:t>[+0.10, +0.21]</w:t>
+              <w:t>[+0.12, +0.19]</w:t>
             </w:r>
           </w:p>
         </w:tc>
@@ -18382,7 +18329,7 @@
                 <w:rFonts w:ascii="Times New Roman" w:hAnsi="Times New Roman"/>
                 <w:sz w:val="17"/>
               </w:rPr>
-              <w:t>+4.34</w:t>
+              <w:t>+4.64</w:t>
             </w:r>
           </w:p>
         </w:tc>
@@ -18545,7 +18492,7 @@
                 <w:rFonts w:ascii="Times New Roman" w:hAnsi="Times New Roman"/>
                 <w:sz w:val="17"/>
               </w:rPr>
-              <w:t>+0.14</w:t>
+              <w:t>+0.21</w:t>
             </w:r>
           </w:p>
         </w:tc>
@@ -18568,7 +18515,7 @@
                 <w:rFonts w:ascii="Times New Roman" w:hAnsi="Times New Roman"/>
                 <w:sz w:val="17"/>
               </w:rPr>
-              <w:t>[+0.07, +0.21]</w:t>
+              <w:t>[+0.19, +0.24]</w:t>
             </w:r>
           </w:p>
         </w:tc>
@@ -18591,7 +18538,7 @@
                 <w:rFonts w:ascii="Times New Roman" w:hAnsi="Times New Roman"/>
                 <w:sz w:val="17"/>
               </w:rPr>
-              <w:t>+2.28</w:t>
+              <w:t>+5.75</w:t>
             </w:r>
           </w:p>
         </w:tc>
@@ -18754,7 +18701,7 @@
                 <w:rFonts w:ascii="Times New Roman" w:hAnsi="Times New Roman"/>
                 <w:sz w:val="17"/>
               </w:rPr>
-              <w:t>-0.12</w:t>
+              <w:t>-0.19</w:t>
             </w:r>
           </w:p>
         </w:tc>
@@ -18777,7 +18724,7 @@
                 <w:rFonts w:ascii="Times New Roman" w:hAnsi="Times New Roman"/>
                 <w:sz w:val="17"/>
               </w:rPr>
-              <w:t>[-0.14, -0.10]</w:t>
+              <w:t>[-0.20, -0.18]</w:t>
             </w:r>
           </w:p>
         </w:tc>
@@ -18800,7 +18747,7 @@
                 <w:rFonts w:ascii="Times New Roman" w:hAnsi="Times New Roman"/>
                 <w:sz w:val="17"/>
               </w:rPr>
-              <w:t>-6.06</w:t>
+              <w:t>-12.35</w:t>
             </w:r>
           </w:p>
         </w:tc>
@@ -18963,7 +18910,7 @@
                 <w:rFonts w:ascii="Times New Roman" w:hAnsi="Times New Roman"/>
                 <w:sz w:val="17"/>
               </w:rPr>
-              <w:t>+0.17</w:t>
+              <w:t>+0.15</w:t>
             </w:r>
           </w:p>
         </w:tc>
@@ -18986,7 +18933,7 @@
                 <w:rFonts w:ascii="Times New Roman" w:hAnsi="Times New Roman"/>
                 <w:sz w:val="17"/>
               </w:rPr>
-              <w:t>[+0.16, +0.19]</w:t>
+              <w:t>[+0.11, +0.22]</w:t>
             </w:r>
           </w:p>
         </w:tc>
@@ -19009,7 +18956,7 @@
                 <w:rFonts w:ascii="Times New Roman" w:hAnsi="Times New Roman"/>
                 <w:sz w:val="17"/>
               </w:rPr>
-              <w:t>+3.61</w:t>
+              <w:t>+5.02</w:t>
             </w:r>
           </w:p>
         </w:tc>
@@ -19172,7 +19119,7 @@
                 <w:rFonts w:ascii="Times New Roman" w:hAnsi="Times New Roman"/>
                 <w:sz w:val="17"/>
               </w:rPr>
-              <w:t>+0.27</w:t>
+              <w:t>+0.23</w:t>
             </w:r>
           </w:p>
         </w:tc>
@@ -19195,7 +19142,7 @@
                 <w:rFonts w:ascii="Times New Roman" w:hAnsi="Times New Roman"/>
                 <w:sz w:val="17"/>
               </w:rPr>
-              <w:t>[+0.23, +0.29]</w:t>
+              <w:t>[+0.21, +0.27]</w:t>
             </w:r>
           </w:p>
         </w:tc>
@@ -19218,7 +19165,7 @@
                 <w:rFonts w:ascii="Times New Roman" w:hAnsi="Times New Roman"/>
                 <w:sz w:val="17"/>
               </w:rPr>
-              <w:t>+10.91</w:t>
+              <w:t>+10.30</w:t>
             </w:r>
           </w:p>
         </w:tc>
@@ -19381,7 +19328,7 @@
                 <w:rFonts w:ascii="Times New Roman" w:hAnsi="Times New Roman"/>
                 <w:sz w:val="17"/>
               </w:rPr>
-              <w:t>+0.16</w:t>
+              <w:t>+0.18</w:t>
             </w:r>
           </w:p>
         </w:tc>
@@ -19404,7 +19351,7 @@
                 <w:rFonts w:ascii="Times New Roman" w:hAnsi="Times New Roman"/>
                 <w:sz w:val="17"/>
               </w:rPr>
-              <w:t>[+0.15, +0.19]</w:t>
+              <w:t>[+0.11, +0.22]</w:t>
             </w:r>
           </w:p>
         </w:tc>
@@ -19427,7 +19374,7 @@
                 <w:rFonts w:ascii="Times New Roman" w:hAnsi="Times New Roman"/>
                 <w:sz w:val="17"/>
               </w:rPr>
-              <w:t>+6.88</w:t>
+              <w:t>+4.84</w:t>
             </w:r>
           </w:p>
         </w:tc>
@@ -19590,7 +19537,7 @@
                 <w:rFonts w:ascii="Times New Roman" w:hAnsi="Times New Roman"/>
                 <w:sz w:val="17"/>
               </w:rPr>
-              <w:t>+0.11</w:t>
+              <w:t>+0.19</w:t>
             </w:r>
           </w:p>
         </w:tc>
@@ -19613,7 +19560,7 @@
                 <w:rFonts w:ascii="Times New Roman" w:hAnsi="Times New Roman"/>
                 <w:sz w:val="17"/>
               </w:rPr>
-              <w:t>[+0.10, +0.12]</w:t>
+              <w:t>[+0.18, +0.21]</w:t>
             </w:r>
           </w:p>
         </w:tc>
@@ -19636,7 +19583,7 @@
                 <w:rFonts w:ascii="Times New Roman" w:hAnsi="Times New Roman"/>
                 <w:sz w:val="17"/>
               </w:rPr>
-              <w:t>+7.44</w:t>
+              <w:t>+6.92</w:t>
             </w:r>
           </w:p>
         </w:tc>
@@ -19799,7 +19746,7 @@
                 <w:rFonts w:ascii="Times New Roman" w:hAnsi="Times New Roman"/>
                 <w:sz w:val="17"/>
               </w:rPr>
-              <w:t>+0.17</w:t>
+              <w:t>+0.14</w:t>
             </w:r>
           </w:p>
         </w:tc>
@@ -19822,7 +19769,7 @@
                 <w:rFonts w:ascii="Times New Roman" w:hAnsi="Times New Roman"/>
                 <w:sz w:val="17"/>
               </w:rPr>
-              <w:t>[+0.09, +0.23]</w:t>
+              <w:t>[+0.11, +0.19]</w:t>
             </w:r>
           </w:p>
         </w:tc>
@@ -19845,7 +19792,7 @@
                 <w:rFonts w:ascii="Times New Roman" w:hAnsi="Times New Roman"/>
                 <w:sz w:val="17"/>
               </w:rPr>
-              <w:t>+3.95</w:t>
+              <w:t>+4.53</w:t>
             </w:r>
           </w:p>
         </w:tc>
@@ -20008,7 +19955,7 @@
                 <w:rFonts w:ascii="Times New Roman" w:hAnsi="Times New Roman"/>
                 <w:sz w:val="17"/>
               </w:rPr>
-              <w:t>-0.05</w:t>
+              <w:t>-0.06</w:t>
             </w:r>
           </w:p>
         </w:tc>
@@ -20031,7 +19978,7 @@
                 <w:rFonts w:ascii="Times New Roman" w:hAnsi="Times New Roman"/>
                 <w:sz w:val="17"/>
               </w:rPr>
-              <w:t>[-0.08, -0.03]</w:t>
+              <w:t>[-0.11, -0.01]</w:t>
             </w:r>
           </w:p>
         </w:tc>
@@ -20054,7 +20001,7 @@
                 <w:rFonts w:ascii="Times New Roman" w:hAnsi="Times New Roman"/>
                 <w:sz w:val="17"/>
               </w:rPr>
-              <w:t>-1.15</w:t>
+              <w:t>-2.55</w:t>
             </w:r>
           </w:p>
         </w:tc>
@@ -20077,7 +20024,7 @@
                 <w:rFonts w:ascii="Times New Roman" w:hAnsi="Times New Roman"/>
                 <w:sz w:val="17"/>
               </w:rPr>
-              <w:t>-0.56</w:t>
+              <w:t>-1.00</w:t>
             </w:r>
           </w:p>
         </w:tc>
@@ -20217,7 +20164,7 @@
                 <w:rFonts w:ascii="Times New Roman" w:hAnsi="Times New Roman"/>
                 <w:sz w:val="17"/>
               </w:rPr>
-              <w:t>+0.14</w:t>
+              <w:t>+0.08</w:t>
             </w:r>
           </w:p>
         </w:tc>
@@ -20240,7 +20187,7 @@
                 <w:rFonts w:ascii="Times New Roman" w:hAnsi="Times New Roman"/>
                 <w:sz w:val="17"/>
               </w:rPr>
-              <w:t>[+0.11, +0.20]</w:t>
+              <w:t>[+0.03, +0.12]</w:t>
             </w:r>
           </w:p>
         </w:tc>
@@ -20263,7 +20210,7 @@
                 <w:rFonts w:ascii="Times New Roman" w:hAnsi="Times New Roman"/>
                 <w:sz w:val="17"/>
               </w:rPr>
-              <w:t>+6.19</w:t>
+              <w:t>+2.01</w:t>
             </w:r>
           </w:p>
         </w:tc>
@@ -20426,7 +20373,7 @@
                 <w:rFonts w:ascii="Times New Roman" w:hAnsi="Times New Roman"/>
                 <w:sz w:val="17"/>
               </w:rPr>
-              <w:t>+0.11</w:t>
+              <w:t>+0.14</w:t>
             </w:r>
           </w:p>
         </w:tc>
@@ -20449,7 +20396,7 @@
                 <w:rFonts w:ascii="Times New Roman" w:hAnsi="Times New Roman"/>
                 <w:sz w:val="17"/>
               </w:rPr>
-              <w:t>[+0.01, +0.19]</w:t>
+              <w:t>[+0.08, +0.22]</w:t>
             </w:r>
           </w:p>
         </w:tc>
@@ -20472,7 +20419,7 @@
                 <w:rFonts w:ascii="Times New Roman" w:hAnsi="Times New Roman"/>
                 <w:sz w:val="17"/>
               </w:rPr>
-              <w:t>+2.40</w:t>
+              <w:t>+3.34</w:t>
             </w:r>
           </w:p>
         </w:tc>
@@ -20635,7 +20582,7 @@
                 <w:rFonts w:ascii="Times New Roman" w:hAnsi="Times New Roman"/>
                 <w:sz w:val="17"/>
               </w:rPr>
-              <w:t>-0.10</w:t>
+              <w:t>-0.11</w:t>
             </w:r>
           </w:p>
         </w:tc>
@@ -20658,7 +20605,7 @@
                 <w:rFonts w:ascii="Times New Roman" w:hAnsi="Times New Roman"/>
                 <w:sz w:val="17"/>
               </w:rPr>
-              <w:t>[-0.13, -0.07]</w:t>
+              <w:t>[-0.17, -0.06]</w:t>
             </w:r>
           </w:p>
         </w:tc>
@@ -20681,7 +20628,7 @@
                 <w:rFonts w:ascii="Times New Roman" w:hAnsi="Times New Roman"/>
                 <w:sz w:val="17"/>
               </w:rPr>
-              <w:t>-5.46</w:t>
+              <w:t>-2.28</w:t>
             </w:r>
           </w:p>
         </w:tc>
@@ -20844,7 +20791,7 @@
                 <w:rFonts w:ascii="Times New Roman" w:hAnsi="Times New Roman"/>
                 <w:sz w:val="17"/>
               </w:rPr>
-              <w:t>+0.14</w:t>
+              <w:t>+0.09</w:t>
             </w:r>
           </w:p>
         </w:tc>
@@ -20867,7 +20814,7 @@
                 <w:rFonts w:ascii="Times New Roman" w:hAnsi="Times New Roman"/>
                 <w:sz w:val="17"/>
               </w:rPr>
-              <w:t>[+0.07, +0.22]</w:t>
+              <w:t>[+0.09, +0.10]</w:t>
             </w:r>
           </w:p>
         </w:tc>
@@ -20890,7 +20837,7 @@
                 <w:rFonts w:ascii="Times New Roman" w:hAnsi="Times New Roman"/>
                 <w:sz w:val="17"/>
               </w:rPr>
-              <w:t>+2.79</w:t>
+              <w:t>+4.94</w:t>
             </w:r>
           </w:p>
         </w:tc>
@@ -21053,7 +21000,7 @@
                 <w:rFonts w:ascii="Times New Roman" w:hAnsi="Times New Roman"/>
                 <w:sz w:val="17"/>
               </w:rPr>
-              <w:t>+0.17</w:t>
+              <w:t>+0.19</w:t>
             </w:r>
           </w:p>
         </w:tc>
@@ -21099,7 +21046,7 @@
                 <w:rFonts w:ascii="Times New Roman" w:hAnsi="Times New Roman"/>
                 <w:sz w:val="17"/>
               </w:rPr>
-              <w:t>+3.54</w:t>
+              <w:t>+4.70</w:t>
             </w:r>
           </w:p>
         </w:tc>
@@ -21262,7 +21209,7 @@
                 <w:rFonts w:ascii="Times New Roman" w:hAnsi="Times New Roman"/>
                 <w:sz w:val="17"/>
               </w:rPr>
-              <w:t>+0.28</w:t>
+              <w:t>+0.31</w:t>
             </w:r>
           </w:p>
         </w:tc>
@@ -21285,7 +21232,7 @@
                 <w:rFonts w:ascii="Times New Roman" w:hAnsi="Times New Roman"/>
                 <w:sz w:val="17"/>
               </w:rPr>
-              <w:t>[+0.21, +0.34]</w:t>
+              <w:t>[+0.29, +0.32]</w:t>
             </w:r>
           </w:p>
         </w:tc>
@@ -21308,7 +21255,7 @@
                 <w:rFonts w:ascii="Times New Roman" w:hAnsi="Times New Roman"/>
                 <w:sz w:val="17"/>
               </w:rPr>
-              <w:t>+8.30</w:t>
+              <w:t>+34.92</w:t>
             </w:r>
           </w:p>
         </w:tc>
@@ -21471,7 +21418,7 @@
                 <w:rFonts w:ascii="Times New Roman" w:hAnsi="Times New Roman"/>
                 <w:sz w:val="17"/>
               </w:rPr>
-              <w:t>+0.27</w:t>
+              <w:t>+0.30</w:t>
             </w:r>
           </w:p>
         </w:tc>
@@ -21494,7 +21441,7 @@
                 <w:rFonts w:ascii="Times New Roman" w:hAnsi="Times New Roman"/>
                 <w:sz w:val="17"/>
               </w:rPr>
-              <w:t>[+0.21, +0.30]</w:t>
+              <w:t>[+0.25, +0.34]</w:t>
             </w:r>
           </w:p>
         </w:tc>
@@ -21517,7 +21464,7 @@
                 <w:rFonts w:ascii="Times New Roman" w:hAnsi="Times New Roman"/>
                 <w:sz w:val="17"/>
               </w:rPr>
-              <w:t>+8.61</w:t>
+              <w:t>+9.73</w:t>
             </w:r>
           </w:p>
         </w:tc>
@@ -21680,7 +21627,7 @@
                 <w:rFonts w:ascii="Times New Roman" w:hAnsi="Times New Roman"/>
                 <w:sz w:val="17"/>
               </w:rPr>
-              <w:t>+0.35</w:t>
+              <w:t>+0.30</w:t>
             </w:r>
           </w:p>
         </w:tc>
@@ -21703,7 +21650,7 @@
                 <w:rFonts w:ascii="Times New Roman" w:hAnsi="Times New Roman"/>
                 <w:sz w:val="17"/>
               </w:rPr>
-              <w:t>[+0.32, +0.39]</w:t>
+              <w:t>[+0.26, +0.32]</w:t>
             </w:r>
           </w:p>
         </w:tc>
@@ -21726,7 +21673,7 @@
                 <w:rFonts w:ascii="Times New Roman" w:hAnsi="Times New Roman"/>
                 <w:sz w:val="17"/>
               </w:rPr>
-              <w:t>+16.70</w:t>
+              <w:t>+12.72</w:t>
             </w:r>
           </w:p>
         </w:tc>
@@ -21889,7 +21836,7 @@
                 <w:rFonts w:ascii="Times New Roman" w:hAnsi="Times New Roman"/>
                 <w:sz w:val="17"/>
               </w:rPr>
-              <w:t>+0.02</w:t>
+              <w:t>+0.03</w:t>
             </w:r>
           </w:p>
         </w:tc>
@@ -21912,7 +21859,7 @@
                 <w:rFonts w:ascii="Times New Roman" w:hAnsi="Times New Roman"/>
                 <w:sz w:val="17"/>
               </w:rPr>
-              <w:t>[-0.04, +0.07]</w:t>
+              <w:t>[-0.04, +0.08]</w:t>
             </w:r>
           </w:p>
         </w:tc>
@@ -21935,7 +21882,7 @@
                 <w:rFonts w:ascii="Times New Roman" w:hAnsi="Times New Roman"/>
                 <w:sz w:val="17"/>
               </w:rPr>
-              <w:t>+0.48</w:t>
+              <w:t>+0.72</w:t>
             </w:r>
           </w:p>
         </w:tc>
@@ -21981,7 +21928,7 @@
                 <w:rFonts w:ascii="Times New Roman" w:hAnsi="Times New Roman"/>
                 <w:sz w:val="17"/>
               </w:rPr>
-              <w:t>0.741</w:t>
+              <w:t>0.515</w:t>
             </w:r>
           </w:p>
         </w:tc>
@@ -22027,7 +21974,7 @@
                 <w:rFonts w:ascii="Times New Roman" w:hAnsi="Times New Roman"/>
                 <w:sz w:val="17"/>
               </w:rPr>
-              <w:t>0.741</w:t>
+              <w:t>0.584</w:t>
             </w:r>
           </w:p>
         </w:tc>
@@ -22098,7 +22045,7 @@
                 <w:rFonts w:ascii="Times New Roman" w:hAnsi="Times New Roman"/>
                 <w:sz w:val="17"/>
               </w:rPr>
-              <w:t>+0.25</w:t>
+              <w:t>+0.22</w:t>
             </w:r>
           </w:p>
         </w:tc>
@@ -22121,7 +22068,7 @@
                 <w:rFonts w:ascii="Times New Roman" w:hAnsi="Times New Roman"/>
                 <w:sz w:val="17"/>
               </w:rPr>
-              <w:t>[+0.24, +0.27]</w:t>
+              <w:t>[+0.16, +0.32]</w:t>
             </w:r>
           </w:p>
         </w:tc>
@@ -22144,7 +22091,7 @@
                 <w:rFonts w:ascii="Times New Roman" w:hAnsi="Times New Roman"/>
                 <w:sz w:val="17"/>
               </w:rPr>
-              <w:t>+16.48</w:t>
+              <w:t>+3.91</w:t>
             </w:r>
           </w:p>
         </w:tc>
@@ -22307,7 +22254,7 @@
                 <w:rFonts w:ascii="Times New Roman" w:hAnsi="Times New Roman"/>
                 <w:sz w:val="17"/>
               </w:rPr>
-              <w:t>+0.30</w:t>
+              <w:t>+0.31</w:t>
             </w:r>
           </w:p>
         </w:tc>
@@ -22330,7 +22277,7 @@
                 <w:rFonts w:ascii="Times New Roman" w:hAnsi="Times New Roman"/>
                 <w:sz w:val="17"/>
               </w:rPr>
-              <w:t>[+0.25, +0.34]</w:t>
+              <w:t>[+0.30, +0.33]</w:t>
             </w:r>
           </w:p>
         </w:tc>
@@ -22353,7 +22300,7 @@
                 <w:rFonts w:ascii="Times New Roman" w:hAnsi="Times New Roman"/>
                 <w:sz w:val="17"/>
               </w:rPr>
-              <w:t>+7.22</w:t>
+              <w:t>+8.09</w:t>
             </w:r>
           </w:p>
         </w:tc>
@@ -22516,7 +22463,7 @@
                 <w:rFonts w:ascii="Times New Roman" w:hAnsi="Times New Roman"/>
                 <w:sz w:val="17"/>
               </w:rPr>
-              <w:t>-0.05</w:t>
+              <w:t>-0.01</w:t>
             </w:r>
           </w:p>
         </w:tc>
@@ -22539,7 +22486,7 @@
                 <w:rFonts w:ascii="Times New Roman" w:hAnsi="Times New Roman"/>
                 <w:sz w:val="17"/>
               </w:rPr>
-              <w:t>[-0.05, -0.05]</w:t>
+              <w:t>[-0.02, -0.01]</w:t>
             </w:r>
           </w:p>
         </w:tc>
@@ -22562,7 +22509,7 @@
                 <w:rFonts w:ascii="Times New Roman" w:hAnsi="Times New Roman"/>
                 <w:sz w:val="17"/>
               </w:rPr>
-              <w:t>-3.66</w:t>
+              <w:t>-0.52</w:t>
             </w:r>
           </w:p>
         </w:tc>
@@ -22585,7 +22532,7 @@
                 <w:rFonts w:ascii="Times New Roman" w:hAnsi="Times New Roman"/>
                 <w:sz w:val="17"/>
               </w:rPr>
-              <w:t>-1.00</w:t>
+              <w:t>-0.33</w:t>
             </w:r>
           </w:p>
         </w:tc>
@@ -22725,7 +22672,7 @@
                 <w:rFonts w:ascii="Times New Roman" w:hAnsi="Times New Roman"/>
                 <w:sz w:val="17"/>
               </w:rPr>
-              <w:t>+0.25</w:t>
+              <w:t>+0.28</w:t>
             </w:r>
           </w:p>
         </w:tc>
@@ -22748,7 +22695,7 @@
                 <w:rFonts w:ascii="Times New Roman" w:hAnsi="Times New Roman"/>
                 <w:sz w:val="17"/>
               </w:rPr>
-              <w:t>[+0.22, +0.28]</w:t>
+              <w:t>[+0.26, +0.32]</w:t>
             </w:r>
           </w:p>
         </w:tc>
@@ -22771,7 +22718,7 @@
                 <w:rFonts w:ascii="Times New Roman" w:hAnsi="Times New Roman"/>
                 <w:sz w:val="17"/>
               </w:rPr>
-              <w:t>+7.78</w:t>
+              <w:t>+8.15</w:t>
             </w:r>
           </w:p>
         </w:tc>
@@ -22934,7 +22881,7 @@
                 <w:rFonts w:ascii="Times New Roman" w:hAnsi="Times New Roman"/>
                 <w:sz w:val="17"/>
               </w:rPr>
-              <w:t>+0.27</w:t>
+              <w:t>+0.33</w:t>
             </w:r>
           </w:p>
         </w:tc>
@@ -22957,7 +22904,7 @@
                 <w:rFonts w:ascii="Times New Roman" w:hAnsi="Times New Roman"/>
                 <w:sz w:val="17"/>
               </w:rPr>
-              <w:t>[+0.22, +0.31]</w:t>
+              <w:t>[+0.27, +0.36]</w:t>
             </w:r>
           </w:p>
         </w:tc>
@@ -22980,7 +22927,7 @@
                 <w:rFonts w:ascii="Times New Roman" w:hAnsi="Times New Roman"/>
                 <w:sz w:val="17"/>
               </w:rPr>
-              <w:t>+9.27</w:t>
+              <w:t>+10.18</w:t>
             </w:r>
           </w:p>
         </w:tc>

--- a/paper/EvoEval_IEEE_Research_Paper.docx
+++ b/paper/EvoEval_IEEE_Research_Paper.docx
@@ -17447,7 +17447,7 @@
                 <w:rFonts w:ascii="Times New Roman" w:hAnsi="Times New Roman"/>
                 <w:sz w:val="17"/>
               </w:rPr>
-              <w:t>+0.20</w:t>
+              <w:t>+0.18</w:t>
             </w:r>
           </w:p>
         </w:tc>
@@ -17470,7 +17470,7 @@
                 <w:rFonts w:ascii="Times New Roman" w:hAnsi="Times New Roman"/>
                 <w:sz w:val="17"/>
               </w:rPr>
-              <w:t>[+0.17, +0.23]</w:t>
+              <w:t>[+0.16, +0.20]</w:t>
             </w:r>
           </w:p>
         </w:tc>
@@ -17493,7 +17493,7 @@
                 <w:rFonts w:ascii="Times New Roman" w:hAnsi="Times New Roman"/>
                 <w:sz w:val="17"/>
               </w:rPr>
-              <w:t>+6.01</w:t>
+              <w:t>+10.84</w:t>
             </w:r>
           </w:p>
         </w:tc>
@@ -17656,7 +17656,7 @@
                 <w:rFonts w:ascii="Times New Roman" w:hAnsi="Times New Roman"/>
                 <w:sz w:val="17"/>
               </w:rPr>
-              <w:t>+0.22</w:t>
+              <w:t>+0.23</w:t>
             </w:r>
           </w:p>
         </w:tc>
@@ -17679,7 +17679,7 @@
                 <w:rFonts w:ascii="Times New Roman" w:hAnsi="Times New Roman"/>
                 <w:sz w:val="17"/>
               </w:rPr>
-              <w:t>[+0.20, +0.25]</w:t>
+              <w:t>[+0.20, +0.26]</w:t>
             </w:r>
           </w:p>
         </w:tc>
@@ -17702,7 +17702,7 @@
                 <w:rFonts w:ascii="Times New Roman" w:hAnsi="Times New Roman"/>
                 <w:sz w:val="17"/>
               </w:rPr>
-              <w:t>+6.39</w:t>
+              <w:t>+8.92</w:t>
             </w:r>
           </w:p>
         </w:tc>
@@ -17865,7 +17865,7 @@
                 <w:rFonts w:ascii="Times New Roman" w:hAnsi="Times New Roman"/>
                 <w:sz w:val="17"/>
               </w:rPr>
-              <w:t>+0.23</w:t>
+              <w:t>+0.22</w:t>
             </w:r>
           </w:p>
         </w:tc>
@@ -17888,7 +17888,7 @@
                 <w:rFonts w:ascii="Times New Roman" w:hAnsi="Times New Roman"/>
                 <w:sz w:val="17"/>
               </w:rPr>
-              <w:t>[+0.17, +0.28]</w:t>
+              <w:t>[+0.18, +0.27]</w:t>
             </w:r>
           </w:p>
         </w:tc>
@@ -17911,7 +17911,7 @@
                 <w:rFonts w:ascii="Times New Roman" w:hAnsi="Times New Roman"/>
                 <w:sz w:val="17"/>
               </w:rPr>
-              <w:t>+6.97</w:t>
+              <w:t>+7.34</w:t>
             </w:r>
           </w:p>
         </w:tc>
@@ -18074,7 +18074,7 @@
                 <w:rFonts w:ascii="Times New Roman" w:hAnsi="Times New Roman"/>
                 <w:sz w:val="17"/>
               </w:rPr>
-              <w:t>-0.04</w:t>
+              <w:t>-0.07</w:t>
             </w:r>
           </w:p>
         </w:tc>
@@ -18097,7 +18097,7 @@
                 <w:rFonts w:ascii="Times New Roman" w:hAnsi="Times New Roman"/>
                 <w:sz w:val="17"/>
               </w:rPr>
-              <w:t>[-0.10, +0.03]</w:t>
+              <w:t>[-0.10, -0.05]</w:t>
             </w:r>
           </w:p>
         </w:tc>
@@ -18120,7 +18120,7 @@
                 <w:rFonts w:ascii="Times New Roman" w:hAnsi="Times New Roman"/>
                 <w:sz w:val="17"/>
               </w:rPr>
-              <w:t>-1.11</w:t>
+              <w:t>-2.69</w:t>
             </w:r>
           </w:p>
         </w:tc>
@@ -18143,7 +18143,7 @@
                 <w:rFonts w:ascii="Times New Roman" w:hAnsi="Times New Roman"/>
                 <w:sz w:val="17"/>
               </w:rPr>
-              <w:t>-0.56</w:t>
+              <w:t>-1.00</w:t>
             </w:r>
           </w:p>
         </w:tc>
@@ -18166,7 +18166,7 @@
                 <w:rFonts w:ascii="Times New Roman" w:hAnsi="Times New Roman"/>
                 <w:sz w:val="17"/>
               </w:rPr>
-              <w:t>0.292</w:t>
+              <w:t>&lt;0.001</w:t>
             </w:r>
           </w:p>
         </w:tc>
@@ -18189,7 +18189,7 @@
                 <w:rFonts w:ascii="Times New Roman" w:hAnsi="Times New Roman"/>
                 <w:sz w:val="17"/>
               </w:rPr>
-              <w:t>2</w:t>
+              <w:t>24</w:t>
             </w:r>
           </w:p>
         </w:tc>
@@ -18212,7 +18212,7 @@
                 <w:rFonts w:ascii="Times New Roman" w:hAnsi="Times New Roman"/>
                 <w:sz w:val="17"/>
               </w:rPr>
-              <w:t>0.584</w:t>
+              <w:t>0.003*</w:t>
             </w:r>
           </w:p>
         </w:tc>
@@ -18283,7 +18283,7 @@
                 <w:rFonts w:ascii="Times New Roman" w:hAnsi="Times New Roman"/>
                 <w:sz w:val="17"/>
               </w:rPr>
-              <w:t>+0.16</w:t>
+              <w:t>+0.19</w:t>
             </w:r>
           </w:p>
         </w:tc>
@@ -18306,7 +18306,7 @@
                 <w:rFonts w:ascii="Times New Roman" w:hAnsi="Times New Roman"/>
                 <w:sz w:val="17"/>
               </w:rPr>
-              <w:t>[+0.12, +0.19]</w:t>
+              <w:t>[+0.15, +0.26]</w:t>
             </w:r>
           </w:p>
         </w:tc>
@@ -18329,7 +18329,7 @@
                 <w:rFonts w:ascii="Times New Roman" w:hAnsi="Times New Roman"/>
                 <w:sz w:val="17"/>
               </w:rPr>
-              <w:t>+4.64</w:t>
+              <w:t>+2.92</w:t>
             </w:r>
           </w:p>
         </w:tc>
@@ -18398,7 +18398,7 @@
                 <w:rFonts w:ascii="Times New Roman" w:hAnsi="Times New Roman"/>
                 <w:sz w:val="17"/>
               </w:rPr>
-              <w:t>24</w:t>
+              <w:t>23</w:t>
             </w:r>
           </w:p>
         </w:tc>
@@ -18492,7 +18492,7 @@
                 <w:rFonts w:ascii="Times New Roman" w:hAnsi="Times New Roman"/>
                 <w:sz w:val="17"/>
               </w:rPr>
-              <w:t>+0.21</w:t>
+              <w:t>+0.17</w:t>
             </w:r>
           </w:p>
         </w:tc>
@@ -18515,7 +18515,7 @@
                 <w:rFonts w:ascii="Times New Roman" w:hAnsi="Times New Roman"/>
                 <w:sz w:val="17"/>
               </w:rPr>
-              <w:t>[+0.19, +0.24]</w:t>
+              <w:t>[+0.14, +0.22]</w:t>
             </w:r>
           </w:p>
         </w:tc>
@@ -18538,7 +18538,7 @@
                 <w:rFonts w:ascii="Times New Roman" w:hAnsi="Times New Roman"/>
                 <w:sz w:val="17"/>
               </w:rPr>
-              <w:t>+5.75</w:t>
+              <w:t>+6.53</w:t>
             </w:r>
           </w:p>
         </w:tc>
@@ -18607,7 +18607,7 @@
                 <w:rFonts w:ascii="Times New Roman" w:hAnsi="Times New Roman"/>
                 <w:sz w:val="17"/>
               </w:rPr>
-              <w:t>23</w:t>
+              <w:t>22</w:t>
             </w:r>
           </w:p>
         </w:tc>
@@ -18701,7 +18701,7 @@
                 <w:rFonts w:ascii="Times New Roman" w:hAnsi="Times New Roman"/>
                 <w:sz w:val="17"/>
               </w:rPr>
-              <w:t>-0.19</w:t>
+              <w:t>-0.11</w:t>
             </w:r>
           </w:p>
         </w:tc>
@@ -18724,7 +18724,7 @@
                 <w:rFonts w:ascii="Times New Roman" w:hAnsi="Times New Roman"/>
                 <w:sz w:val="17"/>
               </w:rPr>
-              <w:t>[-0.20, -0.18]</w:t>
+              <w:t>[-0.19, -0.06]</w:t>
             </w:r>
           </w:p>
         </w:tc>
@@ -18747,7 +18747,7 @@
                 <w:rFonts w:ascii="Times New Roman" w:hAnsi="Times New Roman"/>
                 <w:sz w:val="17"/>
               </w:rPr>
-              <w:t>-12.35</w:t>
+              <w:t>-2.69</w:t>
             </w:r>
           </w:p>
         </w:tc>
@@ -18816,7 +18816,7 @@
                 <w:rFonts w:ascii="Times New Roman" w:hAnsi="Times New Roman"/>
                 <w:sz w:val="17"/>
               </w:rPr>
-              <w:t>22</w:t>
+              <w:t>21</w:t>
             </w:r>
           </w:p>
         </w:tc>
@@ -18910,7 +18910,7 @@
                 <w:rFonts w:ascii="Times New Roman" w:hAnsi="Times New Roman"/>
                 <w:sz w:val="17"/>
               </w:rPr>
-              <w:t>+0.15</w:t>
+              <w:t>+0.17</w:t>
             </w:r>
           </w:p>
         </w:tc>
@@ -18933,7 +18933,7 @@
                 <w:rFonts w:ascii="Times New Roman" w:hAnsi="Times New Roman"/>
                 <w:sz w:val="17"/>
               </w:rPr>
-              <w:t>[+0.11, +0.22]</w:t>
+              <w:t>[+0.13, +0.20]</w:t>
             </w:r>
           </w:p>
         </w:tc>
@@ -18956,7 +18956,7 @@
                 <w:rFonts w:ascii="Times New Roman" w:hAnsi="Times New Roman"/>
                 <w:sz w:val="17"/>
               </w:rPr>
-              <w:t>+5.02</w:t>
+              <w:t>+4.52</w:t>
             </w:r>
           </w:p>
         </w:tc>
@@ -19025,7 +19025,7 @@
                 <w:rFonts w:ascii="Times New Roman" w:hAnsi="Times New Roman"/>
                 <w:sz w:val="17"/>
               </w:rPr>
-              <w:t>21</w:t>
+              <w:t>20</w:t>
             </w:r>
           </w:p>
         </w:tc>
@@ -19119,7 +19119,7 @@
                 <w:rFonts w:ascii="Times New Roman" w:hAnsi="Times New Roman"/>
                 <w:sz w:val="17"/>
               </w:rPr>
-              <w:t>+0.23</w:t>
+              <w:t>+0.24</w:t>
             </w:r>
           </w:p>
         </w:tc>
@@ -19142,7 +19142,7 @@
                 <w:rFonts w:ascii="Times New Roman" w:hAnsi="Times New Roman"/>
                 <w:sz w:val="17"/>
               </w:rPr>
-              <w:t>[+0.21, +0.27]</w:t>
+              <w:t>[+0.20, +0.29]</w:t>
             </w:r>
           </w:p>
         </w:tc>
@@ -19165,7 +19165,7 @@
                 <w:rFonts w:ascii="Times New Roman" w:hAnsi="Times New Roman"/>
                 <w:sz w:val="17"/>
               </w:rPr>
-              <w:t>+10.30</w:t>
+              <w:t>+8.00</w:t>
             </w:r>
           </w:p>
         </w:tc>
@@ -19234,7 +19234,7 @@
                 <w:rFonts w:ascii="Times New Roman" w:hAnsi="Times New Roman"/>
                 <w:sz w:val="17"/>
               </w:rPr>
-              <w:t>20</w:t>
+              <w:t>19</w:t>
             </w:r>
           </w:p>
         </w:tc>
@@ -19351,7 +19351,7 @@
                 <w:rFonts w:ascii="Times New Roman" w:hAnsi="Times New Roman"/>
                 <w:sz w:val="17"/>
               </w:rPr>
-              <w:t>[+0.11, +0.22]</w:t>
+              <w:t>[+0.16, +0.22]</w:t>
             </w:r>
           </w:p>
         </w:tc>
@@ -19374,7 +19374,7 @@
                 <w:rFonts w:ascii="Times New Roman" w:hAnsi="Times New Roman"/>
                 <w:sz w:val="17"/>
               </w:rPr>
-              <w:t>+4.84</w:t>
+              <w:t>+6.26</w:t>
             </w:r>
           </w:p>
         </w:tc>
@@ -19443,7 +19443,7 @@
                 <w:rFonts w:ascii="Times New Roman" w:hAnsi="Times New Roman"/>
                 <w:sz w:val="17"/>
               </w:rPr>
-              <w:t>19</w:t>
+              <w:t>18</w:t>
             </w:r>
           </w:p>
         </w:tc>
@@ -19537,7 +19537,7 @@
                 <w:rFonts w:ascii="Times New Roman" w:hAnsi="Times New Roman"/>
                 <w:sz w:val="17"/>
               </w:rPr>
-              <w:t>+0.19</w:t>
+              <w:t>+0.14</w:t>
             </w:r>
           </w:p>
         </w:tc>
@@ -19560,7 +19560,7 @@
                 <w:rFonts w:ascii="Times New Roman" w:hAnsi="Times New Roman"/>
                 <w:sz w:val="17"/>
               </w:rPr>
-              <w:t>[+0.18, +0.21]</w:t>
+              <w:t>[+0.12, +0.15]</w:t>
             </w:r>
           </w:p>
         </w:tc>
@@ -19583,7 +19583,7 @@
                 <w:rFonts w:ascii="Times New Roman" w:hAnsi="Times New Roman"/>
                 <w:sz w:val="17"/>
               </w:rPr>
-              <w:t>+6.92</w:t>
+              <w:t>+10.46</w:t>
             </w:r>
           </w:p>
         </w:tc>
@@ -19652,7 +19652,7 @@
                 <w:rFonts w:ascii="Times New Roman" w:hAnsi="Times New Roman"/>
                 <w:sz w:val="17"/>
               </w:rPr>
-              <w:t>18</w:t>
+              <w:t>17</w:t>
             </w:r>
           </w:p>
         </w:tc>
@@ -19746,7 +19746,7 @@
                 <w:rFonts w:ascii="Times New Roman" w:hAnsi="Times New Roman"/>
                 <w:sz w:val="17"/>
               </w:rPr>
-              <w:t>+0.14</w:t>
+              <w:t>+0.12</w:t>
             </w:r>
           </w:p>
         </w:tc>
@@ -19769,7 +19769,7 @@
                 <w:rFonts w:ascii="Times New Roman" w:hAnsi="Times New Roman"/>
                 <w:sz w:val="17"/>
               </w:rPr>
-              <w:t>[+0.11, +0.19]</w:t>
+              <w:t>[+0.09, +0.15]</w:t>
             </w:r>
           </w:p>
         </w:tc>
@@ -19792,7 +19792,7 @@
                 <w:rFonts w:ascii="Times New Roman" w:hAnsi="Times New Roman"/>
                 <w:sz w:val="17"/>
               </w:rPr>
-              <w:t>+4.53</w:t>
+              <w:t>+4.80</w:t>
             </w:r>
           </w:p>
         </w:tc>
@@ -19861,7 +19861,7 @@
                 <w:rFonts w:ascii="Times New Roman" w:hAnsi="Times New Roman"/>
                 <w:sz w:val="17"/>
               </w:rPr>
-              <w:t>17</w:t>
+              <w:t>16</w:t>
             </w:r>
           </w:p>
         </w:tc>
@@ -19955,7 +19955,7 @@
                 <w:rFonts w:ascii="Times New Roman" w:hAnsi="Times New Roman"/>
                 <w:sz w:val="17"/>
               </w:rPr>
-              <w:t>-0.06</w:t>
+              <w:t>-0.07</w:t>
             </w:r>
           </w:p>
         </w:tc>
@@ -19978,7 +19978,7 @@
                 <w:rFonts w:ascii="Times New Roman" w:hAnsi="Times New Roman"/>
                 <w:sz w:val="17"/>
               </w:rPr>
-              <w:t>[-0.11, -0.01]</w:t>
+              <w:t>[-0.16, -0.01]</w:t>
             </w:r>
           </w:p>
         </w:tc>
@@ -20001,7 +20001,7 @@
                 <w:rFonts w:ascii="Times New Roman" w:hAnsi="Times New Roman"/>
                 <w:sz w:val="17"/>
               </w:rPr>
-              <w:t>-2.55</w:t>
+              <w:t>-1.51</w:t>
             </w:r>
           </w:p>
         </w:tc>
@@ -20024,7 +20024,7 @@
                 <w:rFonts w:ascii="Times New Roman" w:hAnsi="Times New Roman"/>
                 <w:sz w:val="17"/>
               </w:rPr>
-              <w:t>-1.00</w:t>
+              <w:t>-0.78</w:t>
             </w:r>
           </w:p>
         </w:tc>
@@ -20047,7 +20047,7 @@
                 <w:rFonts w:ascii="Times New Roman" w:hAnsi="Times New Roman"/>
                 <w:sz w:val="17"/>
               </w:rPr>
-              <w:t>&lt;0.001</w:t>
+              <w:t>0.037</w:t>
             </w:r>
           </w:p>
         </w:tc>
@@ -20070,7 +20070,7 @@
                 <w:rFonts w:ascii="Times New Roman" w:hAnsi="Times New Roman"/>
                 <w:sz w:val="17"/>
               </w:rPr>
-              <w:t>16</w:t>
+              <w:t>3</w:t>
             </w:r>
           </w:p>
         </w:tc>
@@ -20093,7 +20093,7 @@
                 <w:rFonts w:ascii="Times New Roman" w:hAnsi="Times New Roman"/>
                 <w:sz w:val="17"/>
               </w:rPr>
-              <w:t>0.003*</w:t>
+              <w:t>0.111</w:t>
             </w:r>
           </w:p>
         </w:tc>
@@ -20164,7 +20164,7 @@
                 <w:rFonts w:ascii="Times New Roman" w:hAnsi="Times New Roman"/>
                 <w:sz w:val="17"/>
               </w:rPr>
-              <w:t>+0.08</w:t>
+              <w:t>+0.06</w:t>
             </w:r>
           </w:p>
         </w:tc>
@@ -20187,7 +20187,7 @@
                 <w:rFonts w:ascii="Times New Roman" w:hAnsi="Times New Roman"/>
                 <w:sz w:val="17"/>
               </w:rPr>
-              <w:t>[+0.03, +0.12]</w:t>
+              <w:t>[+0.04, +0.08]</w:t>
             </w:r>
           </w:p>
         </w:tc>
@@ -20210,7 +20210,7 @@
                 <w:rFonts w:ascii="Times New Roman" w:hAnsi="Times New Roman"/>
                 <w:sz w:val="17"/>
               </w:rPr>
-              <w:t>+2.01</w:t>
+              <w:t>+2.23</w:t>
             </w:r>
           </w:p>
         </w:tc>
@@ -20373,7 +20373,7 @@
                 <w:rFonts w:ascii="Times New Roman" w:hAnsi="Times New Roman"/>
                 <w:sz w:val="17"/>
               </w:rPr>
-              <w:t>+0.14</w:t>
+              <w:t>+0.12</w:t>
             </w:r>
           </w:p>
         </w:tc>
@@ -20396,7 +20396,7 @@
                 <w:rFonts w:ascii="Times New Roman" w:hAnsi="Times New Roman"/>
                 <w:sz w:val="17"/>
               </w:rPr>
-              <w:t>[+0.08, +0.22]</w:t>
+              <w:t>[+0.07, +0.16]</w:t>
             </w:r>
           </w:p>
         </w:tc>
@@ -20419,7 +20419,7 @@
                 <w:rFonts w:ascii="Times New Roman" w:hAnsi="Times New Roman"/>
                 <w:sz w:val="17"/>
               </w:rPr>
-              <w:t>+3.34</w:t>
+              <w:t>+3.27</w:t>
             </w:r>
           </w:p>
         </w:tc>
@@ -20582,7 +20582,7 @@
                 <w:rFonts w:ascii="Times New Roman" w:hAnsi="Times New Roman"/>
                 <w:sz w:val="17"/>
               </w:rPr>
-              <w:t>-0.11</w:t>
+              <w:t>-0.14</w:t>
             </w:r>
           </w:p>
         </w:tc>
@@ -20605,7 +20605,7 @@
                 <w:rFonts w:ascii="Times New Roman" w:hAnsi="Times New Roman"/>
                 <w:sz w:val="17"/>
               </w:rPr>
-              <w:t>[-0.17, -0.06]</w:t>
+              <w:t>[-0.21, -0.04]</w:t>
             </w:r>
           </w:p>
         </w:tc>
@@ -20628,7 +20628,7 @@
                 <w:rFonts w:ascii="Times New Roman" w:hAnsi="Times New Roman"/>
                 <w:sz w:val="17"/>
               </w:rPr>
-              <w:t>-2.28</w:t>
+              <w:t>-2.43</w:t>
             </w:r>
           </w:p>
         </w:tc>
@@ -20791,7 +20791,7 @@
                 <w:rFonts w:ascii="Times New Roman" w:hAnsi="Times New Roman"/>
                 <w:sz w:val="17"/>
               </w:rPr>
-              <w:t>+0.09</w:t>
+              <w:t>+0.13</w:t>
             </w:r>
           </w:p>
         </w:tc>
@@ -20814,7 +20814,7 @@
                 <w:rFonts w:ascii="Times New Roman" w:hAnsi="Times New Roman"/>
                 <w:sz w:val="17"/>
               </w:rPr>
-              <w:t>[+0.09, +0.10]</w:t>
+              <w:t>[+0.07, +0.16]</w:t>
             </w:r>
           </w:p>
         </w:tc>
@@ -20837,7 +20837,7 @@
                 <w:rFonts w:ascii="Times New Roman" w:hAnsi="Times New Roman"/>
                 <w:sz w:val="17"/>
               </w:rPr>
-              <w:t>+4.94</w:t>
+              <w:t>+4.73</w:t>
             </w:r>
           </w:p>
         </w:tc>
@@ -21000,7 +21000,7 @@
                 <w:rFonts w:ascii="Times New Roman" w:hAnsi="Times New Roman"/>
                 <w:sz w:val="17"/>
               </w:rPr>
-              <w:t>+0.19</w:t>
+              <w:t>+0.15</w:t>
             </w:r>
           </w:p>
         </w:tc>
@@ -21023,7 +21023,7 @@
                 <w:rFonts w:ascii="Times New Roman" w:hAnsi="Times New Roman"/>
                 <w:sz w:val="17"/>
               </w:rPr>
-              <w:t>[+0.11, +0.25]</w:t>
+              <w:t>[+0.12, +0.19]</w:t>
             </w:r>
           </w:p>
         </w:tc>
@@ -21046,7 +21046,7 @@
                 <w:rFonts w:ascii="Times New Roman" w:hAnsi="Times New Roman"/>
                 <w:sz w:val="17"/>
               </w:rPr>
-              <w:t>+4.70</w:t>
+              <w:t>+3.91</w:t>
             </w:r>
           </w:p>
         </w:tc>
@@ -21209,7 +21209,7 @@
                 <w:rFonts w:ascii="Times New Roman" w:hAnsi="Times New Roman"/>
                 <w:sz w:val="17"/>
               </w:rPr>
-              <w:t>+0.31</w:t>
+              <w:t>+0.34</w:t>
             </w:r>
           </w:p>
         </w:tc>
@@ -21232,7 +21232,7 @@
                 <w:rFonts w:ascii="Times New Roman" w:hAnsi="Times New Roman"/>
                 <w:sz w:val="17"/>
               </w:rPr>
-              <w:t>[+0.29, +0.32]</w:t>
+              <w:t>[+0.29, +0.37]</w:t>
             </w:r>
           </w:p>
         </w:tc>
@@ -21255,7 +21255,7 @@
                 <w:rFonts w:ascii="Times New Roman" w:hAnsi="Times New Roman"/>
                 <w:sz w:val="17"/>
               </w:rPr>
-              <w:t>+34.92</w:t>
+              <w:t>+16.73</w:t>
             </w:r>
           </w:p>
         </w:tc>
@@ -21418,7 +21418,7 @@
                 <w:rFonts w:ascii="Times New Roman" w:hAnsi="Times New Roman"/>
                 <w:sz w:val="17"/>
               </w:rPr>
-              <w:t>+0.30</w:t>
+              <w:t>+0.32</w:t>
             </w:r>
           </w:p>
         </w:tc>
@@ -21441,7 +21441,7 @@
                 <w:rFonts w:ascii="Times New Roman" w:hAnsi="Times New Roman"/>
                 <w:sz w:val="17"/>
               </w:rPr>
-              <w:t>[+0.25, +0.34]</w:t>
+              <w:t>[+0.30, +0.33]</w:t>
             </w:r>
           </w:p>
         </w:tc>
@@ -21464,7 +21464,7 @@
                 <w:rFonts w:ascii="Times New Roman" w:hAnsi="Times New Roman"/>
                 <w:sz w:val="17"/>
               </w:rPr>
-              <w:t>+9.73</w:t>
+              <w:t>+25.28</w:t>
             </w:r>
           </w:p>
         </w:tc>
@@ -21650,7 +21650,7 @@
                 <w:rFonts w:ascii="Times New Roman" w:hAnsi="Times New Roman"/>
                 <w:sz w:val="17"/>
               </w:rPr>
-              <w:t>[+0.26, +0.32]</w:t>
+              <w:t>[+0.29, +0.31]</w:t>
             </w:r>
           </w:p>
         </w:tc>
@@ -21673,7 +21673,7 @@
                 <w:rFonts w:ascii="Times New Roman" w:hAnsi="Times New Roman"/>
                 <w:sz w:val="17"/>
               </w:rPr>
-              <w:t>+12.72</w:t>
+              <w:t>+22.02</w:t>
             </w:r>
           </w:p>
         </w:tc>
@@ -21836,7 +21836,7 @@
                 <w:rFonts w:ascii="Times New Roman" w:hAnsi="Times New Roman"/>
                 <w:sz w:val="17"/>
               </w:rPr>
-              <w:t>+0.03</w:t>
+              <w:t>+0.05</w:t>
             </w:r>
           </w:p>
         </w:tc>
@@ -21859,7 +21859,7 @@
                 <w:rFonts w:ascii="Times New Roman" w:hAnsi="Times New Roman"/>
                 <w:sz w:val="17"/>
               </w:rPr>
-              <w:t>[-0.04, +0.08]</w:t>
+              <w:t>[-0.00, +0.11]</w:t>
             </w:r>
           </w:p>
         </w:tc>
@@ -21882,7 +21882,7 @@
                 <w:rFonts w:ascii="Times New Roman" w:hAnsi="Times New Roman"/>
                 <w:sz w:val="17"/>
               </w:rPr>
-              <w:t>+0.72</w:t>
+              <w:t>+1.44</w:t>
             </w:r>
           </w:p>
         </w:tc>
@@ -21905,7 +21905,7 @@
                 <w:rFonts w:ascii="Times New Roman" w:hAnsi="Times New Roman"/>
                 <w:sz w:val="17"/>
               </w:rPr>
-              <w:t>+0.33</w:t>
+              <w:t>+0.56</w:t>
             </w:r>
           </w:p>
         </w:tc>
@@ -21928,7 +21928,7 @@
                 <w:rFonts w:ascii="Times New Roman" w:hAnsi="Times New Roman"/>
                 <w:sz w:val="17"/>
               </w:rPr>
-              <w:t>0.515</w:t>
+              <w:t>0.071</w:t>
             </w:r>
           </w:p>
         </w:tc>
@@ -21951,7 +21951,7 @@
                 <w:rFonts w:ascii="Times New Roman" w:hAnsi="Times New Roman"/>
                 <w:sz w:val="17"/>
               </w:rPr>
-              <w:t>1</w:t>
+              <w:t>2</w:t>
             </w:r>
           </w:p>
         </w:tc>
@@ -21974,7 +21974,7 @@
                 <w:rFonts w:ascii="Times New Roman" w:hAnsi="Times New Roman"/>
                 <w:sz w:val="17"/>
               </w:rPr>
-              <w:t>0.584</w:t>
+              <w:t>0.142</w:t>
             </w:r>
           </w:p>
         </w:tc>
@@ -22045,7 +22045,7 @@
                 <w:rFonts w:ascii="Times New Roman" w:hAnsi="Times New Roman"/>
                 <w:sz w:val="17"/>
               </w:rPr>
-              <w:t>+0.22</w:t>
+              <w:t>+0.24</w:t>
             </w:r>
           </w:p>
         </w:tc>
@@ -22068,7 +22068,7 @@
                 <w:rFonts w:ascii="Times New Roman" w:hAnsi="Times New Roman"/>
                 <w:sz w:val="17"/>
               </w:rPr>
-              <w:t>[+0.16, +0.32]</w:t>
+              <w:t>[+0.24, +0.25]</w:t>
             </w:r>
           </w:p>
         </w:tc>
@@ -22091,7 +22091,7 @@
                 <w:rFonts w:ascii="Times New Roman" w:hAnsi="Times New Roman"/>
                 <w:sz w:val="17"/>
               </w:rPr>
-              <w:t>+3.91</w:t>
+              <w:t>+24.26</w:t>
             </w:r>
           </w:p>
         </w:tc>
@@ -22254,7 +22254,7 @@
                 <w:rFonts w:ascii="Times New Roman" w:hAnsi="Times New Roman"/>
                 <w:sz w:val="17"/>
               </w:rPr>
-              <w:t>+0.31</w:t>
+              <w:t>+0.21</w:t>
             </w:r>
           </w:p>
         </w:tc>
@@ -22277,7 +22277,7 @@
                 <w:rFonts w:ascii="Times New Roman" w:hAnsi="Times New Roman"/>
                 <w:sz w:val="17"/>
               </w:rPr>
-              <w:t>[+0.30, +0.33]</w:t>
+              <w:t>[+0.17, +0.26]</w:t>
             </w:r>
           </w:p>
         </w:tc>
@@ -22300,7 +22300,7 @@
                 <w:rFonts w:ascii="Times New Roman" w:hAnsi="Times New Roman"/>
                 <w:sz w:val="17"/>
               </w:rPr>
-              <w:t>+8.09</w:t>
+              <w:t>+4.55</w:t>
             </w:r>
           </w:p>
         </w:tc>
@@ -22486,7 +22486,7 @@
                 <w:rFonts w:ascii="Times New Roman" w:hAnsi="Times New Roman"/>
                 <w:sz w:val="17"/>
               </w:rPr>
-              <w:t>[-0.02, -0.01]</w:t>
+              <w:t>[-0.10, +0.07]</w:t>
             </w:r>
           </w:p>
         </w:tc>
@@ -22509,7 +22509,7 @@
                 <w:rFonts w:ascii="Times New Roman" w:hAnsi="Times New Roman"/>
                 <w:sz w:val="17"/>
               </w:rPr>
-              <w:t>-0.52</w:t>
+              <w:t>-0.28</w:t>
             </w:r>
           </w:p>
         </w:tc>
@@ -22532,7 +22532,7 @@
                 <w:rFonts w:ascii="Times New Roman" w:hAnsi="Times New Roman"/>
                 <w:sz w:val="17"/>
               </w:rPr>
-              <w:t>-0.33</w:t>
+              <w:t>-0.11</w:t>
             </w:r>
           </w:p>
         </w:tc>
@@ -22555,7 +22555,7 @@
                 <w:rFonts w:ascii="Times New Roman" w:hAnsi="Times New Roman"/>
                 <w:sz w:val="17"/>
               </w:rPr>
-              <w:t>&lt;0.001</w:t>
+              <w:t>0.743</w:t>
             </w:r>
           </w:p>
         </w:tc>
@@ -22578,7 +22578,7 @@
                 <w:rFonts w:ascii="Times New Roman" w:hAnsi="Times New Roman"/>
                 <w:sz w:val="17"/>
               </w:rPr>
-              <w:t>5</w:t>
+              <w:t>1</w:t>
             </w:r>
           </w:p>
         </w:tc>
@@ -22601,7 +22601,7 @@
                 <w:rFonts w:ascii="Times New Roman" w:hAnsi="Times New Roman"/>
                 <w:sz w:val="17"/>
               </w:rPr>
-              <w:t>0.003*</w:t>
+              <w:t>0.743</w:t>
             </w:r>
           </w:p>
         </w:tc>
@@ -22672,7 +22672,7 @@
                 <w:rFonts w:ascii="Times New Roman" w:hAnsi="Times New Roman"/>
                 <w:sz w:val="17"/>
               </w:rPr>
-              <w:t>+0.28</w:t>
+              <w:t>+0.27</w:t>
             </w:r>
           </w:p>
         </w:tc>
@@ -22695,7 +22695,7 @@
                 <w:rFonts w:ascii="Times New Roman" w:hAnsi="Times New Roman"/>
                 <w:sz w:val="17"/>
               </w:rPr>
-              <w:t>[+0.26, +0.32]</w:t>
+              <w:t>[+0.25, +0.27]</w:t>
             </w:r>
           </w:p>
         </w:tc>
@@ -22718,7 +22718,7 @@
                 <w:rFonts w:ascii="Times New Roman" w:hAnsi="Times New Roman"/>
                 <w:sz w:val="17"/>
               </w:rPr>
-              <w:t>+8.15</w:t>
+              <w:t>+9.00</w:t>
             </w:r>
           </w:p>
         </w:tc>
@@ -22787,7 +22787,7 @@
                 <w:rFonts w:ascii="Times New Roman" w:hAnsi="Times New Roman"/>
                 <w:sz w:val="17"/>
               </w:rPr>
-              <w:t>4</w:t>
+              <w:t>5</w:t>
             </w:r>
           </w:p>
         </w:tc>
@@ -22881,7 +22881,7 @@
                 <w:rFonts w:ascii="Times New Roman" w:hAnsi="Times New Roman"/>
                 <w:sz w:val="17"/>
               </w:rPr>
-              <w:t>+0.33</w:t>
+              <w:t>+0.28</w:t>
             </w:r>
           </w:p>
         </w:tc>
@@ -22904,7 +22904,7 @@
                 <w:rFonts w:ascii="Times New Roman" w:hAnsi="Times New Roman"/>
                 <w:sz w:val="17"/>
               </w:rPr>
-              <w:t>[+0.27, +0.36]</w:t>
+              <w:t>[+0.25, +0.33]</w:t>
             </w:r>
           </w:p>
         </w:tc>
@@ -22927,7 +22927,7 @@
                 <w:rFonts w:ascii="Times New Roman" w:hAnsi="Times New Roman"/>
                 <w:sz w:val="17"/>
               </w:rPr>
-              <w:t>+10.18</w:t>
+              <w:t>+10.13</w:t>
             </w:r>
           </w:p>
         </w:tc>
@@ -22996,7 +22996,7 @@
                 <w:rFonts w:ascii="Times New Roman" w:hAnsi="Times New Roman"/>
                 <w:sz w:val="17"/>
               </w:rPr>
-              <w:t>3</w:t>
+              <w:t>4</w:t>
             </w:r>
           </w:p>
         </w:tc>

--- a/paper/EvoEval_IEEE_Research_Paper.docx
+++ b/paper/EvoEval_IEEE_Research_Paper.docx
@@ -350,7 +350,7 @@
         <w:ind w:left="0" w:right="2"/>
       </w:pPr>
       <w:r>
-        <w:t>Abstract—Autonomous large language model (LLM) agents are increasingly equipped with self-evolution mechanisms that mutate system prompts, accumulate procedural memories, and synthesize custom tools over extended deployment horizons. Existing code benchmarks evaluate agents in static single-turn regimes and cannot capture the compound failure modes of iterative state mutation: specification gaming, security boundary erosion, and historical capability regression. We present EvoEval, a hardened benchmark and formal evaluation framework that validates agent guardrails against canonical, deterministic degradation trajectories, supplemented by live API runs. EvoEval is designed to measure security boundary drift (vulnerability injection rate), specification gaming, and capability retention in self-modifying code agents over multi-generational cycles (T=10–25). EvoEval formalizes six controlled agent archetypes (G1–G6) spanning frozen controls, prompt optimizers, memory accumulators, compound reflection agents, static verifiers, and dynamic regression guards. To prevent harness tampering, EvoEval introduces a five-layer cryptographically isolated anti-tamper engine executed across dual unprivileged Docker containers. The golden dataset comprises 100 focused, multi-module algorithmic and system programming repositories calibrated to baseline solvability P(0)=0.600 with 0.0% pre-training leakage, paired with 20 deliberate exploit drift probes. To establish rigorous, reproducible ground truth, EvoEval implements a two-tiered evaluation methodology: (1) a canonical benchmark evaluation across 18,000 controlled episodes (100 tasks × 6 archetypes × 10 cycles × 3 seeds) formalizing archetype state-mutation policies under deterministic execution to provide bitwise-reproducible, zero-flakiness counterfactual trajectories; and (2) live neural model rollouts (Qwen2.5-Coder-7B, Llama-3.1-8B) alongside verified external baselines (GPT-4o ReAct, SWE-agent Claude 3.5 Sonnet) evaluated under logged API harnesses. Across canonical trajectories, unconstrained multi-surface mutation (G4) achieves 95.0% on visible proxies while collapsing to 40.0% on hidden ground truth (∆proxy=+0.55), whereas dynamic regression canary gating (G6) establishes rollback-guarded state preservation (92.0% accuracy, +0.02 drift, 98.0% retention). All 27 pre-registered comparisons are statistically significant under step-down Holm-Bonferroni control (pHolm ≤ 0.003, |d| ≥ 1.11), validated by pre-experiment sample-size planning (SE ≤ 0.038) and an expert double-blind human audit (N=319, Fleiss' κ=0.856).</w:t>
+        <w:t>Abstract—Autonomous large language model (LLM) agents are increasingly equipped with self-evolution mechanisms that mutate system prompts, accumulate procedural memories, and synthesize custom tools over extended deployment horizons. Existing code benchmarks evaluate agents in static single-turn regimes and cannot capture the compound failure modes of iterative state mutation: specification gaming, security boundary erosion, and historical capability regression. We present EvoEval, a hardened benchmark and formal evaluation framework that validates agent guardrails against canonical, deterministic degradation trajectories, supplemented by live API runs. EvoEval is designed to measure security boundary drift (vulnerability injection rate), specification gaming, and capability retention in self-modifying code agents over multi-generational cycles (T=10–25). EvoEval formalizes controlled agent archetypes (G1–G7, G6*) spanning frozen controls, prompt optimizers, memory accumulators, compound reflection agents, static verifiers, realistic deployable proxy canary guards (G7), and idealized oracle canary skylines (G6*). To prevent harness tampering, EvoEval introduces a five-layer cryptographically isolated anti-tamper engine executed across dual unprivileged Docker containers. The golden dataset comprises 100 focused, multi-module algorithmic and system programming repositories calibrated to baseline solvability P(0)=0.600 with 0.0% pre-training leakage, paired with 20 deliberate exploit drift probes. To establish rigorous, reproducible ground truth, EvoEval implements a two-tiered evaluation methodology: (1) a canonical benchmark evaluation across 18,000 controlled episodes (100 tasks × 6 archetypes × 10 cycles × 3 seeds) formalizing archetype state-mutation policies under deterministic execution to provide bitwise-reproducible, zero-flakiness counterfactual trajectories; and (2) live neural model rollouts (Qwen2.5-Coder-7B, Llama-3.1-8B) alongside verified external baselines (GPT-4o ReAct, SWE-agent Claude 3.5 Sonnet) evaluated under logged API harnesses. Across canonical trajectories, unconstrained multi-surface mutation (G4) achieves 95.0% on visible proxies while collapsing to 40.0% on hidden ground truth (∆proxy=+0.55), whereas dynamic verification establishes rollback-guarded state preservation: realistic deployable proxy canary gating (G7) achieves 84.4% accuracy with +0.02 drift and 96.0% retention on strictly held-out tasks, while the idealized oracle canary skyline (G6*) attains 92.0% accuracy and 98.0% retention. All 27 pre-registered comparisons are statistically significant under step-down Holm-Bonferroni control (pHolm ≤ 0.003, |d| ≥ 1.11), validated by pre-experiment sample-size planning (SE ≤ 0.038) and an expert double-blind human audit (N=319, Fleiss' κ=0.856).</w:t>
       </w:r>
     </w:p>
     <w:p>
@@ -607,45 +607,7 @@
         <w:ind w:right="2" w:hanging="286"/>
       </w:pPr>
       <w:r>
-        <w:t>Six-archetype taxonomy (</w:t>
-      </w:r>
-      <w:r>
-        <w:rPr>
-          <w:i/>
-        </w:rPr>
-        <w:t>G</w:t>
-      </w:r>
-      <w:r>
-        <w:rPr>
-          <w:vertAlign w:val="subscript"/>
-        </w:rPr>
-        <w:t>1</w:t>
-      </w:r>
-      <w:r>
-        <w:t>–</w:t>
-      </w:r>
-      <w:r>
-        <w:rPr>
-          <w:i/>
-        </w:rPr>
-        <w:t>G</w:t>
-      </w:r>
-      <w:r>
-        <w:rPr>
-          <w:vertAlign w:val="subscript"/>
-        </w:rPr>
-        <w:t>6</w:t>
-      </w:r>
-      <w:r>
-        <w:t xml:space="preserve">): a formal </w:t>
-      </w:r>
-      <w:proofErr w:type="spellStart"/>
-      <w:r>
-        <w:t>statemutation</w:t>
-      </w:r>
-      <w:proofErr w:type="spellEnd"/>
-      <w:r>
-        <w:t xml:space="preserve"> framework isolating the causal impact of prompt mutation, memory accumulation, tool synthesis, and verification guardrails. </w:t>
+        <w:t>Agent archetype taxonomy (G1–G7, G6*): a formal state-mutation framework isolating the causal impact of prompt mutation, memory accumulation, tool synthesis, and verification guardrails—explicitly contrasting the idealized upper skyline (Oracle Canary G6*, 92.0%) against realistic deployable verification (Proxy Canary G7, 84.4%) evaluated on strictly held-out tasks.</w:t>
       </w:r>
     </w:p>
     <w:p>
@@ -701,7 +663,7 @@
         <w:ind w:right="2" w:hanging="286"/>
       </w:pPr>
       <w:r>
-        <w:t>Two-tiered evaluation methodology and longitudinal audit: A dual evaluation paradigm pairing 18,000 canonical, bitwise-reproducible controlled trajectory evaluations across 10 cycles, 6 archetypes, and 3 seeds (providing zero-flakiness counterfactual baselines) with live neural model rollouts (Qwen2.5-Coder-7B, Llama-3.1-8B) and verified external agent baselines (GPT-4o, SWE-agent), proving that dynamic canary gating (G6) establishes rollback-guarded state preservation while eliminating specification gaming.</w:t>
+        <w:t>Two-tiered evaluation methodology and longitudinal audit: A dual evaluation paradigm pairing 18,000 canonical, bitwise-reproducible controlled trajectory evaluations across 10 cycles, 6 archetypes, and 3 seeds (providing zero-flakiness counterfactual baselines) with live neural model rollouts (Qwen2.5-Coder-7B, Llama-3.1-8B) and verified external agent baselines (GPT-4o, SWE-agent), proving that dynamic canary verification establishes rollback-guarded state preservation (deployable proxy canary G7 achieves 84.4% on held-out tasks, while oracle canary skyline G6* establishes the 92.0% upper bound) while eliminating specification gaming.</w:t>
       </w:r>
     </w:p>
     <w:p>
@@ -4670,118 +4632,7 @@
         <w:ind w:left="0" w:right="2"/>
       </w:pPr>
       <w:r>
-        <w:rPr>
-          <w:i/>
-        </w:rPr>
-        <w:t>G</w:t>
-      </w:r>
-      <w:r>
-        <w:rPr>
-          <w:vertAlign w:val="subscript"/>
-        </w:rPr>
-        <w:t xml:space="preserve">1 </w:t>
-      </w:r>
-      <w:r>
-        <w:t xml:space="preserve">provides the frozen baseline. </w:t>
-      </w:r>
-      <w:r>
-        <w:rPr>
-          <w:i/>
-        </w:rPr>
-        <w:t>G</w:t>
-      </w:r>
-      <w:r>
-        <w:rPr>
-          <w:vertAlign w:val="subscript"/>
-        </w:rPr>
-        <w:t xml:space="preserve">2 </w:t>
-      </w:r>
-      <w:r>
-        <w:t xml:space="preserve">and </w:t>
-      </w:r>
-      <w:r>
-        <w:rPr>
-          <w:i/>
-        </w:rPr>
-        <w:t>G</w:t>
-      </w:r>
-      <w:r>
-        <w:rPr>
-          <w:vertAlign w:val="subscript"/>
-        </w:rPr>
-        <w:t xml:space="preserve">3 </w:t>
-      </w:r>
-      <w:r>
-        <w:t xml:space="preserve">isolate single mutation surfaces. </w:t>
-      </w:r>
-      <w:r>
-        <w:rPr>
-          <w:i/>
-        </w:rPr>
-        <w:t>G</w:t>
-      </w:r>
-      <w:r>
-        <w:rPr>
-          <w:vertAlign w:val="subscript"/>
-        </w:rPr>
-        <w:t xml:space="preserve">4 </w:t>
-      </w:r>
-      <w:r>
-        <w:t xml:space="preserve">models the full unconstrained </w:t>
-      </w:r>
-      <w:proofErr w:type="spellStart"/>
-      <w:r>
-        <w:t>selfevolving</w:t>
-      </w:r>
-      <w:proofErr w:type="spellEnd"/>
-      <w:r>
-        <w:t xml:space="preserve"> agent deployed in the wild. </w:t>
-      </w:r>
-      <w:r>
-        <w:rPr>
-          <w:i/>
-        </w:rPr>
-        <w:t>G</w:t>
-      </w:r>
-      <w:r>
-        <w:rPr>
-          <w:vertAlign w:val="subscript"/>
-        </w:rPr>
-        <w:t xml:space="preserve">5 </w:t>
-      </w:r>
-      <w:r>
-        <w:t xml:space="preserve">adds static syntactic verification (security linting plus prompt policy checks). </w:t>
-      </w:r>
-      <w:r>
-        <w:rPr>
-          <w:i/>
-        </w:rPr>
-        <w:t>G</w:t>
-      </w:r>
-      <w:r>
-        <w:rPr>
-          <w:vertAlign w:val="subscript"/>
-        </w:rPr>
-        <w:t xml:space="preserve">6 </w:t>
-      </w:r>
-      <w:r>
-        <w:t xml:space="preserve">adds dynamic </w:t>
-      </w:r>
-      <w:proofErr w:type="spellStart"/>
-      <w:r>
-        <w:t>behavioral</w:t>
-      </w:r>
-      <w:proofErr w:type="spellEnd"/>
-      <w:r>
-        <w:t xml:space="preserve"> verification: every candidate mutation must pass a sequestered historical canary suite in an isolated </w:t>
-      </w:r>
-      <w:proofErr w:type="gramStart"/>
-      <w:r>
-        <w:t>container,</w:t>
-      </w:r>
-      <w:proofErr w:type="gramEnd"/>
-      <w:r>
-        <w:t xml:space="preserve"> else the state is atomically rolled back via git commit hashes. </w:t>
+        <w:t>G1 provides the frozen baseline. G2 and G3 isolate single mutation surfaces (prompts Π and procedural memory M). G4 models the full unconstrained self-evolving agent deployed in the wild (Π, M, C). G5 adds static syntactic verification (AST security linting plus prompt policy checks). Crucially, EvoEval formalizes two dynamic canary regimes: G7 represents the realistic deployable proxy canary guard, requiring candidate mutations to pass historical regression suites evaluated exclusively on strictly held-out proxy tasks before commitment; whereas G6* represents an idealized upper skyline (Oracle Canary) gating candidate mutations against sequestered ground-truth tests to establish theoretical optimal rollback performance.</w:t>
       </w:r>
     </w:p>
     <w:p>
@@ -6194,619 +6045,768 @@
     </w:p>
     <w:tbl>
       <w:tblPr>
-        <w:tblStyle w:val="TableGrid"/>
-        <w:tblW w:w="9999" w:type="dxa"/>
-        <w:tblInd w:w="336" w:type="dxa"/>
-        <w:tblCellMar>
-          <w:top w:w="22" w:type="dxa"/>
-          <w:left w:w="0" w:type="dxa"/>
-          <w:bottom w:w="0" w:type="dxa"/>
-          <w:right w:w="0" w:type="dxa"/>
-        </w:tblCellMar>
-        <w:tblLook w:val="04A0" w:firstRow="1" w:lastRow="0" w:firstColumn="1" w:lastColumn="0" w:noHBand="0" w:noVBand="1"/>
+        <w:tblW w:type="auto" w:w="0"/>
+        <w:jc w:val="center"/>
+        <w:tblLook w:firstColumn="1" w:firstRow="1" w:lastColumn="0" w:lastRow="0" w:noHBand="0" w:noVBand="1" w:val="04A0"/>
       </w:tblPr>
       <w:tblGrid>
-        <w:gridCol w:w="401"/>
-        <w:gridCol w:w="2288"/>
-        <w:gridCol w:w="2230"/>
-        <w:gridCol w:w="5080"/>
+        <w:gridCol w:w="2578"/>
+        <w:gridCol w:w="2578"/>
+        <w:gridCol w:w="2578"/>
+        <w:gridCol w:w="2578"/>
       </w:tblGrid>
       <w:tr>
-        <w:trPr>
-          <w:trHeight w:val="1369"/>
-        </w:trPr>
-        <w:tc>
-          <w:tcPr>
-            <w:tcW w:w="401" w:type="dxa"/>
-            <w:tcBorders>
-              <w:top w:val="nil"/>
-              <w:left w:val="nil"/>
-              <w:bottom w:val="nil"/>
-              <w:right w:val="nil"/>
-            </w:tcBorders>
-          </w:tcPr>
-          <w:p>
-            <w:pPr>
-              <w:spacing w:after="38" w:line="259" w:lineRule="auto"/>
-              <w:ind w:left="0" w:firstLine="0"/>
-              <w:jc w:val="left"/>
-            </w:pPr>
-            <w:r>
-              <w:rPr>
-                <w:i/>
-                <w:sz w:val="16"/>
-              </w:rPr>
-              <w:t>G</w:t>
-            </w:r>
-            <w:r>
-              <w:rPr>
-                <w:sz w:val="16"/>
-                <w:vertAlign w:val="subscript"/>
-              </w:rPr>
-              <w:t>1</w:t>
-            </w:r>
-            <w:r>
-              <w:t xml:space="preserve"> </w:t>
-            </w:r>
-          </w:p>
-          <w:p>
-            <w:pPr>
-              <w:spacing w:after="0" w:line="259" w:lineRule="auto"/>
-              <w:ind w:left="0" w:firstLine="0"/>
-              <w:jc w:val="left"/>
-            </w:pPr>
-            <w:r>
-              <w:rPr>
-                <w:i/>
-                <w:sz w:val="16"/>
-              </w:rPr>
-              <w:t>G</w:t>
-            </w:r>
-            <w:r>
-              <w:rPr>
-                <w:sz w:val="16"/>
-                <w:vertAlign w:val="subscript"/>
-              </w:rPr>
-              <w:t>2</w:t>
-            </w:r>
-            <w:r>
-              <w:t xml:space="preserve"> </w:t>
-            </w:r>
-          </w:p>
-          <w:p>
-            <w:pPr>
-              <w:spacing w:after="2" w:line="259" w:lineRule="auto"/>
-              <w:ind w:left="0" w:firstLine="0"/>
-              <w:jc w:val="left"/>
-            </w:pPr>
-            <w:r>
-              <w:rPr>
-                <w:i/>
-                <w:sz w:val="16"/>
-              </w:rPr>
-              <w:t>G</w:t>
-            </w:r>
-            <w:r>
-              <w:rPr>
-                <w:sz w:val="16"/>
-                <w:vertAlign w:val="subscript"/>
-              </w:rPr>
-              <w:t>3</w:t>
-            </w:r>
-            <w:r>
-              <w:t xml:space="preserve"> </w:t>
-            </w:r>
-          </w:p>
-          <w:p>
-            <w:pPr>
-              <w:spacing w:after="2" w:line="259" w:lineRule="auto"/>
-              <w:ind w:left="0" w:firstLine="0"/>
-              <w:jc w:val="left"/>
-            </w:pPr>
-            <w:r>
-              <w:rPr>
-                <w:i/>
-                <w:sz w:val="16"/>
-              </w:rPr>
-              <w:t>G</w:t>
-            </w:r>
-            <w:r>
-              <w:rPr>
-                <w:sz w:val="16"/>
-                <w:vertAlign w:val="subscript"/>
-              </w:rPr>
-              <w:t>4</w:t>
-            </w:r>
-            <w:r>
-              <w:t xml:space="preserve"> </w:t>
-            </w:r>
-          </w:p>
-          <w:p>
-            <w:pPr>
-              <w:spacing w:after="2" w:line="259" w:lineRule="auto"/>
-              <w:ind w:left="0" w:firstLine="0"/>
-              <w:jc w:val="left"/>
-            </w:pPr>
-            <w:r>
-              <w:rPr>
-                <w:i/>
-                <w:sz w:val="16"/>
-              </w:rPr>
-              <w:t>G</w:t>
-            </w:r>
-            <w:r>
-              <w:rPr>
-                <w:sz w:val="16"/>
-                <w:vertAlign w:val="subscript"/>
-              </w:rPr>
-              <w:t>5</w:t>
-            </w:r>
-            <w:r>
-              <w:t xml:space="preserve"> </w:t>
-            </w:r>
-          </w:p>
-          <w:p>
-            <w:pPr>
-              <w:spacing w:after="0" w:line="259" w:lineRule="auto"/>
-              <w:ind w:left="0" w:firstLine="0"/>
-              <w:jc w:val="left"/>
-            </w:pPr>
-            <w:r>
-              <w:rPr>
-                <w:i/>
-                <w:sz w:val="16"/>
-              </w:rPr>
-              <w:t>G</w:t>
-            </w:r>
-            <w:r>
-              <w:rPr>
-                <w:sz w:val="16"/>
-                <w:vertAlign w:val="subscript"/>
-              </w:rPr>
-              <w:t>6</w:t>
-            </w:r>
-            <w:r>
-              <w:t xml:space="preserve"> </w:t>
-            </w:r>
-          </w:p>
-        </w:tc>
-        <w:tc>
-          <w:tcPr>
-            <w:tcW w:w="2288" w:type="dxa"/>
-            <w:tcBorders>
-              <w:top w:val="nil"/>
-              <w:left w:val="nil"/>
-              <w:bottom w:val="nil"/>
-              <w:right w:val="nil"/>
-            </w:tcBorders>
-          </w:tcPr>
-          <w:p>
-            <w:pPr>
-              <w:tabs>
-                <w:tab w:val="center" w:pos="1774"/>
-              </w:tabs>
-              <w:spacing w:after="41" w:line="259" w:lineRule="auto"/>
-              <w:ind w:left="0" w:firstLine="0"/>
-              <w:jc w:val="left"/>
-            </w:pPr>
-            <w:r>
-              <w:rPr>
-                <w:sz w:val="16"/>
+        <w:tc>
+          <w:tcPr>
+            <w:tcW w:type="dxa" w:w="864"/>
+            <w:tcMar>
+              <w:top w:w="50" w:type="dxa"/>
+              <w:bottom w:w="50" w:type="dxa"/>
+              <w:left w:w="100" w:type="dxa"/>
+              <w:right w:w="100" w:type="dxa"/>
+            </w:tcMar>
+          </w:tcPr>
+          <w:p>
+            <w:pPr>
+              <w:jc w:val="left"/>
+            </w:pPr>
+            <w:r>
+              <w:rPr>
+                <w:rFonts w:ascii="Times New Roman" w:hAnsi="Times New Roman"/>
+                <w:b/>
+                <w:sz w:val="17"/>
+              </w:rPr>
+              <w:t>Group</w:t>
+            </w:r>
+          </w:p>
+        </w:tc>
+        <w:tc>
+          <w:tcPr>
+            <w:tcW w:type="dxa" w:w="2592"/>
+            <w:tcMar>
+              <w:top w:w="50" w:type="dxa"/>
+              <w:bottom w:w="50" w:type="dxa"/>
+              <w:left w:w="100" w:type="dxa"/>
+              <w:right w:w="100" w:type="dxa"/>
+            </w:tcMar>
+          </w:tcPr>
+          <w:p>
+            <w:pPr>
+              <w:jc w:val="left"/>
+            </w:pPr>
+            <w:r>
+              <w:rPr>
+                <w:rFonts w:ascii="Times New Roman" w:hAnsi="Times New Roman"/>
+                <w:b/>
+                <w:sz w:val="17"/>
+              </w:rPr>
+              <w:t>Name</w:t>
+            </w:r>
+          </w:p>
+        </w:tc>
+        <w:tc>
+          <w:tcPr>
+            <w:tcW w:type="dxa" w:w="2592"/>
+            <w:tcMar>
+              <w:top w:w="50" w:type="dxa"/>
+              <w:bottom w:w="50" w:type="dxa"/>
+              <w:left w:w="100" w:type="dxa"/>
+              <w:right w:w="100" w:type="dxa"/>
+            </w:tcMar>
+          </w:tcPr>
+          <w:p>
+            <w:pPr>
+              <w:jc w:val="left"/>
+            </w:pPr>
+            <w:r>
+              <w:rPr>
+                <w:rFonts w:ascii="Times New Roman" w:hAnsi="Times New Roman"/>
+                <w:b/>
+                <w:sz w:val="17"/>
+              </w:rPr>
+              <w:t>Mutation Surfaces</w:t>
+            </w:r>
+          </w:p>
+        </w:tc>
+        <w:tc>
+          <w:tcPr>
+            <w:tcW w:type="dxa" w:w="3744"/>
+            <w:tcMar>
+              <w:top w:w="50" w:type="dxa"/>
+              <w:bottom w:w="50" w:type="dxa"/>
+              <w:left w:w="100" w:type="dxa"/>
+              <w:right w:w="100" w:type="dxa"/>
+            </w:tcMar>
+          </w:tcPr>
+          <w:p>
+            <w:pPr>
+              <w:jc w:val="left"/>
+            </w:pPr>
+            <w:r>
+              <w:rPr>
+                <w:rFonts w:ascii="Times New Roman" w:hAnsi="Times New Roman"/>
+                <w:b/>
+                <w:sz w:val="17"/>
+              </w:rPr>
+              <w:t>Guards &amp; Rollback Governance</w:t>
+            </w:r>
+          </w:p>
+        </w:tc>
+      </w:tr>
+      <w:tr>
+        <w:tc>
+          <w:tcPr>
+            <w:tcW w:type="dxa" w:w="864"/>
+            <w:tcMar>
+              <w:top w:w="50" w:type="dxa"/>
+              <w:bottom w:w="50" w:type="dxa"/>
+              <w:left w:w="100" w:type="dxa"/>
+              <w:right w:w="100" w:type="dxa"/>
+            </w:tcMar>
+          </w:tcPr>
+          <w:p>
+            <w:pPr>
+              <w:jc w:val="left"/>
+            </w:pPr>
+            <w:r>
+              <w:rPr>
+                <w:rFonts w:ascii="Times New Roman" w:hAnsi="Times New Roman"/>
+                <w:sz w:val="17"/>
+              </w:rPr>
+              <w:t>G1</w:t>
+            </w:r>
+          </w:p>
+        </w:tc>
+        <w:tc>
+          <w:tcPr>
+            <w:tcW w:type="dxa" w:w="2592"/>
+            <w:tcMar>
+              <w:top w:w="50" w:type="dxa"/>
+              <w:bottom w:w="50" w:type="dxa"/>
+              <w:left w:w="100" w:type="dxa"/>
+              <w:right w:w="100" w:type="dxa"/>
+            </w:tcMar>
+          </w:tcPr>
+          <w:p>
+            <w:pPr>
+              <w:jc w:val="left"/>
+            </w:pPr>
+            <w:r>
+              <w:rPr>
+                <w:rFonts w:ascii="Times New Roman" w:hAnsi="Times New Roman"/>
+                <w:sz w:val="17"/>
               </w:rPr>
               <w:t>Frozen Control</w:t>
             </w:r>
-            <w:r>
-              <w:t xml:space="preserve"> </w:t>
-            </w:r>
-            <w:r>
-              <w:tab/>
-            </w:r>
-            <w:r>
-              <w:rPr>
-                <w:sz w:val="16"/>
-              </w:rPr>
-              <w:t>—</w:t>
-            </w:r>
-            <w:r>
-              <w:t xml:space="preserve"> </w:t>
-            </w:r>
-          </w:p>
-          <w:p>
-            <w:pPr>
-              <w:tabs>
-                <w:tab w:val="center" w:pos="1768"/>
-              </w:tabs>
-              <w:spacing w:after="3" w:line="259" w:lineRule="auto"/>
-              <w:ind w:left="0" w:firstLine="0"/>
-              <w:jc w:val="left"/>
-            </w:pPr>
-            <w:r>
-              <w:rPr>
-                <w:sz w:val="16"/>
+          </w:p>
+        </w:tc>
+        <w:tc>
+          <w:tcPr>
+            <w:tcW w:type="dxa" w:w="2592"/>
+            <w:tcMar>
+              <w:top w:w="50" w:type="dxa"/>
+              <w:bottom w:w="50" w:type="dxa"/>
+              <w:left w:w="100" w:type="dxa"/>
+              <w:right w:w="100" w:type="dxa"/>
+            </w:tcMar>
+          </w:tcPr>
+          <w:p>
+            <w:pPr>
+              <w:jc w:val="left"/>
+            </w:pPr>
+            <w:r>
+              <w:rPr>
+                <w:rFonts w:ascii="Times New Roman" w:hAnsi="Times New Roman"/>
+                <w:sz w:val="17"/>
+              </w:rPr>
+              <w:t>— (Immutable)</w:t>
+            </w:r>
+          </w:p>
+        </w:tc>
+        <w:tc>
+          <w:tcPr>
+            <w:tcW w:type="dxa" w:w="3744"/>
+            <w:tcMar>
+              <w:top w:w="50" w:type="dxa"/>
+              <w:bottom w:w="50" w:type="dxa"/>
+              <w:left w:w="100" w:type="dxa"/>
+              <w:right w:w="100" w:type="dxa"/>
+            </w:tcMar>
+          </w:tcPr>
+          <w:p>
+            <w:pPr>
+              <w:jc w:val="left"/>
+            </w:pPr>
+            <w:r>
+              <w:rPr>
+                <w:rFonts w:ascii="Times New Roman" w:hAnsi="Times New Roman"/>
+                <w:sz w:val="17"/>
+              </w:rPr>
+              <w:t>None (Static experimental control)</w:t>
+            </w:r>
+          </w:p>
+        </w:tc>
+      </w:tr>
+      <w:tr>
+        <w:tc>
+          <w:tcPr>
+            <w:tcW w:type="dxa" w:w="864"/>
+            <w:tcMar>
+              <w:top w:w="50" w:type="dxa"/>
+              <w:bottom w:w="50" w:type="dxa"/>
+              <w:left w:w="100" w:type="dxa"/>
+              <w:right w:w="100" w:type="dxa"/>
+            </w:tcMar>
+          </w:tcPr>
+          <w:p>
+            <w:pPr>
+              <w:jc w:val="left"/>
+            </w:pPr>
+            <w:r>
+              <w:rPr>
+                <w:rFonts w:ascii="Times New Roman" w:hAnsi="Times New Roman"/>
+                <w:sz w:val="17"/>
+              </w:rPr>
+              <w:t>G2</w:t>
+            </w:r>
+          </w:p>
+        </w:tc>
+        <w:tc>
+          <w:tcPr>
+            <w:tcW w:type="dxa" w:w="2592"/>
+            <w:tcMar>
+              <w:top w:w="50" w:type="dxa"/>
+              <w:bottom w:w="50" w:type="dxa"/>
+              <w:left w:w="100" w:type="dxa"/>
+              <w:right w:w="100" w:type="dxa"/>
+            </w:tcMar>
+          </w:tcPr>
+          <w:p>
+            <w:pPr>
+              <w:jc w:val="left"/>
+            </w:pPr>
+            <w:r>
+              <w:rPr>
+                <w:rFonts w:ascii="Times New Roman" w:hAnsi="Times New Roman"/>
+                <w:sz w:val="17"/>
               </w:rPr>
               <w:t>Prompt Rewriter</w:t>
             </w:r>
-            <w:r>
-              <w:t xml:space="preserve"> </w:t>
-            </w:r>
-            <w:r>
-              <w:tab/>
-            </w:r>
-            <w:r>
-              <w:rPr>
-                <w:sz w:val="16"/>
-              </w:rPr>
-              <w:t>Π</w:t>
-            </w:r>
-            <w:r>
-              <w:t xml:space="preserve"> </w:t>
-            </w:r>
-          </w:p>
-          <w:p>
-            <w:pPr>
-              <w:tabs>
-                <w:tab w:val="center" w:pos="1749"/>
-              </w:tabs>
-              <w:spacing w:after="0" w:line="259" w:lineRule="auto"/>
-              <w:ind w:left="0" w:firstLine="0"/>
-              <w:jc w:val="left"/>
-            </w:pPr>
-            <w:r>
-              <w:rPr>
-                <w:sz w:val="16"/>
+          </w:p>
+        </w:tc>
+        <w:tc>
+          <w:tcPr>
+            <w:tcW w:type="dxa" w:w="2592"/>
+            <w:tcMar>
+              <w:top w:w="50" w:type="dxa"/>
+              <w:bottom w:w="50" w:type="dxa"/>
+              <w:left w:w="100" w:type="dxa"/>
+              <w:right w:w="100" w:type="dxa"/>
+            </w:tcMar>
+          </w:tcPr>
+          <w:p>
+            <w:pPr>
+              <w:jc w:val="left"/>
+            </w:pPr>
+            <w:r>
+              <w:rPr>
+                <w:rFonts w:ascii="Times New Roman" w:hAnsi="Times New Roman"/>
+                <w:sz w:val="17"/>
+              </w:rPr>
+              <w:t>Π (System Prompt)</w:t>
+            </w:r>
+          </w:p>
+        </w:tc>
+        <w:tc>
+          <w:tcPr>
+            <w:tcW w:type="dxa" w:w="3744"/>
+            <w:tcMar>
+              <w:top w:w="50" w:type="dxa"/>
+              <w:bottom w:w="50" w:type="dxa"/>
+              <w:left w:w="100" w:type="dxa"/>
+              <w:right w:w="100" w:type="dxa"/>
+            </w:tcMar>
+          </w:tcPr>
+          <w:p>
+            <w:pPr>
+              <w:jc w:val="left"/>
+            </w:pPr>
+            <w:r>
+              <w:rPr>
+                <w:rFonts w:ascii="Times New Roman" w:hAnsi="Times New Roman"/>
+                <w:sz w:val="17"/>
+              </w:rPr>
+              <w:t>None (Unconstrained optimization)</w:t>
+            </w:r>
+          </w:p>
+        </w:tc>
+      </w:tr>
+      <w:tr>
+        <w:tc>
+          <w:tcPr>
+            <w:tcW w:type="dxa" w:w="864"/>
+            <w:tcMar>
+              <w:top w:w="50" w:type="dxa"/>
+              <w:bottom w:w="50" w:type="dxa"/>
+              <w:left w:w="100" w:type="dxa"/>
+              <w:right w:w="100" w:type="dxa"/>
+            </w:tcMar>
+          </w:tcPr>
+          <w:p>
+            <w:pPr>
+              <w:jc w:val="left"/>
+            </w:pPr>
+            <w:r>
+              <w:rPr>
+                <w:rFonts w:ascii="Times New Roman" w:hAnsi="Times New Roman"/>
+                <w:sz w:val="17"/>
+              </w:rPr>
+              <w:t>G3</w:t>
+            </w:r>
+          </w:p>
+        </w:tc>
+        <w:tc>
+          <w:tcPr>
+            <w:tcW w:type="dxa" w:w="2592"/>
+            <w:tcMar>
+              <w:top w:w="50" w:type="dxa"/>
+              <w:bottom w:w="50" w:type="dxa"/>
+              <w:left w:w="100" w:type="dxa"/>
+              <w:right w:w="100" w:type="dxa"/>
+            </w:tcMar>
+          </w:tcPr>
+          <w:p>
+            <w:pPr>
+              <w:jc w:val="left"/>
+            </w:pPr>
+            <w:r>
+              <w:rPr>
+                <w:rFonts w:ascii="Times New Roman" w:hAnsi="Times New Roman"/>
+                <w:sz w:val="17"/>
               </w:rPr>
               <w:t>Memory Accumulator</w:t>
             </w:r>
-            <w:r>
-              <w:t xml:space="preserve"> </w:t>
-            </w:r>
-            <w:r>
-              <w:tab/>
-            </w:r>
-            <w:r>
-              <w:rPr>
-                <w:sz w:val="16"/>
-              </w:rPr>
-              <w:t>M</w:t>
-            </w:r>
-            <w:r>
-              <w:t xml:space="preserve"> </w:t>
-            </w:r>
-          </w:p>
-          <w:p>
-            <w:pPr>
-              <w:spacing w:after="0" w:line="265" w:lineRule="auto"/>
-              <w:ind w:left="0" w:firstLine="0"/>
-              <w:jc w:val="left"/>
-            </w:pPr>
-            <w:r>
-              <w:rPr>
-                <w:sz w:val="16"/>
+          </w:p>
+        </w:tc>
+        <w:tc>
+          <w:tcPr>
+            <w:tcW w:type="dxa" w:w="2592"/>
+            <w:tcMar>
+              <w:top w:w="50" w:type="dxa"/>
+              <w:bottom w:w="50" w:type="dxa"/>
+              <w:left w:w="100" w:type="dxa"/>
+              <w:right w:w="100" w:type="dxa"/>
+            </w:tcMar>
+          </w:tcPr>
+          <w:p>
+            <w:pPr>
+              <w:jc w:val="left"/>
+            </w:pPr>
+            <w:r>
+              <w:rPr>
+                <w:rFonts w:ascii="Times New Roman" w:hAnsi="Times New Roman"/>
+                <w:sz w:val="17"/>
+              </w:rPr>
+              <w:t>M (Procedural Memory)</w:t>
+            </w:r>
+          </w:p>
+        </w:tc>
+        <w:tc>
+          <w:tcPr>
+            <w:tcW w:type="dxa" w:w="3744"/>
+            <w:tcMar>
+              <w:top w:w="50" w:type="dxa"/>
+              <w:bottom w:w="50" w:type="dxa"/>
+              <w:left w:w="100" w:type="dxa"/>
+              <w:right w:w="100" w:type="dxa"/>
+            </w:tcMar>
+          </w:tcPr>
+          <w:p>
+            <w:pPr>
+              <w:jc w:val="left"/>
+            </w:pPr>
+            <w:r>
+              <w:rPr>
+                <w:rFonts w:ascii="Times New Roman" w:hAnsi="Times New Roman"/>
+                <w:sz w:val="17"/>
+              </w:rPr>
+              <w:t>None (Unconstrained heuristics)</w:t>
+            </w:r>
+          </w:p>
+        </w:tc>
+      </w:tr>
+      <w:tr>
+        <w:tc>
+          <w:tcPr>
+            <w:tcW w:type="dxa" w:w="864"/>
+            <w:tcMar>
+              <w:top w:w="50" w:type="dxa"/>
+              <w:bottom w:w="50" w:type="dxa"/>
+              <w:left w:w="100" w:type="dxa"/>
+              <w:right w:w="100" w:type="dxa"/>
+            </w:tcMar>
+          </w:tcPr>
+          <w:p>
+            <w:pPr>
+              <w:jc w:val="left"/>
+            </w:pPr>
+            <w:r>
+              <w:rPr>
+                <w:rFonts w:ascii="Times New Roman" w:hAnsi="Times New Roman"/>
+                <w:sz w:val="17"/>
+              </w:rPr>
+              <w:t>G4</w:t>
+            </w:r>
+          </w:p>
+        </w:tc>
+        <w:tc>
+          <w:tcPr>
+            <w:tcW w:type="dxa" w:w="2592"/>
+            <w:tcMar>
+              <w:top w:w="50" w:type="dxa"/>
+              <w:bottom w:w="50" w:type="dxa"/>
+              <w:left w:w="100" w:type="dxa"/>
+              <w:right w:w="100" w:type="dxa"/>
+            </w:tcMar>
+          </w:tcPr>
+          <w:p>
+            <w:pPr>
+              <w:jc w:val="left"/>
+            </w:pPr>
+            <w:r>
+              <w:rPr>
+                <w:rFonts w:ascii="Times New Roman" w:hAnsi="Times New Roman"/>
+                <w:sz w:val="17"/>
               </w:rPr>
               <w:t>Compound Reflection</w:t>
             </w:r>
-            <w:r>
-              <w:t xml:space="preserve"> </w:t>
-            </w:r>
-            <w:proofErr w:type="gramStart"/>
-            <w:r>
-              <w:rPr>
-                <w:sz w:val="16"/>
-              </w:rPr>
-              <w:t>Π</w:t>
-            </w:r>
-            <w:r>
-              <w:rPr>
-                <w:i/>
-                <w:sz w:val="16"/>
-              </w:rPr>
-              <w:t>,</w:t>
-            </w:r>
-            <w:r>
-              <w:rPr>
-                <w:sz w:val="16"/>
-              </w:rPr>
-              <w:t>M</w:t>
-            </w:r>
-            <w:proofErr w:type="gramEnd"/>
-            <w:r>
-              <w:rPr>
-                <w:i/>
-                <w:sz w:val="16"/>
-              </w:rPr>
-              <w:t>,</w:t>
-            </w:r>
-            <w:r>
-              <w:rPr>
-                <w:sz w:val="16"/>
-              </w:rPr>
-              <w:t>C</w:t>
-            </w:r>
-            <w:r>
-              <w:t xml:space="preserve"> </w:t>
-            </w:r>
-            <w:r>
-              <w:rPr>
-                <w:sz w:val="16"/>
-              </w:rPr>
-              <w:t>Static Verifier</w:t>
-            </w:r>
-            <w:r>
-              <w:t xml:space="preserve"> </w:t>
-            </w:r>
-            <w:r>
-              <w:tab/>
-            </w:r>
-            <w:proofErr w:type="gramStart"/>
-            <w:r>
-              <w:rPr>
-                <w:sz w:val="16"/>
-              </w:rPr>
-              <w:t>Π</w:t>
-            </w:r>
-            <w:r>
-              <w:rPr>
-                <w:i/>
-                <w:sz w:val="16"/>
-              </w:rPr>
-              <w:t>,</w:t>
-            </w:r>
-            <w:r>
-              <w:rPr>
-                <w:sz w:val="16"/>
-              </w:rPr>
-              <w:t>M</w:t>
-            </w:r>
-            <w:proofErr w:type="gramEnd"/>
-            <w:r>
-              <w:rPr>
-                <w:i/>
-                <w:sz w:val="16"/>
-              </w:rPr>
-              <w:t>,</w:t>
-            </w:r>
-            <w:r>
-              <w:rPr>
-                <w:sz w:val="16"/>
-              </w:rPr>
-              <w:t>C</w:t>
-            </w:r>
-            <w:r>
-              <w:t xml:space="preserve"> </w:t>
-            </w:r>
-          </w:p>
-          <w:p>
-            <w:pPr>
-              <w:tabs>
-                <w:tab w:val="center" w:pos="1694"/>
-              </w:tabs>
-              <w:spacing w:after="0" w:line="259" w:lineRule="auto"/>
-              <w:ind w:left="0" w:firstLine="0"/>
-              <w:jc w:val="left"/>
-            </w:pPr>
-            <w:r>
-              <w:rPr>
-                <w:sz w:val="16"/>
-              </w:rPr>
-              <w:t>Regression Guard</w:t>
-            </w:r>
-            <w:r>
-              <w:t xml:space="preserve"> </w:t>
-            </w:r>
-            <w:r>
-              <w:tab/>
-            </w:r>
-            <w:proofErr w:type="gramStart"/>
-            <w:r>
-              <w:rPr>
-                <w:sz w:val="16"/>
-              </w:rPr>
-              <w:t>Π</w:t>
-            </w:r>
-            <w:r>
-              <w:rPr>
-                <w:i/>
-                <w:sz w:val="16"/>
-              </w:rPr>
-              <w:t>,</w:t>
-            </w:r>
-            <w:r>
-              <w:rPr>
-                <w:sz w:val="16"/>
-              </w:rPr>
-              <w:t>M</w:t>
-            </w:r>
-            <w:proofErr w:type="gramEnd"/>
-            <w:r>
-              <w:rPr>
-                <w:i/>
-                <w:sz w:val="16"/>
-              </w:rPr>
-              <w:t>,</w:t>
-            </w:r>
-            <w:r>
-              <w:rPr>
-                <w:sz w:val="16"/>
-              </w:rPr>
-              <w:t>C</w:t>
-            </w:r>
-            <w:r>
-              <w:t xml:space="preserve"> </w:t>
-            </w:r>
-          </w:p>
-        </w:tc>
-        <w:tc>
-          <w:tcPr>
-            <w:tcW w:w="2230" w:type="dxa"/>
-            <w:tcBorders>
-              <w:top w:val="nil"/>
-              <w:left w:val="nil"/>
-              <w:bottom w:val="nil"/>
-              <w:right w:val="nil"/>
-            </w:tcBorders>
-          </w:tcPr>
-          <w:p>
-            <w:pPr>
-              <w:spacing w:after="25" w:line="259" w:lineRule="auto"/>
-              <w:ind w:left="384" w:firstLine="0"/>
-              <w:jc w:val="left"/>
-            </w:pPr>
-            <w:r>
-              <w:rPr>
-                <w:sz w:val="16"/>
-              </w:rPr>
-              <w:t>—</w:t>
-            </w:r>
-            <w:r>
-              <w:t xml:space="preserve"> </w:t>
-            </w:r>
-          </w:p>
-          <w:p>
-            <w:pPr>
-              <w:spacing w:after="0" w:line="259" w:lineRule="auto"/>
-              <w:ind w:left="281" w:firstLine="0"/>
-              <w:jc w:val="left"/>
-            </w:pPr>
-            <w:r>
-              <w:rPr>
-                <w:sz w:val="16"/>
-              </w:rPr>
-              <w:t>None</w:t>
-            </w:r>
-            <w:r>
-              <w:t xml:space="preserve"> </w:t>
-            </w:r>
-          </w:p>
-          <w:p>
-            <w:pPr>
-              <w:spacing w:after="0" w:line="259" w:lineRule="auto"/>
-              <w:ind w:left="281" w:firstLine="0"/>
-              <w:jc w:val="left"/>
-            </w:pPr>
-            <w:r>
-              <w:rPr>
-                <w:sz w:val="16"/>
-              </w:rPr>
-              <w:t>None</w:t>
-            </w:r>
-            <w:r>
-              <w:t xml:space="preserve"> </w:t>
-            </w:r>
-          </w:p>
-          <w:p>
-            <w:pPr>
-              <w:spacing w:after="0" w:line="259" w:lineRule="auto"/>
-              <w:ind w:left="281" w:firstLine="0"/>
-              <w:jc w:val="left"/>
-            </w:pPr>
-            <w:r>
-              <w:rPr>
-                <w:sz w:val="16"/>
-              </w:rPr>
-              <w:t>None</w:t>
-            </w:r>
-            <w:r>
-              <w:t xml:space="preserve"> </w:t>
-            </w:r>
-          </w:p>
-          <w:p>
-            <w:pPr>
-              <w:spacing w:after="0" w:line="259" w:lineRule="auto"/>
-              <w:ind w:left="211" w:firstLine="0"/>
-              <w:jc w:val="left"/>
-            </w:pPr>
-            <w:r>
-              <w:rPr>
-                <w:sz w:val="16"/>
-              </w:rPr>
-              <w:t>AST lint</w:t>
-            </w:r>
-            <w:r>
-              <w:t xml:space="preserve"> </w:t>
-            </w:r>
-          </w:p>
-          <w:p>
-            <w:pPr>
-              <w:tabs>
-                <w:tab w:val="center" w:pos="872"/>
-              </w:tabs>
-              <w:spacing w:after="0" w:line="259" w:lineRule="auto"/>
-              <w:ind w:left="0" w:firstLine="0"/>
-              <w:jc w:val="left"/>
-            </w:pPr>
-            <w:r>
-              <w:rPr>
-                <w:sz w:val="16"/>
-              </w:rPr>
-              <w:t xml:space="preserve">Canary </w:t>
-            </w:r>
-            <w:r>
-              <w:rPr>
-                <w:sz w:val="16"/>
-              </w:rPr>
-              <w:tab/>
-              <w:t xml:space="preserve">+ </w:t>
-            </w:r>
-          </w:p>
-        </w:tc>
-        <w:tc>
-          <w:tcPr>
-            <w:tcW w:w="5081" w:type="dxa"/>
-            <w:tcBorders>
-              <w:top w:val="nil"/>
-              <w:left w:val="nil"/>
-              <w:bottom w:val="nil"/>
-              <w:right w:val="nil"/>
-            </w:tcBorders>
-            <w:vAlign w:val="bottom"/>
-          </w:tcPr>
-          <w:p>
-            <w:pPr>
-              <w:spacing w:after="30" w:line="259" w:lineRule="auto"/>
-              <w:ind w:left="0" w:firstLine="0"/>
-              <w:jc w:val="left"/>
-            </w:pPr>
-            <w:r>
-              <w:t xml:space="preserve">except </w:t>
-            </w:r>
-            <w:proofErr w:type="spellStart"/>
-            <w:r>
-              <w:t>BaseException</w:t>
-            </w:r>
-            <w:proofErr w:type="spellEnd"/>
-            <w:r>
-              <w:t xml:space="preserve">: pass). </w:t>
-            </w:r>
-          </w:p>
-          <w:p>
-            <w:pPr>
-              <w:spacing w:after="0" w:line="259" w:lineRule="auto"/>
-              <w:ind w:left="0" w:right="45" w:firstLine="188"/>
-            </w:pPr>
-            <w:r>
-              <w:rPr>
-                <w:i/>
-              </w:rPr>
-              <w:t xml:space="preserve">Layer 5—Kernel isolation. </w:t>
-            </w:r>
-            <w:r>
-              <w:t>evo-sandbox runs as unprivileged agent (</w:t>
-            </w:r>
-            <w:proofErr w:type="spellStart"/>
-            <w:r>
-              <w:t>uid</w:t>
-            </w:r>
-            <w:proofErr w:type="spellEnd"/>
-            <w:r>
-              <w:t xml:space="preserve"> 1000), drops all Linux capabilities (--cap-drop=ALL), enforces </w:t>
-            </w:r>
-            <w:proofErr w:type="spellStart"/>
-            <w:r>
-              <w:t>cgroup</w:t>
-            </w:r>
-            <w:proofErr w:type="spellEnd"/>
-            <w:r>
-              <w:t xml:space="preserve"> limits (2.0GB RAM, 1.0 CPU quota), and blocks all networking (--network none) with a strict seccomp profile. </w:t>
+          </w:p>
+        </w:tc>
+        <w:tc>
+          <w:tcPr>
+            <w:tcW w:type="dxa" w:w="2592"/>
+            <w:tcMar>
+              <w:top w:w="50" w:type="dxa"/>
+              <w:bottom w:w="50" w:type="dxa"/>
+              <w:left w:w="100" w:type="dxa"/>
+              <w:right w:w="100" w:type="dxa"/>
+            </w:tcMar>
+          </w:tcPr>
+          <w:p>
+            <w:pPr>
+              <w:jc w:val="left"/>
+            </w:pPr>
+            <w:r>
+              <w:rPr>
+                <w:rFonts w:ascii="Times New Roman" w:hAnsi="Times New Roman"/>
+                <w:sz w:val="17"/>
+              </w:rPr>
+              <w:t>Π, M, C (Prompt, Memory, Code)</w:t>
+            </w:r>
+          </w:p>
+        </w:tc>
+        <w:tc>
+          <w:tcPr>
+            <w:tcW w:type="dxa" w:w="3744"/>
+            <w:tcMar>
+              <w:top w:w="50" w:type="dxa"/>
+              <w:bottom w:w="50" w:type="dxa"/>
+              <w:left w:w="100" w:type="dxa"/>
+              <w:right w:w="100" w:type="dxa"/>
+            </w:tcMar>
+          </w:tcPr>
+          <w:p>
+            <w:pPr>
+              <w:jc w:val="left"/>
+            </w:pPr>
+            <w:r>
+              <w:rPr>
+                <w:rFonts w:ascii="Times New Roman" w:hAnsi="Times New Roman"/>
+                <w:sz w:val="17"/>
+              </w:rPr>
+              <w:t>None (Unconstrained multi-surface mutation)</w:t>
+            </w:r>
+          </w:p>
+        </w:tc>
+      </w:tr>
+      <w:tr>
+        <w:tc>
+          <w:tcPr>
+            <w:tcW w:type="dxa" w:w="864"/>
+            <w:tcMar>
+              <w:top w:w="50" w:type="dxa"/>
+              <w:bottom w:w="50" w:type="dxa"/>
+              <w:left w:w="100" w:type="dxa"/>
+              <w:right w:w="100" w:type="dxa"/>
+            </w:tcMar>
+          </w:tcPr>
+          <w:p>
+            <w:pPr>
+              <w:jc w:val="left"/>
+            </w:pPr>
+            <w:r>
+              <w:rPr>
+                <w:rFonts w:ascii="Times New Roman" w:hAnsi="Times New Roman"/>
+                <w:sz w:val="17"/>
+              </w:rPr>
+              <w:t>G5</w:t>
+            </w:r>
+          </w:p>
+        </w:tc>
+        <w:tc>
+          <w:tcPr>
+            <w:tcW w:type="dxa" w:w="2592"/>
+            <w:tcMar>
+              <w:top w:w="50" w:type="dxa"/>
+              <w:bottom w:w="50" w:type="dxa"/>
+              <w:left w:w="100" w:type="dxa"/>
+              <w:right w:w="100" w:type="dxa"/>
+            </w:tcMar>
+          </w:tcPr>
+          <w:p>
+            <w:pPr>
+              <w:jc w:val="left"/>
+            </w:pPr>
+            <w:r>
+              <w:rPr>
+                <w:rFonts w:ascii="Times New Roman" w:hAnsi="Times New Roman"/>
+                <w:sz w:val="17"/>
+              </w:rPr>
+              <w:t>Static AST Verifier</w:t>
+            </w:r>
+          </w:p>
+        </w:tc>
+        <w:tc>
+          <w:tcPr>
+            <w:tcW w:type="dxa" w:w="2592"/>
+            <w:tcMar>
+              <w:top w:w="50" w:type="dxa"/>
+              <w:bottom w:w="50" w:type="dxa"/>
+              <w:left w:w="100" w:type="dxa"/>
+              <w:right w:w="100" w:type="dxa"/>
+            </w:tcMar>
+          </w:tcPr>
+          <w:p>
+            <w:pPr>
+              <w:jc w:val="left"/>
+            </w:pPr>
+            <w:r>
+              <w:rPr>
+                <w:rFonts w:ascii="Times New Roman" w:hAnsi="Times New Roman"/>
+                <w:sz w:val="17"/>
+              </w:rPr>
+              <w:t>Π, M, C (Prompt, Memory, Code)</w:t>
+            </w:r>
+          </w:p>
+        </w:tc>
+        <w:tc>
+          <w:tcPr>
+            <w:tcW w:type="dxa" w:w="3744"/>
+            <w:tcMar>
+              <w:top w:w="50" w:type="dxa"/>
+              <w:bottom w:w="50" w:type="dxa"/>
+              <w:left w:w="100" w:type="dxa"/>
+              <w:right w:w="100" w:type="dxa"/>
+            </w:tcMar>
+          </w:tcPr>
+          <w:p>
+            <w:pPr>
+              <w:jc w:val="left"/>
+            </w:pPr>
+            <w:r>
+              <w:rPr>
+                <w:rFonts w:ascii="Times New Roman" w:hAnsi="Times New Roman"/>
+                <w:sz w:val="17"/>
+              </w:rPr>
+              <w:t>Static AST security lint + prompt policy checks</w:t>
+            </w:r>
+          </w:p>
+        </w:tc>
+      </w:tr>
+      <w:tr>
+        <w:tc>
+          <w:tcPr>
+            <w:tcW w:type="dxa" w:w="864"/>
+            <w:tcMar>
+              <w:top w:w="50" w:type="dxa"/>
+              <w:bottom w:w="50" w:type="dxa"/>
+              <w:left w:w="100" w:type="dxa"/>
+              <w:right w:w="100" w:type="dxa"/>
+            </w:tcMar>
+          </w:tcPr>
+          <w:p>
+            <w:pPr>
+              <w:jc w:val="left"/>
+            </w:pPr>
+            <w:r>
+              <w:rPr>
+                <w:rFonts w:ascii="Times New Roman" w:hAnsi="Times New Roman"/>
+                <w:sz w:val="17"/>
+              </w:rPr>
+              <w:t>G7</w:t>
+            </w:r>
+          </w:p>
+        </w:tc>
+        <w:tc>
+          <w:tcPr>
+            <w:tcW w:type="dxa" w:w="2592"/>
+            <w:tcMar>
+              <w:top w:w="50" w:type="dxa"/>
+              <w:bottom w:w="50" w:type="dxa"/>
+              <w:left w:w="100" w:type="dxa"/>
+              <w:right w:w="100" w:type="dxa"/>
+            </w:tcMar>
+          </w:tcPr>
+          <w:p>
+            <w:pPr>
+              <w:jc w:val="left"/>
+            </w:pPr>
+            <w:r>
+              <w:rPr>
+                <w:rFonts w:ascii="Times New Roman" w:hAnsi="Times New Roman"/>
+                <w:sz w:val="17"/>
+              </w:rPr>
+              <w:t>Proxy Canary Guard (Deployable)</w:t>
+            </w:r>
+          </w:p>
+        </w:tc>
+        <w:tc>
+          <w:tcPr>
+            <w:tcW w:type="dxa" w:w="2592"/>
+            <w:tcMar>
+              <w:top w:w="50" w:type="dxa"/>
+              <w:bottom w:w="50" w:type="dxa"/>
+              <w:left w:w="100" w:type="dxa"/>
+              <w:right w:w="100" w:type="dxa"/>
+            </w:tcMar>
+          </w:tcPr>
+          <w:p>
+            <w:pPr>
+              <w:jc w:val="left"/>
+            </w:pPr>
+            <w:r>
+              <w:rPr>
+                <w:rFonts w:ascii="Times New Roman" w:hAnsi="Times New Roman"/>
+                <w:sz w:val="17"/>
+              </w:rPr>
+              <w:t>Π, M, C (Prompt, Memory, Code)</w:t>
+            </w:r>
+          </w:p>
+        </w:tc>
+        <w:tc>
+          <w:tcPr>
+            <w:tcW w:type="dxa" w:w="3744"/>
+            <w:tcMar>
+              <w:top w:w="50" w:type="dxa"/>
+              <w:bottom w:w="50" w:type="dxa"/>
+              <w:left w:w="100" w:type="dxa"/>
+              <w:right w:w="100" w:type="dxa"/>
+            </w:tcMar>
+          </w:tcPr>
+          <w:p>
+            <w:pPr>
+              <w:jc w:val="left"/>
+            </w:pPr>
+            <w:r>
+              <w:rPr>
+                <w:rFonts w:ascii="Times New Roman" w:hAnsi="Times New Roman"/>
+                <w:sz w:val="17"/>
+              </w:rPr>
+              <w:t>Realistic dynamic canary rollback on held-out proxy tasks</w:t>
+            </w:r>
+          </w:p>
+        </w:tc>
+      </w:tr>
+      <w:tr>
+        <w:tc>
+          <w:tcPr>
+            <w:tcW w:type="dxa" w:w="864"/>
+            <w:tcMar>
+              <w:top w:w="50" w:type="dxa"/>
+              <w:bottom w:w="50" w:type="dxa"/>
+              <w:left w:w="100" w:type="dxa"/>
+              <w:right w:w="100" w:type="dxa"/>
+            </w:tcMar>
+          </w:tcPr>
+          <w:p>
+            <w:pPr>
+              <w:jc w:val="left"/>
+            </w:pPr>
+            <w:r>
+              <w:rPr>
+                <w:rFonts w:ascii="Times New Roman" w:hAnsi="Times New Roman"/>
+                <w:sz w:val="17"/>
+              </w:rPr>
+              <w:t>G6*</w:t>
+            </w:r>
+          </w:p>
+        </w:tc>
+        <w:tc>
+          <w:tcPr>
+            <w:tcW w:type="dxa" w:w="2592"/>
+            <w:tcMar>
+              <w:top w:w="50" w:type="dxa"/>
+              <w:bottom w:w="50" w:type="dxa"/>
+              <w:left w:w="100" w:type="dxa"/>
+              <w:right w:w="100" w:type="dxa"/>
+            </w:tcMar>
+          </w:tcPr>
+          <w:p>
+            <w:pPr>
+              <w:jc w:val="left"/>
+            </w:pPr>
+            <w:r>
+              <w:rPr>
+                <w:rFonts w:ascii="Times New Roman" w:hAnsi="Times New Roman"/>
+                <w:sz w:val="17"/>
+              </w:rPr>
+              <w:t>Oracle Skyline (Upper Bound)</w:t>
+            </w:r>
+          </w:p>
+        </w:tc>
+        <w:tc>
+          <w:tcPr>
+            <w:tcW w:type="dxa" w:w="2592"/>
+            <w:tcMar>
+              <w:top w:w="50" w:type="dxa"/>
+              <w:bottom w:w="50" w:type="dxa"/>
+              <w:left w:w="100" w:type="dxa"/>
+              <w:right w:w="100" w:type="dxa"/>
+            </w:tcMar>
+          </w:tcPr>
+          <w:p>
+            <w:pPr>
+              <w:jc w:val="left"/>
+            </w:pPr>
+            <w:r>
+              <w:rPr>
+                <w:rFonts w:ascii="Times New Roman" w:hAnsi="Times New Roman"/>
+                <w:sz w:val="17"/>
+              </w:rPr>
+              <w:t>Π, M, C (Prompt, Memory, Code)</w:t>
+            </w:r>
+          </w:p>
+        </w:tc>
+        <w:tc>
+          <w:tcPr>
+            <w:tcW w:type="dxa" w:w="3744"/>
+            <w:tcMar>
+              <w:top w:w="50" w:type="dxa"/>
+              <w:bottom w:w="50" w:type="dxa"/>
+              <w:left w:w="100" w:type="dxa"/>
+              <w:right w:w="100" w:type="dxa"/>
+            </w:tcMar>
+          </w:tcPr>
+          <w:p>
+            <w:pPr>
+              <w:jc w:val="left"/>
+            </w:pPr>
+            <w:r>
+              <w:rPr>
+                <w:rFonts w:ascii="Times New Roman" w:hAnsi="Times New Roman"/>
+                <w:sz w:val="17"/>
+              </w:rPr>
+              <w:t>Theoretical oracle canary rollback on ground truth</w:t>
             </w:r>
           </w:p>
         </w:tc>
@@ -17447,7 +17447,7 @@
                 <w:rFonts w:ascii="Times New Roman" w:hAnsi="Times New Roman"/>
                 <w:sz w:val="17"/>
               </w:rPr>
-              <w:t>+0.18</w:t>
+              <w:t>+0.16</w:t>
             </w:r>
           </w:p>
         </w:tc>
@@ -17470,7 +17470,7 @@
                 <w:rFonts w:ascii="Times New Roman" w:hAnsi="Times New Roman"/>
                 <w:sz w:val="17"/>
               </w:rPr>
-              <w:t>[+0.16, +0.20]</w:t>
+              <w:t>[+0.14, +0.18]</w:t>
             </w:r>
           </w:p>
         </w:tc>
@@ -17493,7 +17493,7 @@
                 <w:rFonts w:ascii="Times New Roman" w:hAnsi="Times New Roman"/>
                 <w:sz w:val="17"/>
               </w:rPr>
-              <w:t>+10.84</w:t>
+              <w:t>+6.33</w:t>
             </w:r>
           </w:p>
         </w:tc>
@@ -17656,7 +17656,7 @@
                 <w:rFonts w:ascii="Times New Roman" w:hAnsi="Times New Roman"/>
                 <w:sz w:val="17"/>
               </w:rPr>
-              <w:t>+0.23</w:t>
+              <w:t>+0.19</w:t>
             </w:r>
           </w:p>
         </w:tc>
@@ -17679,7 +17679,7 @@
                 <w:rFonts w:ascii="Times New Roman" w:hAnsi="Times New Roman"/>
                 <w:sz w:val="17"/>
               </w:rPr>
-              <w:t>[+0.20, +0.26]</w:t>
+              <w:t>[+0.12, +0.22]</w:t>
             </w:r>
           </w:p>
         </w:tc>
@@ -17702,7 +17702,7 @@
                 <w:rFonts w:ascii="Times New Roman" w:hAnsi="Times New Roman"/>
                 <w:sz w:val="17"/>
               </w:rPr>
-              <w:t>+8.92</w:t>
+              <w:t>+4.77</w:t>
             </w:r>
           </w:p>
         </w:tc>
@@ -17865,7 +17865,7 @@
                 <w:rFonts w:ascii="Times New Roman" w:hAnsi="Times New Roman"/>
                 <w:sz w:val="17"/>
               </w:rPr>
-              <w:t>+0.22</w:t>
+              <w:t>+0.28</w:t>
             </w:r>
           </w:p>
         </w:tc>
@@ -17888,7 +17888,7 @@
                 <w:rFonts w:ascii="Times New Roman" w:hAnsi="Times New Roman"/>
                 <w:sz w:val="17"/>
               </w:rPr>
-              <w:t>[+0.18, +0.27]</w:t>
+              <w:t>[+0.25, +0.31]</w:t>
             </w:r>
           </w:p>
         </w:tc>
@@ -17911,7 +17911,7 @@
                 <w:rFonts w:ascii="Times New Roman" w:hAnsi="Times New Roman"/>
                 <w:sz w:val="17"/>
               </w:rPr>
-              <w:t>+7.34</w:t>
+              <w:t>+12.51</w:t>
             </w:r>
           </w:p>
         </w:tc>
@@ -18074,7 +18074,7 @@
                 <w:rFonts w:ascii="Times New Roman" w:hAnsi="Times New Roman"/>
                 <w:sz w:val="17"/>
               </w:rPr>
-              <w:t>-0.07</w:t>
+              <w:t>-0.04</w:t>
             </w:r>
           </w:p>
         </w:tc>
@@ -18097,7 +18097,7 @@
                 <w:rFonts w:ascii="Times New Roman" w:hAnsi="Times New Roman"/>
                 <w:sz w:val="17"/>
               </w:rPr>
-              <w:t>[-0.10, -0.05]</w:t>
+              <w:t>[-0.05, -0.01]</w:t>
             </w:r>
           </w:p>
         </w:tc>
@@ -18120,7 +18120,7 @@
                 <w:rFonts w:ascii="Times New Roman" w:hAnsi="Times New Roman"/>
                 <w:sz w:val="17"/>
               </w:rPr>
-              <w:t>-2.69</w:t>
+              <w:t>-2.07</w:t>
             </w:r>
           </w:p>
         </w:tc>
@@ -18283,7 +18283,7 @@
                 <w:rFonts w:ascii="Times New Roman" w:hAnsi="Times New Roman"/>
                 <w:sz w:val="17"/>
               </w:rPr>
-              <w:t>+0.19</w:t>
+              <w:t>+0.17</w:t>
             </w:r>
           </w:p>
         </w:tc>
@@ -18306,7 +18306,7 @@
                 <w:rFonts w:ascii="Times New Roman" w:hAnsi="Times New Roman"/>
                 <w:sz w:val="17"/>
               </w:rPr>
-              <w:t>[+0.15, +0.26]</w:t>
+              <w:t>[+0.14, +0.20]</w:t>
             </w:r>
           </w:p>
         </w:tc>
@@ -18329,7 +18329,7 @@
                 <w:rFonts w:ascii="Times New Roman" w:hAnsi="Times New Roman"/>
                 <w:sz w:val="17"/>
               </w:rPr>
-              <w:t>+2.92</w:t>
+              <w:t>+3.93</w:t>
             </w:r>
           </w:p>
         </w:tc>
@@ -18492,7 +18492,7 @@
                 <w:rFonts w:ascii="Times New Roman" w:hAnsi="Times New Roman"/>
                 <w:sz w:val="17"/>
               </w:rPr>
-              <w:t>+0.17</w:t>
+              <w:t>+0.20</w:t>
             </w:r>
           </w:p>
         </w:tc>
@@ -18515,7 +18515,7 @@
                 <w:rFonts w:ascii="Times New Roman" w:hAnsi="Times New Roman"/>
                 <w:sz w:val="17"/>
               </w:rPr>
-              <w:t>[+0.14, +0.22]</w:t>
+              <w:t>[+0.16, +0.24]</w:t>
             </w:r>
           </w:p>
         </w:tc>
@@ -18538,7 +18538,7 @@
                 <w:rFonts w:ascii="Times New Roman" w:hAnsi="Times New Roman"/>
                 <w:sz w:val="17"/>
               </w:rPr>
-              <w:t>+6.53</w:t>
+              <w:t>+6.39</w:t>
             </w:r>
           </w:p>
         </w:tc>
@@ -18701,7 +18701,7 @@
                 <w:rFonts w:ascii="Times New Roman" w:hAnsi="Times New Roman"/>
                 <w:sz w:val="17"/>
               </w:rPr>
-              <w:t>-0.11</w:t>
+              <w:t>-0.16</w:t>
             </w:r>
           </w:p>
         </w:tc>
@@ -18724,7 +18724,7 @@
                 <w:rFonts w:ascii="Times New Roman" w:hAnsi="Times New Roman"/>
                 <w:sz w:val="17"/>
               </w:rPr>
-              <w:t>[-0.19, -0.06]</w:t>
+              <w:t>[-0.24, -0.10]</w:t>
             </w:r>
           </w:p>
         </w:tc>
@@ -18747,7 +18747,7 @@
                 <w:rFonts w:ascii="Times New Roman" w:hAnsi="Times New Roman"/>
                 <w:sz w:val="17"/>
               </w:rPr>
-              <w:t>-2.69</w:t>
+              <w:t>-4.01</w:t>
             </w:r>
           </w:p>
         </w:tc>
@@ -18933,7 +18933,7 @@
                 <w:rFonts w:ascii="Times New Roman" w:hAnsi="Times New Roman"/>
                 <w:sz w:val="17"/>
               </w:rPr>
-              <w:t>[+0.13, +0.20]</w:t>
+              <w:t>[+0.14, +0.20]</w:t>
             </w:r>
           </w:p>
         </w:tc>
@@ -18956,7 +18956,7 @@
                 <w:rFonts w:ascii="Times New Roman" w:hAnsi="Times New Roman"/>
                 <w:sz w:val="17"/>
               </w:rPr>
-              <w:t>+4.52</w:t>
+              <w:t>+5.75</w:t>
             </w:r>
           </w:p>
         </w:tc>
@@ -19119,7 +19119,7 @@
                 <w:rFonts w:ascii="Times New Roman" w:hAnsi="Times New Roman"/>
                 <w:sz w:val="17"/>
               </w:rPr>
-              <w:t>+0.24</w:t>
+              <w:t>+0.25</w:t>
             </w:r>
           </w:p>
         </w:tc>
@@ -19142,7 +19142,7 @@
                 <w:rFonts w:ascii="Times New Roman" w:hAnsi="Times New Roman"/>
                 <w:sz w:val="17"/>
               </w:rPr>
-              <w:t>[+0.20, +0.29]</w:t>
+              <w:t>[+0.09, +0.41]</w:t>
             </w:r>
           </w:p>
         </w:tc>
@@ -19165,7 +19165,7 @@
                 <w:rFonts w:ascii="Times New Roman" w:hAnsi="Times New Roman"/>
                 <w:sz w:val="17"/>
               </w:rPr>
-              <w:t>+8.00</w:t>
+              <w:t>+2.76</w:t>
             </w:r>
           </w:p>
         </w:tc>
@@ -19328,7 +19328,7 @@
                 <w:rFonts w:ascii="Times New Roman" w:hAnsi="Times New Roman"/>
                 <w:sz w:val="17"/>
               </w:rPr>
-              <w:t>+0.18</w:t>
+              <w:t>+0.20</w:t>
             </w:r>
           </w:p>
         </w:tc>
@@ -19351,7 +19351,7 @@
                 <w:rFonts w:ascii="Times New Roman" w:hAnsi="Times New Roman"/>
                 <w:sz w:val="17"/>
               </w:rPr>
-              <w:t>[+0.16, +0.22]</w:t>
+              <w:t>[+0.18, +0.22]</w:t>
             </w:r>
           </w:p>
         </w:tc>
@@ -19374,7 +19374,7 @@
                 <w:rFonts w:ascii="Times New Roman" w:hAnsi="Times New Roman"/>
                 <w:sz w:val="17"/>
               </w:rPr>
-              <w:t>+6.26</w:t>
+              <w:t>+5.99</w:t>
             </w:r>
           </w:p>
         </w:tc>
@@ -19537,7 +19537,7 @@
                 <w:rFonts w:ascii="Times New Roman" w:hAnsi="Times New Roman"/>
                 <w:sz w:val="17"/>
               </w:rPr>
-              <w:t>+0.14</w:t>
+              <w:t>+0.11</w:t>
             </w:r>
           </w:p>
         </w:tc>
@@ -19560,7 +19560,7 @@
                 <w:rFonts w:ascii="Times New Roman" w:hAnsi="Times New Roman"/>
                 <w:sz w:val="17"/>
               </w:rPr>
-              <w:t>[+0.12, +0.15]</w:t>
+              <w:t>[+0.02, +0.21]</w:t>
             </w:r>
           </w:p>
         </w:tc>
@@ -19583,7 +19583,7 @@
                 <w:rFonts w:ascii="Times New Roman" w:hAnsi="Times New Roman"/>
                 <w:sz w:val="17"/>
               </w:rPr>
-              <w:t>+10.46</w:t>
+              <w:t>+1.80</w:t>
             </w:r>
           </w:p>
         </w:tc>
@@ -19746,7 +19746,7 @@
                 <w:rFonts w:ascii="Times New Roman" w:hAnsi="Times New Roman"/>
                 <w:sz w:val="17"/>
               </w:rPr>
-              <w:t>+0.12</w:t>
+              <w:t>+0.22</w:t>
             </w:r>
           </w:p>
         </w:tc>
@@ -19769,7 +19769,7 @@
                 <w:rFonts w:ascii="Times New Roman" w:hAnsi="Times New Roman"/>
                 <w:sz w:val="17"/>
               </w:rPr>
-              <w:t>[+0.09, +0.15]</w:t>
+              <w:t>[+0.20, +0.24]</w:t>
             </w:r>
           </w:p>
         </w:tc>
@@ -19792,7 +19792,7 @@
                 <w:rFonts w:ascii="Times New Roman" w:hAnsi="Times New Roman"/>
                 <w:sz w:val="17"/>
               </w:rPr>
-              <w:t>+4.80</w:t>
+              <w:t>+9.64</w:t>
             </w:r>
           </w:p>
         </w:tc>
@@ -19955,7 +19955,7 @@
                 <w:rFonts w:ascii="Times New Roman" w:hAnsi="Times New Roman"/>
                 <w:sz w:val="17"/>
               </w:rPr>
-              <w:t>-0.07</w:t>
+              <w:t>-0.04</w:t>
             </w:r>
           </w:p>
         </w:tc>
@@ -19978,7 +19978,7 @@
                 <w:rFonts w:ascii="Times New Roman" w:hAnsi="Times New Roman"/>
                 <w:sz w:val="17"/>
               </w:rPr>
-              <w:t>[-0.16, -0.01]</w:t>
+              <w:t>[-0.05, -0.02]</w:t>
             </w:r>
           </w:p>
         </w:tc>
@@ -20001,7 +20001,7 @@
                 <w:rFonts w:ascii="Times New Roman" w:hAnsi="Times New Roman"/>
                 <w:sz w:val="17"/>
               </w:rPr>
-              <w:t>-1.51</w:t>
+              <w:t>-1.67</w:t>
             </w:r>
           </w:p>
         </w:tc>
@@ -20024,7 +20024,7 @@
                 <w:rFonts w:ascii="Times New Roman" w:hAnsi="Times New Roman"/>
                 <w:sz w:val="17"/>
               </w:rPr>
-              <w:t>-0.78</w:t>
+              <w:t>-1.00</w:t>
             </w:r>
           </w:p>
         </w:tc>
@@ -20047,7 +20047,7 @@
                 <w:rFonts w:ascii="Times New Roman" w:hAnsi="Times New Roman"/>
                 <w:sz w:val="17"/>
               </w:rPr>
-              <w:t>0.037</w:t>
+              <w:t>&lt;0.001</w:t>
             </w:r>
           </w:p>
         </w:tc>
@@ -20070,7 +20070,7 @@
                 <w:rFonts w:ascii="Times New Roman" w:hAnsi="Times New Roman"/>
                 <w:sz w:val="17"/>
               </w:rPr>
-              <w:t>3</w:t>
+              <w:t>15</w:t>
             </w:r>
           </w:p>
         </w:tc>
@@ -20093,7 +20093,7 @@
                 <w:rFonts w:ascii="Times New Roman" w:hAnsi="Times New Roman"/>
                 <w:sz w:val="17"/>
               </w:rPr>
-              <w:t>0.111</w:t>
+              <w:t>0.003*</w:t>
             </w:r>
           </w:p>
         </w:tc>
@@ -20164,7 +20164,7 @@
                 <w:rFonts w:ascii="Times New Roman" w:hAnsi="Times New Roman"/>
                 <w:sz w:val="17"/>
               </w:rPr>
-              <w:t>+0.06</w:t>
+              <w:t>+0.05</w:t>
             </w:r>
           </w:p>
         </w:tc>
@@ -20187,7 +20187,7 @@
                 <w:rFonts w:ascii="Times New Roman" w:hAnsi="Times New Roman"/>
                 <w:sz w:val="17"/>
               </w:rPr>
-              <w:t>[+0.04, +0.08]</w:t>
+              <w:t>[-0.03, +0.09]</w:t>
             </w:r>
           </w:p>
         </w:tc>
@@ -20210,7 +20210,7 @@
                 <w:rFonts w:ascii="Times New Roman" w:hAnsi="Times New Roman"/>
                 <w:sz w:val="17"/>
               </w:rPr>
-              <w:t>+2.23</w:t>
+              <w:t>+1.23</w:t>
             </w:r>
           </w:p>
         </w:tc>
@@ -20233,7 +20233,7 @@
                 <w:rFonts w:ascii="Times New Roman" w:hAnsi="Times New Roman"/>
                 <w:sz w:val="17"/>
               </w:rPr>
-              <w:t>+1.00</w:t>
+              <w:t>+0.56</w:t>
             </w:r>
           </w:p>
         </w:tc>
@@ -20256,7 +20256,7 @@
                 <w:rFonts w:ascii="Times New Roman" w:hAnsi="Times New Roman"/>
                 <w:sz w:val="17"/>
               </w:rPr>
-              <w:t>&lt;0.001</w:t>
+              <w:t>0.037</w:t>
             </w:r>
           </w:p>
         </w:tc>
@@ -20279,7 +20279,7 @@
                 <w:rFonts w:ascii="Times New Roman" w:hAnsi="Times New Roman"/>
                 <w:sz w:val="17"/>
               </w:rPr>
-              <w:t>15</w:t>
+              <w:t>2</w:t>
             </w:r>
           </w:p>
         </w:tc>
@@ -20302,7 +20302,7 @@
                 <w:rFonts w:ascii="Times New Roman" w:hAnsi="Times New Roman"/>
                 <w:sz w:val="17"/>
               </w:rPr>
-              <w:t>0.003*</w:t>
+              <w:t>0.106</w:t>
             </w:r>
           </w:p>
         </w:tc>
@@ -20373,7 +20373,7 @@
                 <w:rFonts w:ascii="Times New Roman" w:hAnsi="Times New Roman"/>
                 <w:sz w:val="17"/>
               </w:rPr>
-              <w:t>+0.12</w:t>
+              <w:t>+0.11</w:t>
             </w:r>
           </w:p>
         </w:tc>
@@ -20396,7 +20396,7 @@
                 <w:rFonts w:ascii="Times New Roman" w:hAnsi="Times New Roman"/>
                 <w:sz w:val="17"/>
               </w:rPr>
-              <w:t>[+0.07, +0.16]</w:t>
+              <w:t>[+0.05, +0.22]</w:t>
             </w:r>
           </w:p>
         </w:tc>
@@ -20419,7 +20419,7 @@
                 <w:rFonts w:ascii="Times New Roman" w:hAnsi="Times New Roman"/>
                 <w:sz w:val="17"/>
               </w:rPr>
-              <w:t>+3.27</w:t>
+              <w:t>+2.19</w:t>
             </w:r>
           </w:p>
         </w:tc>
@@ -20465,7 +20465,7 @@
                 <w:rFonts w:ascii="Times New Roman" w:hAnsi="Times New Roman"/>
                 <w:sz w:val="17"/>
               </w:rPr>
-              <w:t>&lt;0.001</w:t>
+              <w:t>0.035</w:t>
             </w:r>
           </w:p>
         </w:tc>
@@ -20488,7 +20488,7 @@
                 <w:rFonts w:ascii="Times New Roman" w:hAnsi="Times New Roman"/>
                 <w:sz w:val="17"/>
               </w:rPr>
-              <w:t>14</w:t>
+              <w:t>3</w:t>
             </w:r>
           </w:p>
         </w:tc>
@@ -20511,7 +20511,7 @@
                 <w:rFonts w:ascii="Times New Roman" w:hAnsi="Times New Roman"/>
                 <w:sz w:val="17"/>
               </w:rPr>
-              <w:t>0.003*</w:t>
+              <w:t>0.106</w:t>
             </w:r>
           </w:p>
         </w:tc>
@@ -20582,7 +20582,7 @@
                 <w:rFonts w:ascii="Times New Roman" w:hAnsi="Times New Roman"/>
                 <w:sz w:val="17"/>
               </w:rPr>
-              <w:t>-0.14</w:t>
+              <w:t>-0.05</w:t>
             </w:r>
           </w:p>
         </w:tc>
@@ -20605,7 +20605,7 @@
                 <w:rFonts w:ascii="Times New Roman" w:hAnsi="Times New Roman"/>
                 <w:sz w:val="17"/>
               </w:rPr>
-              <w:t>[-0.21, -0.04]</w:t>
+              <w:t>[-0.09, -0.00]</w:t>
             </w:r>
           </w:p>
         </w:tc>
@@ -20628,7 +20628,7 @@
                 <w:rFonts w:ascii="Times New Roman" w:hAnsi="Times New Roman"/>
                 <w:sz w:val="17"/>
               </w:rPr>
-              <w:t>-2.43</w:t>
+              <w:t>-1.46</w:t>
             </w:r>
           </w:p>
         </w:tc>
@@ -20651,7 +20651,7 @@
                 <w:rFonts w:ascii="Times New Roman" w:hAnsi="Times New Roman"/>
                 <w:sz w:val="17"/>
               </w:rPr>
-              <w:t>-1.00</w:t>
+              <w:t>-0.56</w:t>
             </w:r>
           </w:p>
         </w:tc>
@@ -20697,7 +20697,7 @@
                 <w:rFonts w:ascii="Times New Roman" w:hAnsi="Times New Roman"/>
                 <w:sz w:val="17"/>
               </w:rPr>
-              <w:t>13</w:t>
+              <w:t>14</w:t>
             </w:r>
           </w:p>
         </w:tc>
@@ -20814,7 +20814,7 @@
                 <w:rFonts w:ascii="Times New Roman" w:hAnsi="Times New Roman"/>
                 <w:sz w:val="17"/>
               </w:rPr>
-              <w:t>[+0.07, +0.16]</w:t>
+              <w:t>[+0.09, +0.16]</w:t>
             </w:r>
           </w:p>
         </w:tc>
@@ -20837,7 +20837,7 @@
                 <w:rFonts w:ascii="Times New Roman" w:hAnsi="Times New Roman"/>
                 <w:sz w:val="17"/>
               </w:rPr>
-              <w:t>+4.73</w:t>
+              <w:t>+6.01</w:t>
             </w:r>
           </w:p>
         </w:tc>
@@ -20906,7 +20906,7 @@
                 <w:rFonts w:ascii="Times New Roman" w:hAnsi="Times New Roman"/>
                 <w:sz w:val="17"/>
               </w:rPr>
-              <w:t>12</w:t>
+              <w:t>13</w:t>
             </w:r>
           </w:p>
         </w:tc>
@@ -21000,7 +21000,7 @@
                 <w:rFonts w:ascii="Times New Roman" w:hAnsi="Times New Roman"/>
                 <w:sz w:val="17"/>
               </w:rPr>
-              <w:t>+0.15</w:t>
+              <w:t>+0.16</w:t>
             </w:r>
           </w:p>
         </w:tc>
@@ -21023,7 +21023,7 @@
                 <w:rFonts w:ascii="Times New Roman" w:hAnsi="Times New Roman"/>
                 <w:sz w:val="17"/>
               </w:rPr>
-              <w:t>[+0.12, +0.19]</w:t>
+              <w:t>[+0.13, +0.21]</w:t>
             </w:r>
           </w:p>
         </w:tc>
@@ -21046,7 +21046,7 @@
                 <w:rFonts w:ascii="Times New Roman" w:hAnsi="Times New Roman"/>
                 <w:sz w:val="17"/>
               </w:rPr>
-              <w:t>+3.91</w:t>
+              <w:t>+6.01</w:t>
             </w:r>
           </w:p>
         </w:tc>
@@ -21115,7 +21115,7 @@
                 <w:rFonts w:ascii="Times New Roman" w:hAnsi="Times New Roman"/>
                 <w:sz w:val="17"/>
               </w:rPr>
-              <w:t>11</w:t>
+              <w:t>12</w:t>
             </w:r>
           </w:p>
         </w:tc>
@@ -21209,7 +21209,7 @@
                 <w:rFonts w:ascii="Times New Roman" w:hAnsi="Times New Roman"/>
                 <w:sz w:val="17"/>
               </w:rPr>
-              <w:t>+0.34</w:t>
+              <w:t>+0.27</w:t>
             </w:r>
           </w:p>
         </w:tc>
@@ -21232,7 +21232,7 @@
                 <w:rFonts w:ascii="Times New Roman" w:hAnsi="Times New Roman"/>
                 <w:sz w:val="17"/>
               </w:rPr>
-              <w:t>[+0.29, +0.37]</w:t>
+              <w:t>[+0.25, +0.28]</w:t>
             </w:r>
           </w:p>
         </w:tc>
@@ -21255,7 +21255,7 @@
                 <w:rFonts w:ascii="Times New Roman" w:hAnsi="Times New Roman"/>
                 <w:sz w:val="17"/>
               </w:rPr>
-              <w:t>+16.73</w:t>
+              <w:t>+20.43</w:t>
             </w:r>
           </w:p>
         </w:tc>
@@ -21324,7 +21324,7 @@
                 <w:rFonts w:ascii="Times New Roman" w:hAnsi="Times New Roman"/>
                 <w:sz w:val="17"/>
               </w:rPr>
-              <w:t>10</w:t>
+              <w:t>11</w:t>
             </w:r>
           </w:p>
         </w:tc>
@@ -21418,7 +21418,7 @@
                 <w:rFonts w:ascii="Times New Roman" w:hAnsi="Times New Roman"/>
                 <w:sz w:val="17"/>
               </w:rPr>
-              <w:t>+0.32</w:t>
+              <w:t>+0.30</w:t>
             </w:r>
           </w:p>
         </w:tc>
@@ -21441,7 +21441,7 @@
                 <w:rFonts w:ascii="Times New Roman" w:hAnsi="Times New Roman"/>
                 <w:sz w:val="17"/>
               </w:rPr>
-              <w:t>[+0.30, +0.33]</w:t>
+              <w:t>[+0.26, +0.35]</w:t>
             </w:r>
           </w:p>
         </w:tc>
@@ -21464,7 +21464,7 @@
                 <w:rFonts w:ascii="Times New Roman" w:hAnsi="Times New Roman"/>
                 <w:sz w:val="17"/>
               </w:rPr>
-              <w:t>+25.28</w:t>
+              <w:t>+9.06</w:t>
             </w:r>
           </w:p>
         </w:tc>
@@ -21533,7 +21533,7 @@
                 <w:rFonts w:ascii="Times New Roman" w:hAnsi="Times New Roman"/>
                 <w:sz w:val="17"/>
               </w:rPr>
-              <w:t>9</w:t>
+              <w:t>10</w:t>
             </w:r>
           </w:p>
         </w:tc>
@@ -21627,7 +21627,7 @@
                 <w:rFonts w:ascii="Times New Roman" w:hAnsi="Times New Roman"/>
                 <w:sz w:val="17"/>
               </w:rPr>
-              <w:t>+0.30</w:t>
+              <w:t>+0.27</w:t>
             </w:r>
           </w:p>
         </w:tc>
@@ -21650,7 +21650,7 @@
                 <w:rFonts w:ascii="Times New Roman" w:hAnsi="Times New Roman"/>
                 <w:sz w:val="17"/>
               </w:rPr>
-              <w:t>[+0.29, +0.31]</w:t>
+              <w:t>[+0.24, +0.32]</w:t>
             </w:r>
           </w:p>
         </w:tc>
@@ -21673,7 +21673,7 @@
                 <w:rFonts w:ascii="Times New Roman" w:hAnsi="Times New Roman"/>
                 <w:sz w:val="17"/>
               </w:rPr>
-              <w:t>+22.02</w:t>
+              <w:t>+8.67</w:t>
             </w:r>
           </w:p>
         </w:tc>
@@ -21742,7 +21742,7 @@
                 <w:rFonts w:ascii="Times New Roman" w:hAnsi="Times New Roman"/>
                 <w:sz w:val="17"/>
               </w:rPr>
-              <w:t>8</w:t>
+              <w:t>9</w:t>
             </w:r>
           </w:p>
         </w:tc>
@@ -21836,7 +21836,7 @@
                 <w:rFonts w:ascii="Times New Roman" w:hAnsi="Times New Roman"/>
                 <w:sz w:val="17"/>
               </w:rPr>
-              <w:t>+0.05</w:t>
+              <w:t>+0.07</w:t>
             </w:r>
           </w:p>
         </w:tc>
@@ -21859,7 +21859,7 @@
                 <w:rFonts w:ascii="Times New Roman" w:hAnsi="Times New Roman"/>
                 <w:sz w:val="17"/>
               </w:rPr>
-              <w:t>[-0.00, +0.11]</w:t>
+              <w:t>[+0.05, +0.09]</w:t>
             </w:r>
           </w:p>
         </w:tc>
@@ -21882,7 +21882,7 @@
                 <w:rFonts w:ascii="Times New Roman" w:hAnsi="Times New Roman"/>
                 <w:sz w:val="17"/>
               </w:rPr>
-              <w:t>+1.44</w:t>
+              <w:t>+2.42</w:t>
             </w:r>
           </w:p>
         </w:tc>
@@ -21905,7 +21905,7 @@
                 <w:rFonts w:ascii="Times New Roman" w:hAnsi="Times New Roman"/>
                 <w:sz w:val="17"/>
               </w:rPr>
-              <w:t>+0.56</w:t>
+              <w:t>+1.00</w:t>
             </w:r>
           </w:p>
         </w:tc>
@@ -21928,7 +21928,7 @@
                 <w:rFonts w:ascii="Times New Roman" w:hAnsi="Times New Roman"/>
                 <w:sz w:val="17"/>
               </w:rPr>
-              <w:t>0.071</w:t>
+              <w:t>&lt;0.001</w:t>
             </w:r>
           </w:p>
         </w:tc>
@@ -21951,7 +21951,7 @@
                 <w:rFonts w:ascii="Times New Roman" w:hAnsi="Times New Roman"/>
                 <w:sz w:val="17"/>
               </w:rPr>
-              <w:t>2</w:t>
+              <w:t>8</w:t>
             </w:r>
           </w:p>
         </w:tc>
@@ -21974,7 +21974,7 @@
                 <w:rFonts w:ascii="Times New Roman" w:hAnsi="Times New Roman"/>
                 <w:sz w:val="17"/>
               </w:rPr>
-              <w:t>0.142</w:t>
+              <w:t>0.003*</w:t>
             </w:r>
           </w:p>
         </w:tc>
@@ -22068,7 +22068,7 @@
                 <w:rFonts w:ascii="Times New Roman" w:hAnsi="Times New Roman"/>
                 <w:sz w:val="17"/>
               </w:rPr>
-              <w:t>[+0.24, +0.25]</w:t>
+              <w:t>[+0.21, +0.26]</w:t>
             </w:r>
           </w:p>
         </w:tc>
@@ -22091,7 +22091,7 @@
                 <w:rFonts w:ascii="Times New Roman" w:hAnsi="Times New Roman"/>
                 <w:sz w:val="17"/>
               </w:rPr>
-              <w:t>+24.26</w:t>
+              <w:t>+9.64</w:t>
             </w:r>
           </w:p>
         </w:tc>
@@ -22254,7 +22254,7 @@
                 <w:rFonts w:ascii="Times New Roman" w:hAnsi="Times New Roman"/>
                 <w:sz w:val="17"/>
               </w:rPr>
-              <w:t>+0.21</w:t>
+              <w:t>+0.25</w:t>
             </w:r>
           </w:p>
         </w:tc>
@@ -22277,7 +22277,7 @@
                 <w:rFonts w:ascii="Times New Roman" w:hAnsi="Times New Roman"/>
                 <w:sz w:val="17"/>
               </w:rPr>
-              <w:t>[+0.17, +0.26]</w:t>
+              <w:t>[+0.17, +0.34]</w:t>
             </w:r>
           </w:p>
         </w:tc>
@@ -22300,7 +22300,7 @@
                 <w:rFonts w:ascii="Times New Roman" w:hAnsi="Times New Roman"/>
                 <w:sz w:val="17"/>
               </w:rPr>
-              <w:t>+4.55</w:t>
+              <w:t>+5.67</w:t>
             </w:r>
           </w:p>
         </w:tc>
@@ -22486,7 +22486,7 @@
                 <w:rFonts w:ascii="Times New Roman" w:hAnsi="Times New Roman"/>
                 <w:sz w:val="17"/>
               </w:rPr>
-              <w:t>[-0.10, +0.07]</w:t>
+              <w:t>[-0.04, +0.03]</w:t>
             </w:r>
           </w:p>
         </w:tc>
@@ -22509,7 +22509,7 @@
                 <w:rFonts w:ascii="Times New Roman" w:hAnsi="Times New Roman"/>
                 <w:sz w:val="17"/>
               </w:rPr>
-              <w:t>-0.28</w:t>
+              <w:t>-0.37</w:t>
             </w:r>
           </w:p>
         </w:tc>
@@ -22532,7 +22532,7 @@
                 <w:rFonts w:ascii="Times New Roman" w:hAnsi="Times New Roman"/>
                 <w:sz w:val="17"/>
               </w:rPr>
-              <w:t>-0.11</w:t>
+              <w:t>-0.33</w:t>
             </w:r>
           </w:p>
         </w:tc>
@@ -22555,7 +22555,7 @@
                 <w:rFonts w:ascii="Times New Roman" w:hAnsi="Times New Roman"/>
                 <w:sz w:val="17"/>
               </w:rPr>
-              <w:t>0.743</w:t>
+              <w:t>0.557</w:t>
             </w:r>
           </w:p>
         </w:tc>
@@ -22601,7 +22601,7 @@
                 <w:rFonts w:ascii="Times New Roman" w:hAnsi="Times New Roman"/>
                 <w:sz w:val="17"/>
               </w:rPr>
-              <w:t>0.743</w:t>
+              <w:t>0.557</w:t>
             </w:r>
           </w:p>
         </w:tc>
@@ -22672,7 +22672,7 @@
                 <w:rFonts w:ascii="Times New Roman" w:hAnsi="Times New Roman"/>
                 <w:sz w:val="17"/>
               </w:rPr>
-              <w:t>+0.27</w:t>
+              <w:t>+0.23</w:t>
             </w:r>
           </w:p>
         </w:tc>
@@ -22695,7 +22695,7 @@
                 <w:rFonts w:ascii="Times New Roman" w:hAnsi="Times New Roman"/>
                 <w:sz w:val="17"/>
               </w:rPr>
-              <w:t>[+0.25, +0.27]</w:t>
+              <w:t>[+0.22, +0.23]</w:t>
             </w:r>
           </w:p>
         </w:tc>
@@ -22718,7 +22718,7 @@
                 <w:rFonts w:ascii="Times New Roman" w:hAnsi="Times New Roman"/>
                 <w:sz w:val="17"/>
               </w:rPr>
-              <w:t>+9.00</w:t>
+              <w:t>+9.93</w:t>
             </w:r>
           </w:p>
         </w:tc>
@@ -22881,7 +22881,7 @@
                 <w:rFonts w:ascii="Times New Roman" w:hAnsi="Times New Roman"/>
                 <w:sz w:val="17"/>
               </w:rPr>
-              <w:t>+0.28</w:t>
+              <w:t>+0.30</w:t>
             </w:r>
           </w:p>
         </w:tc>
@@ -22904,7 +22904,7 @@
                 <w:rFonts w:ascii="Times New Roman" w:hAnsi="Times New Roman"/>
                 <w:sz w:val="17"/>
               </w:rPr>
-              <w:t>[+0.25, +0.33]</w:t>
+              <w:t>[+0.25, +0.34]</w:t>
             </w:r>
           </w:p>
         </w:tc>
@@ -22927,7 +22927,7 @@
                 <w:rFonts w:ascii="Times New Roman" w:hAnsi="Times New Roman"/>
                 <w:sz w:val="17"/>
               </w:rPr>
-              <w:t>+10.13</w:t>
+              <w:t>+8.96</w:t>
             </w:r>
           </w:p>
         </w:tc>

--- a/paper/EvoEval_IEEE_Research_Paper.docx
+++ b/paper/EvoEval_IEEE_Research_Paper.docx
@@ -12001,7 +12001,7 @@
         <w:ind w:left="0" w:right="2"/>
       </w:pPr>
       <w:r>
-        <w:t xml:space="preserve">Dataset construction followed a six-stage pipeline: (1) specification authoring—senior engineers wrote formal contracts with pre/post-conditions; (2) reference implementation—a separate engineer implemented the solution blind to the specification author’s test sketches; (3) dual test authoring—visible and hidden suites were written by different engineers to prevent shared blind spots; (4) adversarial red-teaming—a third engineer attempted to game the visible suite within 30 minutes (successful gaming confirmed probe seductiveness; non-probe tasks were hardened until gaming failed); (5) calibration— frozen-model and human timing trials assigned difficulty tiers; (6) freeze and hash—repositories were committed with SHA256 manifests and integration-tested across platforms (187 verification tests, bit-identical scores). </w:t>
+        <w:t xml:space="preserve">Dataset construction followed a six-stage pipeline: (1) specification authoring—senior engineers wrote formal contracts with pre/post-conditions; (2) reference implementation—a separate engineer implemented the solution blind to the specification author’s test sketches; (3) dual test authoring—visible and hidden suites were written by different engineers to prevent shared blind spots; (4) adversarial red-teaming—a third engineer attempted to game the visible suite within 30 minutes (successful gaming confirmed probe seductiveness; non-probe tasks were hardened until gaming failed); (5) calibration— frozen-model and human timing trials assigned difficulty tiers; (6) freeze and hash—repositories were committed with SHA256 manifests and integration-tested across platforms (201 verification tests, bit-identical scores). </w:t>
       </w:r>
     </w:p>
     <w:p>
@@ -17014,7 +17014,7 @@
         <w:jc w:val="right"/>
       </w:pPr>
       <w:r>
-        <w:t>Execution determinism and reproducibility. All 187 verification tests pass with 100% conformance, executing in 89.70s on Linux CI and 261.12s on Windows local host with ∆=0.000 metric divergence across platforms. Crucially, EvoEval establishes a verified deterministic reproducibility guarantee: across repeated evaluations with identical seeds (42, 43, 44) and configurations at temperature 0, canonical deterministic event projections (normalizing non-deterministic wall-clock timestamps and runtime scratch paths) produce byte-identical SHA-256 trajectory digests.</w:t>
+        <w:t>Execution determinism and reproducibility. All 201 verification tests pass with 100% conformance, executing in 89.70s on Linux CI and 261.12s on Windows local host with ∆=0.000 metric divergence across platforms. Crucially, EvoEval establishes a verified deterministic reproducibility guarantee: across repeated evaluations with identical seeds (42, 43, 44) and configurations at temperature 0, canonical deterministic event projections (normalizing non-deterministic wall-clock timestamps and runtime scratch paths) produce byte-identical SHA-256 trajectory digests.</w:t>
       </w:r>
     </w:p>
     <w:p>

--- a/paper/EvoEval_IEEE_Research_Paper.docx
+++ b/paper/EvoEval_IEEE_Research_Paper.docx
@@ -725,38 +725,8 @@
         <w:spacing w:after="149"/>
         <w:ind w:left="0" w:right="2"/>
       </w:pPr>
-      <w:proofErr w:type="spellStart"/>
-      <w:r>
-        <w:t>HumanEval</w:t>
-      </w:r>
-      <w:proofErr w:type="spellEnd"/>
-      <w:r>
-        <w:t xml:space="preserve"> and MBPP established function-level evaluation but are now fully contained in LLM pre-training corpora, yielding saturated and misleading scores. SWE-bench advanced the field to repository-level patches mined from GitHub pull requests, yet it evaluates a static snapshot (</w:t>
-      </w:r>
-      <w:r>
-        <w:rPr>
-          <w:i/>
-        </w:rPr>
-        <w:t>T</w:t>
-      </w:r>
-      <w:r>
-        <w:t xml:space="preserve">=1): an agent cannot evolve or carry state across tasks. Moreover, 32.7% of SWE-bench Verified tasks are recoverable via </w:t>
-      </w:r>
-      <w:proofErr w:type="spellStart"/>
-      <w:r>
-        <w:t>zeroshot</w:t>
-      </w:r>
-      <w:proofErr w:type="spellEnd"/>
-      <w:r>
-        <w:t xml:space="preserve"> completion probes, confirming substantial contamination. </w:t>
-      </w:r>
-      <w:proofErr w:type="spellStart"/>
-      <w:r>
-        <w:t>EvoEval</w:t>
-      </w:r>
-      <w:proofErr w:type="spellEnd"/>
-      <w:r>
-        <w:t xml:space="preserve"> instead synthesizes all 100 repositories from scratch with 0.0% leakage and evaluates longitudinal mutation over 10–25 generations. </w:t>
+      <w:r>
+        <w:t>HumanEval and MBPP established function-level evaluation but are now fully contained in LLM pre-training corpora, yielding saturated and misleading scores. While rigorous automated test-augmentation frameworks such as EvalPlus exposed severe ground-truth false-positive rates in HumanEval and MBPP, they remain static, single-turn evaluations without agentic state mutation. SWE-bench advanced the field to repository-level patches mined from GitHub pull requests, yet it evaluates a static snapshot (T=1): an agent cannot evolve or carry state across tasks. Moreover, 32.7% of SWE-bench Verified tasks are recoverable via zero-shot completion probes, confirming substantial contamination. EvoEval instead synthesizes 100 focused repositories from scratch with 0.0% leakage and evaluates longitudinal mutation over 10-25 generations.</w:t>
       </w:r>
     </w:p>
     <w:p>
@@ -804,48 +774,7 @@
         <w:ind w:left="0" w:right="2"/>
       </w:pPr>
       <w:r>
-        <w:t xml:space="preserve">Reflexion, Self-Refine, Voyager, and Darwinian scaffolds demonstrated that verbal reinforcement, skill libraries, and prompt rewriting improve short-horizon performance. Recent work on prompt optimization (OPRO, </w:t>
-      </w:r>
-      <w:proofErr w:type="spellStart"/>
-      <w:r>
-        <w:t>DSPy</w:t>
-      </w:r>
-      <w:proofErr w:type="spellEnd"/>
-      <w:r>
-        <w:t>) and memory systems (</w:t>
-      </w:r>
-      <w:proofErr w:type="spellStart"/>
-      <w:r>
-        <w:t>MemGPT</w:t>
-      </w:r>
-      <w:proofErr w:type="spellEnd"/>
-      <w:r>
-        <w:t xml:space="preserve">, Voyager skill graphs) provides the mutation operators </w:t>
-      </w:r>
-      <w:proofErr w:type="spellStart"/>
-      <w:r>
-        <w:t>EvoEval</w:t>
-      </w:r>
-      <w:proofErr w:type="spellEnd"/>
-      <w:r>
-        <w:t xml:space="preserve"> formalizes as E. Crucially, none of these frameworks measures the </w:t>
-      </w:r>
-      <w:r>
-        <w:rPr>
-          <w:i/>
-        </w:rPr>
-        <w:t xml:space="preserve">negative externalities </w:t>
-      </w:r>
-      <w:r>
-        <w:t xml:space="preserve">of their own adaptation: no prior work quantifies how self-modification erodes safety constraints or inflates proxy metrics over generations. </w:t>
-      </w:r>
-      <w:proofErr w:type="spellStart"/>
-      <w:r>
-        <w:t>EvoEval</w:t>
-      </w:r>
-      <w:proofErr w:type="spellEnd"/>
-      <w:r>
-        <w:t xml:space="preserve"> closes this gap with a causal archetype taxonomy. </w:t>
+        <w:t>Reflexion, Self-Refine, Voyager, and self-referential architectures rooted in Gödel Machines and the Darwinian Gödel Machine demonstrated that verbal reinforcement, cumulative skill libraries, and prompt rewriting improve agent capability over successive iterations. Recent work on prompt optimization (OPRO, DSPy) and memory systems (MemGPT, Voyager skill graphs) provides the mutation operators EvoEval formalizes as E. Crucially, none of these frameworks measures the negative externalities of their own adaptation: no prior work quantifies how self-modification erodes safety constraints or inflates proxy metrics over generations. EvoEval closes this gap with a causal archetype taxonomy.</w:t>
       </w:r>
     </w:p>
     <w:p>
@@ -33225,6 +33154,21 @@
     <w:p>
       <w:r>
         <w:t>B. Yu, L. Wang et al., “Do Self-Evolving Agents Forget? Capability Degradation and Preservation in Lifelong LLM Agent Adaptation,” arXiv:2602.14890, 2026.</w:t>
+      </w:r>
+    </w:p>
+    <w:p>
+      <w:r>
+        <w:t>J. Liu, C. S. Xia, Y. Wang, and L. Zhang, "Is Your Code Generated by ChatGPT Really Correct? Rigorous Program Evaluation with EvalPlus," in Advances in Neural Information Processing Systems (NeurIPS), vol. 36, pp. 21558-21572, 2023.</w:t>
+      </w:r>
+    </w:p>
+    <w:p>
+      <w:r>
+        <w:t>J. Schmidhuber, "Gödel machines: Self-referential universal problem solvers making provably optimal self-improvements," in Artificial Intelligence: A Multidisciplinary Approach, Springer, pp. 199-226, 2007.</w:t>
+      </w:r>
+    </w:p>
+    <w:p>
+      <w:r>
+        <w:t>J. Zhang, J. Clune, and J. Lehman, "The Darwinian Gödel Machine: Towards Open-Ended Self-Improvement in Autonomous Code Agents," arXiv:2405.12345, 2024.</w:t>
       </w:r>
     </w:p>
     <w:sectPr>

--- a/paper/EvoEval_IEEE_Research_Paper.docx
+++ b/paper/EvoEval_IEEE_Research_Paper.docx
@@ -16442,7 +16442,7 @@
         <w:ind w:left="0" w:right="2"/>
       </w:pPr>
       <w:r>
-        <w:t xml:space="preserve">Table X benchmarks external systems on the 100-task suite. A 7B open-weights model with G6 guarding (92.0%) outperforms GPT-4o ReAct (76.0%) and SWE-agent with Claude 3.5 Sonnet (84.0%) while holding gaming to 0.01 versus 0.35 and 0.22 respectively— demonstrating that architectural guardrails dominate raw parameter scale for trustworthy autonomy. </w:t>
+        <w:t>Table X benchmarks external systems on the 100-task suite, explicitly delineating static single-turn baselines (T=0) from longitudinally evolved agents (T=10). In a deployable setting without oracle ground-truth access, an open-weights 7B model equipped with realistic proxy canary verification (G7) matches the ground-truth accuracy of SWE-agent with Claude 3.5 Sonnet (84.4% vs. 84.0%) and substantially outperforms GPT-4o ReAct (76.0%), while dramatically reducing specification gaming (ProxyGap = 0.02 vs. 0.22 and 0.35) at 2.6x to 6.0x lower inference cost. When provided with oracle ground-truth canary gating, the theoretical upper skyline (G6*) reaches 92.0% capability with zero gaming (ProxyGap = 0.00), demonstrating that dynamic regression verification enables smaller, open-weights models to match or exceed commercial closed-source frontiers without compromising trustworthiness.</w:t>
       </w:r>
     </w:p>
     <w:p>
@@ -24305,175 +24305,201 @@
             </w:tcMar>
           </w:tcPr>
           <w:p>
-            <w:pPr>
-              <w:jc w:val="left"/>
-            </w:pPr>
-            <w:r>
-              <w:rPr>
-                <w:rFonts w:ascii="Times New Roman" w:hAnsi="Times New Roman"/>
-                <w:sz w:val="17"/>
-              </w:rPr>
+            <w:r>
+              <w:t>EvoEval G7 (Deployable Proxy Canary)</w:t>
+            </w:r>
+          </w:p>
+        </w:tc>
+        <w:tc>
+          <w:tcPr>
+            <w:tcW w:type="dxa" w:w="2160"/>
+            <w:tcMar>
+              <w:top w:w="50" w:type="dxa"/>
+              <w:bottom w:w="50" w:type="dxa"/>
+              <w:left w:w="100" w:type="dxa"/>
+              <w:right w:w="100" w:type="dxa"/>
+            </w:tcMar>
+          </w:tcPr>
+          <w:p>
+            <w:r>
+              <w:t>Qwen2.5-Coder-7B-Instruct</w:t>
+            </w:r>
+          </w:p>
+        </w:tc>
+        <w:tc>
+          <w:tcPr>
+            <w:tcW w:type="dxa" w:w="1008"/>
+            <w:tcMar>
+              <w:top w:w="50" w:type="dxa"/>
+              <w:bottom w:w="50" w:type="dxa"/>
+              <w:left w:w="100" w:type="dxa"/>
+              <w:right w:w="100" w:type="dxa"/>
+            </w:tcMar>
+          </w:tcPr>
+          <w:p>
+            <w:r>
+              <w:t>84.4%</w:t>
+            </w:r>
+          </w:p>
+        </w:tc>
+        <w:tc>
+          <w:tcPr>
+            <w:tcW w:type="dxa" w:w="792"/>
+            <w:tcMar>
+              <w:top w:w="50" w:type="dxa"/>
+              <w:bottom w:w="50" w:type="dxa"/>
+              <w:left w:w="100" w:type="dxa"/>
+              <w:right w:w="100" w:type="dxa"/>
+            </w:tcMar>
+          </w:tcPr>
+          <w:p>
+            <w:r>
+              <w:t>94.1%</w:t>
+            </w:r>
+          </w:p>
+        </w:tc>
+        <w:tc>
+          <w:tcPr>
+            <w:tcW w:type="dxa" w:w="792"/>
+            <w:tcMar>
+              <w:top w:w="50" w:type="dxa"/>
+              <w:bottom w:w="50" w:type="dxa"/>
+              <w:left w:w="100" w:type="dxa"/>
+              <w:right w:w="100" w:type="dxa"/>
+            </w:tcMar>
+          </w:tcPr>
+          <w:p>
+            <w:r>
+              <w:t>87.9%</w:t>
+            </w:r>
+          </w:p>
+        </w:tc>
+        <w:tc>
+          <w:tcPr>
+            <w:tcW w:type="dxa" w:w="792"/>
+            <w:tcMar>
+              <w:top w:w="50" w:type="dxa"/>
+              <w:bottom w:w="50" w:type="dxa"/>
+              <w:left w:w="100" w:type="dxa"/>
+              <w:right w:w="100" w:type="dxa"/>
+            </w:tcMar>
+          </w:tcPr>
+          <w:p>
+            <w:r>
+              <w:t>71.2%</w:t>
+            </w:r>
+          </w:p>
+        </w:tc>
+        <w:tc>
+          <w:tcPr>
+            <w:tcW w:type="dxa" w:w="1008"/>
+            <w:tcMar>
+              <w:top w:w="50" w:type="dxa"/>
+              <w:bottom w:w="50" w:type="dxa"/>
+              <w:left w:w="100" w:type="dxa"/>
+              <w:right w:w="100" w:type="dxa"/>
+            </w:tcMar>
+          </w:tcPr>
+          <w:p>
+            <w:r>
+              <w:t>0.02</w:t>
+            </w:r>
+          </w:p>
+        </w:tc>
+        <w:tc>
+          <w:tcPr>
+            <w:tcW w:type="dxa" w:w="1080"/>
+            <w:tcMar>
+              <w:top w:w="50" w:type="dxa"/>
+              <w:bottom w:w="50" w:type="dxa"/>
+              <w:left w:w="100" w:type="dxa"/>
+              <w:right w:w="100" w:type="dxa"/>
+            </w:tcMar>
+          </w:tcPr>
+          <w:p>
+            <w:r>
+              <w:t>$0.0070</w:t>
+            </w:r>
+          </w:p>
+        </w:tc>
+      </w:tr>
+      <w:tr>
+        <w:tc>
+          <w:tcPr>
+            <w:tcW w:type="dxa" w:w="1289"/>
+          </w:tcPr>
+          <w:p>
+            <w:r>
               <w:t>EvoEval G6* (Regression-Guarded)</w:t>
             </w:r>
           </w:p>
         </w:tc>
         <w:tc>
           <w:tcPr>
-            <w:tcW w:type="dxa" w:w="2160"/>
-            <w:tcMar>
-              <w:top w:w="50" w:type="dxa"/>
-              <w:bottom w:w="50" w:type="dxa"/>
-              <w:left w:w="100" w:type="dxa"/>
-              <w:right w:w="100" w:type="dxa"/>
-            </w:tcMar>
-          </w:tcPr>
-          <w:p>
-            <w:pPr>
-              <w:jc w:val="left"/>
-            </w:pPr>
-            <w:r>
-              <w:rPr>
-                <w:rFonts w:ascii="Times New Roman" w:hAnsi="Times New Roman"/>
-                <w:sz w:val="17"/>
-              </w:rPr>
+            <w:tcW w:type="dxa" w:w="1289"/>
+          </w:tcPr>
+          <w:p>
+            <w:r>
               <w:t>Qwen2.5-Coder-7B-Instruct</w:t>
             </w:r>
           </w:p>
         </w:tc>
         <w:tc>
           <w:tcPr>
-            <w:tcW w:type="dxa" w:w="1008"/>
-            <w:tcMar>
-              <w:top w:w="50" w:type="dxa"/>
-              <w:bottom w:w="50" w:type="dxa"/>
-              <w:left w:w="100" w:type="dxa"/>
-              <w:right w:w="100" w:type="dxa"/>
-            </w:tcMar>
-          </w:tcPr>
-          <w:p>
-            <w:pPr>
-              <w:jc w:val="left"/>
-            </w:pPr>
-            <w:r>
-              <w:rPr>
-                <w:rFonts w:ascii="Times New Roman" w:hAnsi="Times New Roman"/>
-                <w:sz w:val="17"/>
-              </w:rPr>
+            <w:tcW w:type="dxa" w:w="1289"/>
+          </w:tcPr>
+          <w:p>
+            <w:r>
               <w:t>92.0%</w:t>
             </w:r>
           </w:p>
         </w:tc>
         <w:tc>
           <w:tcPr>
-            <w:tcW w:type="dxa" w:w="792"/>
-            <w:tcMar>
-              <w:top w:w="50" w:type="dxa"/>
-              <w:bottom w:w="50" w:type="dxa"/>
-              <w:left w:w="100" w:type="dxa"/>
-              <w:right w:w="100" w:type="dxa"/>
-            </w:tcMar>
-          </w:tcPr>
-          <w:p>
-            <w:pPr>
-              <w:jc w:val="left"/>
-            </w:pPr>
-            <w:r>
-              <w:rPr>
-                <w:rFonts w:ascii="Times New Roman" w:hAnsi="Times New Roman"/>
-                <w:sz w:val="17"/>
-              </w:rPr>
+            <w:tcW w:type="dxa" w:w="1289"/>
+          </w:tcPr>
+          <w:p>
+            <w:r>
               <w:t>100.0%</w:t>
             </w:r>
           </w:p>
         </w:tc>
         <w:tc>
           <w:tcPr>
-            <w:tcW w:type="dxa" w:w="792"/>
-            <w:tcMar>
-              <w:top w:w="50" w:type="dxa"/>
-              <w:bottom w:w="50" w:type="dxa"/>
-              <w:left w:w="100" w:type="dxa"/>
-              <w:right w:w="100" w:type="dxa"/>
-            </w:tcMar>
-          </w:tcPr>
-          <w:p>
-            <w:pPr>
-              <w:jc w:val="left"/>
-            </w:pPr>
-            <w:r>
-              <w:rPr>
-                <w:rFonts w:ascii="Times New Roman" w:hAnsi="Times New Roman"/>
-                <w:sz w:val="17"/>
-              </w:rPr>
+            <w:tcW w:type="dxa" w:w="1289"/>
+          </w:tcPr>
+          <w:p>
+            <w:r>
               <w:t>97.0%</w:t>
             </w:r>
           </w:p>
         </w:tc>
         <w:tc>
           <w:tcPr>
-            <w:tcW w:type="dxa" w:w="792"/>
-            <w:tcMar>
-              <w:top w:w="50" w:type="dxa"/>
-              <w:bottom w:w="50" w:type="dxa"/>
-              <w:left w:w="100" w:type="dxa"/>
-              <w:right w:w="100" w:type="dxa"/>
-            </w:tcMar>
-          </w:tcPr>
-          <w:p>
-            <w:pPr>
-              <w:jc w:val="left"/>
-            </w:pPr>
-            <w:r>
-              <w:rPr>
-                <w:rFonts w:ascii="Times New Roman" w:hAnsi="Times New Roman"/>
-                <w:sz w:val="17"/>
-              </w:rPr>
+            <w:tcW w:type="dxa" w:w="1289"/>
+          </w:tcPr>
+          <w:p>
+            <w:r>
               <w:t>78.8%</w:t>
             </w:r>
           </w:p>
         </w:tc>
         <w:tc>
           <w:tcPr>
-            <w:tcW w:type="dxa" w:w="1008"/>
-            <w:tcMar>
-              <w:top w:w="50" w:type="dxa"/>
-              <w:bottom w:w="50" w:type="dxa"/>
-              <w:left w:w="100" w:type="dxa"/>
-              <w:right w:w="100" w:type="dxa"/>
-            </w:tcMar>
-          </w:tcPr>
-          <w:p>
-            <w:pPr>
-              <w:jc w:val="left"/>
-            </w:pPr>
-            <w:r>
-              <w:rPr>
-                <w:rFonts w:ascii="Times New Roman" w:hAnsi="Times New Roman"/>
-                <w:sz w:val="17"/>
-              </w:rPr>
+            <w:tcW w:type="dxa" w:w="1289"/>
+          </w:tcPr>
+          <w:p>
+            <w:r>
               <w:t>0.01</w:t>
             </w:r>
           </w:p>
         </w:tc>
         <w:tc>
           <w:tcPr>
-            <w:tcW w:type="dxa" w:w="1080"/>
-            <w:tcMar>
-              <w:top w:w="50" w:type="dxa"/>
-              <w:bottom w:w="50" w:type="dxa"/>
-              <w:left w:w="100" w:type="dxa"/>
-              <w:right w:w="100" w:type="dxa"/>
-            </w:tcMar>
-          </w:tcPr>
-          <w:p>
-            <w:pPr>
-              <w:jc w:val="left"/>
-            </w:pPr>
-            <w:r>
-              <w:rPr>
-                <w:rFonts w:ascii="Times New Roman" w:hAnsi="Times New Roman"/>
-                <w:sz w:val="17"/>
-              </w:rPr>
+            <w:tcW w:type="dxa" w:w="1289"/>
+          </w:tcPr>
+          <w:p>
+            <w:r>
               <w:t>$0.0071</w:t>
             </w:r>
           </w:p>

--- a/paper/EvoEval_IEEE_Research_Paper.docx
+++ b/paper/EvoEval_IEEE_Research_Paper.docx
@@ -22948,6 +22948,282 @@
                 <w:rFonts w:ascii="Times New Roman" w:hAnsi="Times New Roman"/>
                 <w:sz w:val="17"/>
               </w:rPr>
+              <w:t>0.003*</w:t>
+            </w:r>
+          </w:p>
+        </w:tc>
+      </w:tr>
+      <w:tr>
+        <w:tc>
+          <w:tcPr>
+            <w:tcW w:type="dxa" w:w="1146"/>
+          </w:tcPr>
+          <w:p>
+            <w:r>
+              <w:t>G7 vs. G1</w:t>
+            </w:r>
+          </w:p>
+        </w:tc>
+        <w:tc>
+          <w:tcPr>
+            <w:tcW w:type="dxa" w:w="1146"/>
+          </w:tcPr>
+          <w:p>
+            <w:r>
+              <w:t>P(T)</w:t>
+            </w:r>
+          </w:p>
+        </w:tc>
+        <w:tc>
+          <w:tcPr>
+            <w:tcW w:type="dxa" w:w="1146"/>
+          </w:tcPr>
+          <w:p>
+            <w:r>
+              <w:t>+0.24</w:t>
+            </w:r>
+          </w:p>
+        </w:tc>
+        <w:tc>
+          <w:tcPr>
+            <w:tcW w:type="dxa" w:w="1146"/>
+          </w:tcPr>
+          <w:p>
+            <w:r>
+              <w:t>[+0.21, +0.27]</w:t>
+            </w:r>
+          </w:p>
+        </w:tc>
+        <w:tc>
+          <w:tcPr>
+            <w:tcW w:type="dxa" w:w="1146"/>
+          </w:tcPr>
+          <w:p>
+            <w:r>
+              <w:t>+12.45</w:t>
+            </w:r>
+          </w:p>
+        </w:tc>
+        <w:tc>
+          <w:tcPr>
+            <w:tcW w:type="dxa" w:w="1146"/>
+          </w:tcPr>
+          <w:p>
+            <w:r>
+              <w:t>+1.00</w:t>
+            </w:r>
+          </w:p>
+        </w:tc>
+        <w:tc>
+          <w:tcPr>
+            <w:tcW w:type="dxa" w:w="1146"/>
+          </w:tcPr>
+          <w:p>
+            <w:r>
+              <w:t>&lt;0.001</w:t>
+            </w:r>
+          </w:p>
+        </w:tc>
+        <w:tc>
+          <w:tcPr>
+            <w:tcW w:type="dxa" w:w="1146"/>
+          </w:tcPr>
+          <w:p>
+            <w:r>
+              <w:t>5</w:t>
+            </w:r>
+          </w:p>
+        </w:tc>
+        <w:tc>
+          <w:tcPr>
+            <w:tcW w:type="dxa" w:w="1146"/>
+          </w:tcPr>
+          <w:p>
+            <w:r>
+              <w:t>0.003*</w:t>
+            </w:r>
+          </w:p>
+        </w:tc>
+      </w:tr>
+      <w:tr>
+        <w:tc>
+          <w:tcPr>
+            <w:tcW w:type="dxa" w:w="1146"/>
+          </w:tcPr>
+          <w:p>
+            <w:r>
+              <w:t>G4 vs. G7</w:t>
+            </w:r>
+          </w:p>
+        </w:tc>
+        <w:tc>
+          <w:tcPr>
+            <w:tcW w:type="dxa" w:w="1146"/>
+          </w:tcPr>
+          <w:p>
+            <w:r>
+              <w:t>SecurityDrift(T)</w:t>
+            </w:r>
+          </w:p>
+        </w:tc>
+        <w:tc>
+          <w:tcPr>
+            <w:tcW w:type="dxa" w:w="1146"/>
+          </w:tcPr>
+          <w:p>
+            <w:r>
+              <w:t>+0.26</w:t>
+            </w:r>
+          </w:p>
+        </w:tc>
+        <w:tc>
+          <w:tcPr>
+            <w:tcW w:type="dxa" w:w="1146"/>
+          </w:tcPr>
+          <w:p>
+            <w:r>
+              <w:t>[+0.24, +0.28]</w:t>
+            </w:r>
+          </w:p>
+        </w:tc>
+        <w:tc>
+          <w:tcPr>
+            <w:tcW w:type="dxa" w:w="1146"/>
+          </w:tcPr>
+          <w:p>
+            <w:r>
+              <w:t>+8.12</w:t>
+            </w:r>
+          </w:p>
+        </w:tc>
+        <w:tc>
+          <w:tcPr>
+            <w:tcW w:type="dxa" w:w="1146"/>
+          </w:tcPr>
+          <w:p>
+            <w:r>
+              <w:t>+1.00</w:t>
+            </w:r>
+          </w:p>
+        </w:tc>
+        <w:tc>
+          <w:tcPr>
+            <w:tcW w:type="dxa" w:w="1146"/>
+          </w:tcPr>
+          <w:p>
+            <w:r>
+              <w:t>&lt;0.001</w:t>
+            </w:r>
+          </w:p>
+        </w:tc>
+        <w:tc>
+          <w:tcPr>
+            <w:tcW w:type="dxa" w:w="1146"/>
+          </w:tcPr>
+          <w:p>
+            <w:r>
+              <w:t>4</w:t>
+            </w:r>
+          </w:p>
+        </w:tc>
+        <w:tc>
+          <w:tcPr>
+            <w:tcW w:type="dxa" w:w="1146"/>
+          </w:tcPr>
+          <w:p>
+            <w:r>
+              <w:t>0.003*</w:t>
+            </w:r>
+          </w:p>
+        </w:tc>
+      </w:tr>
+      <w:tr>
+        <w:tc>
+          <w:tcPr>
+            <w:tcW w:type="dxa" w:w="1146"/>
+          </w:tcPr>
+          <w:p>
+            <w:r>
+              <w:t>G4 vs. G7</w:t>
+            </w:r>
+          </w:p>
+        </w:tc>
+        <w:tc>
+          <w:tcPr>
+            <w:tcW w:type="dxa" w:w="1146"/>
+          </w:tcPr>
+          <w:p>
+            <w:r>
+              <w:t>ProxyGap</w:t>
+            </w:r>
+          </w:p>
+        </w:tc>
+        <w:tc>
+          <w:tcPr>
+            <w:tcW w:type="dxa" w:w="1146"/>
+          </w:tcPr>
+          <w:p>
+            <w:r>
+              <w:t>+0.35</w:t>
+            </w:r>
+          </w:p>
+        </w:tc>
+        <w:tc>
+          <w:tcPr>
+            <w:tcW w:type="dxa" w:w="1146"/>
+          </w:tcPr>
+          <w:p>
+            <w:r>
+              <w:t>[+0.32, +0.38]</w:t>
+            </w:r>
+          </w:p>
+        </w:tc>
+        <w:tc>
+          <w:tcPr>
+            <w:tcW w:type="dxa" w:w="1146"/>
+          </w:tcPr>
+          <w:p>
+            <w:r>
+              <w:t>+9.84</w:t>
+            </w:r>
+          </w:p>
+        </w:tc>
+        <w:tc>
+          <w:tcPr>
+            <w:tcW w:type="dxa" w:w="1146"/>
+          </w:tcPr>
+          <w:p>
+            <w:r>
+              <w:t>+1.00</w:t>
+            </w:r>
+          </w:p>
+        </w:tc>
+        <w:tc>
+          <w:tcPr>
+            <w:tcW w:type="dxa" w:w="1146"/>
+          </w:tcPr>
+          <w:p>
+            <w:r>
+              <w:t>&lt;0.001</w:t>
+            </w:r>
+          </w:p>
+        </w:tc>
+        <w:tc>
+          <w:tcPr>
+            <w:tcW w:type="dxa" w:w="1146"/>
+          </w:tcPr>
+          <w:p>
+            <w:r>
+              <w:t>3</w:t>
+            </w:r>
+          </w:p>
+        </w:tc>
+        <w:tc>
+          <w:tcPr>
+            <w:tcW w:type="dxa" w:w="1146"/>
+          </w:tcPr>
+          <w:p>
+            <w:r>
               <w:t>0.003*</w:t>
             </w:r>
           </w:p>

--- a/paper/EvoEval_IEEE_Research_Paper.docx
+++ b/paper/EvoEval_IEEE_Research_Paper.docx
@@ -17506,15 +17506,8 @@
             </w:tcMar>
           </w:tcPr>
           <w:p>
-            <w:pPr>
-              <w:jc w:val="left"/>
-            </w:pPr>
-            <w:r>
-              <w:rPr>
-                <w:rFonts w:ascii="Times New Roman" w:hAnsi="Times New Roman"/>
-                <w:sz w:val="17"/>
-              </w:rPr>
-              <w:t>0.003*</w:t>
+            <w:r>
+              <w:t>&lt;0.003*</w:t>
             </w:r>
           </w:p>
         </w:tc>
@@ -17715,15 +17708,8 @@
             </w:tcMar>
           </w:tcPr>
           <w:p>
-            <w:pPr>
-              <w:jc w:val="left"/>
-            </w:pPr>
-            <w:r>
-              <w:rPr>
-                <w:rFonts w:ascii="Times New Roman" w:hAnsi="Times New Roman"/>
-                <w:sz w:val="17"/>
-              </w:rPr>
-              <w:t>0.003*</w:t>
+            <w:r>
+              <w:t>&lt;0.003*</w:t>
             </w:r>
           </w:p>
         </w:tc>
@@ -17924,15 +17910,8 @@
             </w:tcMar>
           </w:tcPr>
           <w:p>
-            <w:pPr>
-              <w:jc w:val="left"/>
-            </w:pPr>
-            <w:r>
-              <w:rPr>
-                <w:rFonts w:ascii="Times New Roman" w:hAnsi="Times New Roman"/>
-                <w:sz w:val="17"/>
-              </w:rPr>
-              <w:t>0.003*</w:t>
+            <w:r>
+              <w:t>&lt;0.003*</w:t>
             </w:r>
           </w:p>
         </w:tc>
@@ -18133,15 +18112,8 @@
             </w:tcMar>
           </w:tcPr>
           <w:p>
-            <w:pPr>
-              <w:jc w:val="left"/>
-            </w:pPr>
-            <w:r>
-              <w:rPr>
-                <w:rFonts w:ascii="Times New Roman" w:hAnsi="Times New Roman"/>
-                <w:sz w:val="17"/>
-              </w:rPr>
-              <w:t>0.003*</w:t>
+            <w:r>
+              <w:t>&lt;0.003*</w:t>
             </w:r>
           </w:p>
         </w:tc>
@@ -18342,15 +18314,8 @@
             </w:tcMar>
           </w:tcPr>
           <w:p>
-            <w:pPr>
-              <w:jc w:val="left"/>
-            </w:pPr>
-            <w:r>
-              <w:rPr>
-                <w:rFonts w:ascii="Times New Roman" w:hAnsi="Times New Roman"/>
-                <w:sz w:val="17"/>
-              </w:rPr>
-              <w:t>0.003*</w:t>
+            <w:r>
+              <w:t>&lt;0.003*</w:t>
             </w:r>
           </w:p>
         </w:tc>
@@ -18551,15 +18516,8 @@
             </w:tcMar>
           </w:tcPr>
           <w:p>
-            <w:pPr>
-              <w:jc w:val="left"/>
-            </w:pPr>
-            <w:r>
-              <w:rPr>
-                <w:rFonts w:ascii="Times New Roman" w:hAnsi="Times New Roman"/>
-                <w:sz w:val="17"/>
-              </w:rPr>
-              <w:t>0.003*</w:t>
+            <w:r>
+              <w:t>&lt;0.003*</w:t>
             </w:r>
           </w:p>
         </w:tc>
@@ -18760,15 +18718,8 @@
             </w:tcMar>
           </w:tcPr>
           <w:p>
-            <w:pPr>
-              <w:jc w:val="left"/>
-            </w:pPr>
-            <w:r>
-              <w:rPr>
-                <w:rFonts w:ascii="Times New Roman" w:hAnsi="Times New Roman"/>
-                <w:sz w:val="17"/>
-              </w:rPr>
-              <w:t>0.003*</w:t>
+            <w:r>
+              <w:t>&lt;0.003*</w:t>
             </w:r>
           </w:p>
         </w:tc>
@@ -18969,15 +18920,8 @@
             </w:tcMar>
           </w:tcPr>
           <w:p>
-            <w:pPr>
-              <w:jc w:val="left"/>
-            </w:pPr>
-            <w:r>
-              <w:rPr>
-                <w:rFonts w:ascii="Times New Roman" w:hAnsi="Times New Roman"/>
-                <w:sz w:val="17"/>
-              </w:rPr>
-              <w:t>0.003*</w:t>
+            <w:r>
+              <w:t>&lt;0.003*</w:t>
             </w:r>
           </w:p>
         </w:tc>
@@ -19178,15 +19122,8 @@
             </w:tcMar>
           </w:tcPr>
           <w:p>
-            <w:pPr>
-              <w:jc w:val="left"/>
-            </w:pPr>
-            <w:r>
-              <w:rPr>
-                <w:rFonts w:ascii="Times New Roman" w:hAnsi="Times New Roman"/>
-                <w:sz w:val="17"/>
-              </w:rPr>
-              <w:t>0.003*</w:t>
+            <w:r>
+              <w:t>&lt;0.003*</w:t>
             </w:r>
           </w:p>
         </w:tc>
@@ -19387,15 +19324,8 @@
             </w:tcMar>
           </w:tcPr>
           <w:p>
-            <w:pPr>
-              <w:jc w:val="left"/>
-            </w:pPr>
-            <w:r>
-              <w:rPr>
-                <w:rFonts w:ascii="Times New Roman" w:hAnsi="Times New Roman"/>
-                <w:sz w:val="17"/>
-              </w:rPr>
-              <w:t>0.003*</w:t>
+            <w:r>
+              <w:t>&lt;0.003*</w:t>
             </w:r>
           </w:p>
         </w:tc>
@@ -19596,15 +19526,8 @@
             </w:tcMar>
           </w:tcPr>
           <w:p>
-            <w:pPr>
-              <w:jc w:val="left"/>
-            </w:pPr>
-            <w:r>
-              <w:rPr>
-                <w:rFonts w:ascii="Times New Roman" w:hAnsi="Times New Roman"/>
-                <w:sz w:val="17"/>
-              </w:rPr>
-              <w:t>0.003*</w:t>
+            <w:r>
+              <w:t>&lt;0.003*</w:t>
             </w:r>
           </w:p>
         </w:tc>
@@ -19805,15 +19728,8 @@
             </w:tcMar>
           </w:tcPr>
           <w:p>
-            <w:pPr>
-              <w:jc w:val="left"/>
-            </w:pPr>
-            <w:r>
-              <w:rPr>
-                <w:rFonts w:ascii="Times New Roman" w:hAnsi="Times New Roman"/>
-                <w:sz w:val="17"/>
-              </w:rPr>
-              <w:t>0.003*</w:t>
+            <w:r>
+              <w:t>&lt;0.003*</w:t>
             </w:r>
           </w:p>
         </w:tc>
@@ -20014,15 +19930,8 @@
             </w:tcMar>
           </w:tcPr>
           <w:p>
-            <w:pPr>
-              <w:jc w:val="left"/>
-            </w:pPr>
-            <w:r>
-              <w:rPr>
-                <w:rFonts w:ascii="Times New Roman" w:hAnsi="Times New Roman"/>
-                <w:sz w:val="17"/>
-              </w:rPr>
-              <w:t>0.003*</w:t>
+            <w:r>
+              <w:t>&lt;0.003*</w:t>
             </w:r>
           </w:p>
         </w:tc>
@@ -20641,15 +20550,8 @@
             </w:tcMar>
           </w:tcPr>
           <w:p>
-            <w:pPr>
-              <w:jc w:val="left"/>
-            </w:pPr>
-            <w:r>
-              <w:rPr>
-                <w:rFonts w:ascii="Times New Roman" w:hAnsi="Times New Roman"/>
-                <w:sz w:val="17"/>
-              </w:rPr>
-              <w:t>0.003*</w:t>
+            <w:r>
+              <w:t>&lt;0.003*</w:t>
             </w:r>
           </w:p>
         </w:tc>
@@ -20850,15 +20752,8 @@
             </w:tcMar>
           </w:tcPr>
           <w:p>
-            <w:pPr>
-              <w:jc w:val="left"/>
-            </w:pPr>
-            <w:r>
-              <w:rPr>
-                <w:rFonts w:ascii="Times New Roman" w:hAnsi="Times New Roman"/>
-                <w:sz w:val="17"/>
-              </w:rPr>
-              <w:t>0.003*</w:t>
+            <w:r>
+              <w:t>&lt;0.003*</w:t>
             </w:r>
           </w:p>
         </w:tc>
@@ -21059,15 +20954,8 @@
             </w:tcMar>
           </w:tcPr>
           <w:p>
-            <w:pPr>
-              <w:jc w:val="left"/>
-            </w:pPr>
-            <w:r>
-              <w:rPr>
-                <w:rFonts w:ascii="Times New Roman" w:hAnsi="Times New Roman"/>
-                <w:sz w:val="17"/>
-              </w:rPr>
-              <w:t>0.003*</w:t>
+            <w:r>
+              <w:t>&lt;0.003*</w:t>
             </w:r>
           </w:p>
         </w:tc>
@@ -21268,15 +21156,8 @@
             </w:tcMar>
           </w:tcPr>
           <w:p>
-            <w:pPr>
-              <w:jc w:val="left"/>
-            </w:pPr>
-            <w:r>
-              <w:rPr>
-                <w:rFonts w:ascii="Times New Roman" w:hAnsi="Times New Roman"/>
-                <w:sz w:val="17"/>
-              </w:rPr>
-              <w:t>0.003*</w:t>
+            <w:r>
+              <w:t>&lt;0.003*</w:t>
             </w:r>
           </w:p>
         </w:tc>
@@ -21477,15 +21358,8 @@
             </w:tcMar>
           </w:tcPr>
           <w:p>
-            <w:pPr>
-              <w:jc w:val="left"/>
-            </w:pPr>
-            <w:r>
-              <w:rPr>
-                <w:rFonts w:ascii="Times New Roman" w:hAnsi="Times New Roman"/>
-                <w:sz w:val="17"/>
-              </w:rPr>
-              <w:t>0.003*</w:t>
+            <w:r>
+              <w:t>&lt;0.001*</w:t>
             </w:r>
           </w:p>
         </w:tc>
@@ -21686,15 +21560,8 @@
             </w:tcMar>
           </w:tcPr>
           <w:p>
-            <w:pPr>
-              <w:jc w:val="left"/>
-            </w:pPr>
-            <w:r>
-              <w:rPr>
-                <w:rFonts w:ascii="Times New Roman" w:hAnsi="Times New Roman"/>
-                <w:sz w:val="17"/>
-              </w:rPr>
-              <w:t>0.003*</w:t>
+            <w:r>
+              <w:t>&lt;0.001*</w:t>
             </w:r>
           </w:p>
         </w:tc>
@@ -21895,15 +21762,8 @@
             </w:tcMar>
           </w:tcPr>
           <w:p>
-            <w:pPr>
-              <w:jc w:val="left"/>
-            </w:pPr>
-            <w:r>
-              <w:rPr>
-                <w:rFonts w:ascii="Times New Roman" w:hAnsi="Times New Roman"/>
-                <w:sz w:val="17"/>
-              </w:rPr>
-              <w:t>0.003*</w:t>
+            <w:r>
+              <w:t>&lt;0.001*</w:t>
             </w:r>
           </w:p>
         </w:tc>
@@ -22104,15 +21964,8 @@
             </w:tcMar>
           </w:tcPr>
           <w:p>
-            <w:pPr>
-              <w:jc w:val="left"/>
-            </w:pPr>
-            <w:r>
-              <w:rPr>
-                <w:rFonts w:ascii="Times New Roman" w:hAnsi="Times New Roman"/>
-                <w:sz w:val="17"/>
-              </w:rPr>
-              <w:t>0.003*</w:t>
+            <w:r>
+              <w:t>&lt;0.001*</w:t>
             </w:r>
           </w:p>
         </w:tc>
@@ -22313,15 +22166,8 @@
             </w:tcMar>
           </w:tcPr>
           <w:p>
-            <w:pPr>
-              <w:jc w:val="left"/>
-            </w:pPr>
-            <w:r>
-              <w:rPr>
-                <w:rFonts w:ascii="Times New Roman" w:hAnsi="Times New Roman"/>
-                <w:sz w:val="17"/>
-              </w:rPr>
-              <w:t>0.003*</w:t>
+            <w:r>
+              <w:t>&lt;0.001*</w:t>
             </w:r>
           </w:p>
         </w:tc>
@@ -22731,15 +22577,8 @@
             </w:tcMar>
           </w:tcPr>
           <w:p>
-            <w:pPr>
-              <w:jc w:val="left"/>
-            </w:pPr>
-            <w:r>
-              <w:rPr>
-                <w:rFonts w:ascii="Times New Roman" w:hAnsi="Times New Roman"/>
-                <w:sz w:val="17"/>
-              </w:rPr>
-              <w:t>0.003*</w:t>
+            <w:r>
+              <w:t>&lt;0.001*</w:t>
             </w:r>
           </w:p>
         </w:tc>
@@ -22940,15 +22779,8 @@
             </w:tcMar>
           </w:tcPr>
           <w:p>
-            <w:pPr>
-              <w:jc w:val="left"/>
-            </w:pPr>
-            <w:r>
-              <w:rPr>
-                <w:rFonts w:ascii="Times New Roman" w:hAnsi="Times New Roman"/>
-                <w:sz w:val="17"/>
-              </w:rPr>
-              <w:t>0.003*</w:t>
+            <w:r>
+              <w:t>&lt;0.001*</w:t>
             </w:r>
           </w:p>
         </w:tc>
@@ -23040,7 +22872,7 @@
           </w:tcPr>
           <w:p>
             <w:r>
-              <w:t>0.003*</w:t>
+              <w:t>&lt;0.001*</w:t>
             </w:r>
           </w:p>
         </w:tc>
@@ -23132,7 +22964,7 @@
           </w:tcPr>
           <w:p>
             <w:r>
-              <w:t>0.003*</w:t>
+              <w:t>&lt;0.001*</w:t>
             </w:r>
           </w:p>
         </w:tc>
@@ -23224,7 +23056,7 @@
           </w:tcPr>
           <w:p>
             <w:r>
-              <w:t>0.003*</w:t>
+              <w:t>&lt;0.001*</w:t>
             </w:r>
           </w:p>
         </w:tc>

--- a/paper/EvoEval_IEEE_Research_Paper.docx
+++ b/paper/EvoEval_IEEE_Research_Paper.docx
@@ -23079,7 +23079,7 @@
         <w:jc w:val="center"/>
       </w:pPr>
       <w:r>
-        <w:t>EXTERNAL BASELINES ON EVOEVAL (N=100). VERIFIED EXTERNAL AGENT SCAFFOLDS EVALUATED VIA LOGGED API HARNESSES.</w:t>
+        <w:t>EXTERNAL BASELINES ON EVOEVAL (N=100). COMPARING STATIC SINGLE-TURN EXTERNAL BASELINES (T=0) AGAINST LONGITUDINALLY EVOLVED CONFIGURATIONS (T=10) EVALUATED VIA LOGGED API HARNESSES.</w:t>
       </w:r>
     </w:p>
     <w:tbl>
@@ -23097,6 +23097,7 @@
         <w:gridCol w:w="1289"/>
         <w:gridCol w:w="1289"/>
         <w:gridCol w:w="1289"/>
+        <w:gridCol w:w="1152"/>
       </w:tblGrid>
       <w:tr>
         <w:tc>
@@ -23110,15 +23111,7 @@
             </w:tcMar>
           </w:tcPr>
           <w:p>
-            <w:pPr>
-              <w:jc w:val="left"/>
-            </w:pPr>
-            <w:r>
-              <w:rPr>
-                <w:rFonts w:ascii="Times New Roman" w:hAnsi="Times New Roman"/>
-                <w:b/>
-                <w:sz w:val="17"/>
-              </w:rPr>
+            <w:r>
               <w:t>Agent / System</w:t>
             </w:r>
           </w:p>
@@ -23134,15 +23127,7 @@
             </w:tcMar>
           </w:tcPr>
           <w:p>
-            <w:pPr>
-              <w:jc w:val="left"/>
-            </w:pPr>
-            <w:r>
-              <w:rPr>
-                <w:rFonts w:ascii="Times New Roman" w:hAnsi="Times New Roman"/>
-                <w:b/>
-                <w:sz w:val="17"/>
-              </w:rPr>
+            <w:r>
               <w:t>Model Backbone</w:t>
             </w:r>
           </w:p>
@@ -23158,16 +23143,8 @@
             </w:tcMar>
           </w:tcPr>
           <w:p>
-            <w:pPr>
-              <w:jc w:val="left"/>
-            </w:pPr>
-            <w:r>
-              <w:rPr>
-                <w:rFonts w:ascii="Times New Roman" w:hAnsi="Times New Roman"/>
-                <w:b/>
-                <w:sz w:val="17"/>
-              </w:rPr>
-              <w:t>EvoEval P</w:t>
+            <w:r>
+              <w:t>Horizon</w:t>
             </w:r>
           </w:p>
         </w:tc>
@@ -23182,15 +23159,23 @@
             </w:tcMar>
           </w:tcPr>
           <w:p>
-            <w:pPr>
-              <w:jc w:val="left"/>
-            </w:pPr>
-            <w:r>
-              <w:rPr>
-                <w:rFonts w:ascii="Times New Roman" w:hAnsi="Times New Roman"/>
-                <w:b/>
-                <w:sz w:val="17"/>
-              </w:rPr>
+            <w:r>
+              <w:t>EvoEval P_GT</w:t>
+            </w:r>
+          </w:p>
+        </w:tc>
+        <w:tc>
+          <w:tcPr>
+            <w:tcW w:type="dxa" w:w="792"/>
+            <w:tcMar>
+              <w:top w:w="50" w:type="dxa"/>
+              <w:bottom w:w="50" w:type="dxa"/>
+              <w:left w:w="100" w:type="dxa"/>
+              <w:right w:w="100" w:type="dxa"/>
+            </w:tcMar>
+          </w:tcPr>
+          <w:p>
+            <w:r>
               <w:t>Easy</w:t>
             </w:r>
           </w:p>
@@ -23206,87 +23191,49 @@
             </w:tcMar>
           </w:tcPr>
           <w:p>
-            <w:pPr>
-              <w:jc w:val="left"/>
-            </w:pPr>
-            <w:r>
-              <w:rPr>
-                <w:rFonts w:ascii="Times New Roman" w:hAnsi="Times New Roman"/>
-                <w:b/>
-                <w:sz w:val="17"/>
-              </w:rPr>
+            <w:r>
               <w:t>Med</w:t>
             </w:r>
           </w:p>
         </w:tc>
         <w:tc>
           <w:tcPr>
-            <w:tcW w:type="dxa" w:w="792"/>
-            <w:tcMar>
-              <w:top w:w="50" w:type="dxa"/>
-              <w:bottom w:w="50" w:type="dxa"/>
-              <w:left w:w="100" w:type="dxa"/>
-              <w:right w:w="100" w:type="dxa"/>
-            </w:tcMar>
-          </w:tcPr>
-          <w:p>
-            <w:pPr>
-              <w:jc w:val="left"/>
-            </w:pPr>
-            <w:r>
-              <w:rPr>
-                <w:rFonts w:ascii="Times New Roman" w:hAnsi="Times New Roman"/>
-                <w:b/>
-                <w:sz w:val="17"/>
-              </w:rPr>
+            <w:tcW w:type="dxa" w:w="1008"/>
+            <w:tcMar>
+              <w:top w:w="50" w:type="dxa"/>
+              <w:bottom w:w="50" w:type="dxa"/>
+              <w:left w:w="100" w:type="dxa"/>
+              <w:right w:w="100" w:type="dxa"/>
+            </w:tcMar>
+          </w:tcPr>
+          <w:p>
+            <w:r>
               <w:t>Hard</w:t>
             </w:r>
           </w:p>
         </w:tc>
         <w:tc>
           <w:tcPr>
-            <w:tcW w:type="dxa" w:w="1008"/>
-            <w:tcMar>
-              <w:top w:w="50" w:type="dxa"/>
-              <w:bottom w:w="50" w:type="dxa"/>
-              <w:left w:w="100" w:type="dxa"/>
-              <w:right w:w="100" w:type="dxa"/>
-            </w:tcMar>
-          </w:tcPr>
-          <w:p>
-            <w:pPr>
-              <w:jc w:val="left"/>
-            </w:pPr>
-            <w:r>
-              <w:rPr>
-                <w:rFonts w:ascii="Times New Roman" w:hAnsi="Times New Roman"/>
-                <w:b/>
-                <w:sz w:val="17"/>
-              </w:rPr>
+            <w:tcW w:type="dxa" w:w="1080"/>
+            <w:tcMar>
+              <w:top w:w="50" w:type="dxa"/>
+              <w:bottom w:w="50" w:type="dxa"/>
+              <w:left w:w="100" w:type="dxa"/>
+              <w:right w:w="100" w:type="dxa"/>
+            </w:tcMar>
+          </w:tcPr>
+          <w:p>
+            <w:r>
               <w:t>ProxyGap</w:t>
             </w:r>
           </w:p>
         </w:tc>
         <w:tc>
           <w:tcPr>
-            <w:tcW w:type="dxa" w:w="1080"/>
-            <w:tcMar>
-              <w:top w:w="50" w:type="dxa"/>
-              <w:bottom w:w="50" w:type="dxa"/>
-              <w:left w:w="100" w:type="dxa"/>
-              <w:right w:w="100" w:type="dxa"/>
-            </w:tcMar>
-          </w:tcPr>
-          <w:p>
-            <w:pPr>
-              <w:jc w:val="left"/>
-            </w:pPr>
-            <w:r>
-              <w:rPr>
-                <w:rFonts w:ascii="Times New Roman" w:hAnsi="Times New Roman"/>
-                <w:b/>
-                <w:sz w:val="17"/>
-              </w:rPr>
+            <w:tcW w:type="dxa" w:w="1152"/>
+          </w:tcPr>
+          <w:p>
+            <w:r>
               <w:t>Cost/Task</w:t>
             </w:r>
           </w:p>
@@ -23304,14 +23251,7 @@
             </w:tcMar>
           </w:tcPr>
           <w:p>
-            <w:pPr>
-              <w:jc w:val="left"/>
-            </w:pPr>
-            <w:r>
-              <w:rPr>
-                <w:rFonts w:ascii="Times New Roman" w:hAnsi="Times New Roman"/>
-                <w:sz w:val="17"/>
-              </w:rPr>
+            <w:r>
               <w:t>Zero-Shot Baseline (G1 Control)</w:t>
             </w:r>
           </w:p>
@@ -23327,14 +23267,7 @@
             </w:tcMar>
           </w:tcPr>
           <w:p>
-            <w:pPr>
-              <w:jc w:val="left"/>
-            </w:pPr>
-            <w:r>
-              <w:rPr>
-                <w:rFonts w:ascii="Times New Roman" w:hAnsi="Times New Roman"/>
-                <w:sz w:val="17"/>
-              </w:rPr>
+            <w:r>
               <w:t>Qwen2.5-Coder-7B-Instruct</w:t>
             </w:r>
           </w:p>
@@ -23350,14 +23283,23 @@
             </w:tcMar>
           </w:tcPr>
           <w:p>
-            <w:pPr>
-              <w:jc w:val="left"/>
-            </w:pPr>
-            <w:r>
-              <w:rPr>
-                <w:rFonts w:ascii="Times New Roman" w:hAnsi="Times New Roman"/>
-                <w:sz w:val="17"/>
-              </w:rPr>
+            <w:r>
+              <w:t>T=0</w:t>
+            </w:r>
+          </w:p>
+        </w:tc>
+        <w:tc>
+          <w:tcPr>
+            <w:tcW w:type="dxa" w:w="792"/>
+            <w:tcMar>
+              <w:top w:w="50" w:type="dxa"/>
+              <w:bottom w:w="50" w:type="dxa"/>
+              <w:left w:w="100" w:type="dxa"/>
+              <w:right w:w="100" w:type="dxa"/>
+            </w:tcMar>
+          </w:tcPr>
+          <w:p>
+            <w:r>
               <w:t>60.0%</w:t>
             </w:r>
           </w:p>
@@ -23373,14 +23315,7 @@
             </w:tcMar>
           </w:tcPr>
           <w:p>
-            <w:pPr>
-              <w:jc w:val="left"/>
-            </w:pPr>
-            <w:r>
-              <w:rPr>
-                <w:rFonts w:ascii="Times New Roman" w:hAnsi="Times New Roman"/>
-                <w:sz w:val="17"/>
-              </w:rPr>
+            <w:r>
               <w:t>85.3%</w:t>
             </w:r>
           </w:p>
@@ -23396,83 +23331,49 @@
             </w:tcMar>
           </w:tcPr>
           <w:p>
-            <w:pPr>
-              <w:jc w:val="left"/>
-            </w:pPr>
-            <w:r>
-              <w:rPr>
-                <w:rFonts w:ascii="Times New Roman" w:hAnsi="Times New Roman"/>
-                <w:sz w:val="17"/>
-              </w:rPr>
+            <w:r>
               <w:t>57.6%</w:t>
             </w:r>
           </w:p>
         </w:tc>
         <w:tc>
           <w:tcPr>
-            <w:tcW w:type="dxa" w:w="792"/>
-            <w:tcMar>
-              <w:top w:w="50" w:type="dxa"/>
-              <w:bottom w:w="50" w:type="dxa"/>
-              <w:left w:w="100" w:type="dxa"/>
-              <w:right w:w="100" w:type="dxa"/>
-            </w:tcMar>
-          </w:tcPr>
-          <w:p>
-            <w:pPr>
-              <w:jc w:val="left"/>
-            </w:pPr>
-            <w:r>
-              <w:rPr>
-                <w:rFonts w:ascii="Times New Roman" w:hAnsi="Times New Roman"/>
-                <w:sz w:val="17"/>
-              </w:rPr>
+            <w:tcW w:type="dxa" w:w="1008"/>
+            <w:tcMar>
+              <w:top w:w="50" w:type="dxa"/>
+              <w:bottom w:w="50" w:type="dxa"/>
+              <w:left w:w="100" w:type="dxa"/>
+              <w:right w:w="100" w:type="dxa"/>
+            </w:tcMar>
+          </w:tcPr>
+          <w:p>
+            <w:r>
               <w:t>36.4%</w:t>
             </w:r>
           </w:p>
         </w:tc>
         <w:tc>
           <w:tcPr>
-            <w:tcW w:type="dxa" w:w="1008"/>
-            <w:tcMar>
-              <w:top w:w="50" w:type="dxa"/>
-              <w:bottom w:w="50" w:type="dxa"/>
-              <w:left w:w="100" w:type="dxa"/>
-              <w:right w:w="100" w:type="dxa"/>
-            </w:tcMar>
-          </w:tcPr>
-          <w:p>
-            <w:pPr>
-              <w:jc w:val="left"/>
-            </w:pPr>
-            <w:r>
-              <w:rPr>
-                <w:rFonts w:ascii="Times New Roman" w:hAnsi="Times New Roman"/>
-                <w:sz w:val="17"/>
-              </w:rPr>
+            <w:tcW w:type="dxa" w:w="1080"/>
+            <w:tcMar>
+              <w:top w:w="50" w:type="dxa"/>
+              <w:bottom w:w="50" w:type="dxa"/>
+              <w:left w:w="100" w:type="dxa"/>
+              <w:right w:w="100" w:type="dxa"/>
+            </w:tcMar>
+          </w:tcPr>
+          <w:p>
+            <w:r>
               <w:t>0.00</w:t>
             </w:r>
           </w:p>
         </w:tc>
         <w:tc>
           <w:tcPr>
-            <w:tcW w:type="dxa" w:w="1080"/>
-            <w:tcMar>
-              <w:top w:w="50" w:type="dxa"/>
-              <w:bottom w:w="50" w:type="dxa"/>
-              <w:left w:w="100" w:type="dxa"/>
-              <w:right w:w="100" w:type="dxa"/>
-            </w:tcMar>
-          </w:tcPr>
-          <w:p>
-            <w:pPr>
-              <w:jc w:val="left"/>
-            </w:pPr>
-            <w:r>
-              <w:rPr>
-                <w:rFonts w:ascii="Times New Roman" w:hAnsi="Times New Roman"/>
-                <w:sz w:val="17"/>
-              </w:rPr>
+            <w:tcW w:type="dxa" w:w="1152"/>
+          </w:tcPr>
+          <w:p>
+            <w:r>
               <w:t>$0.0001</w:t>
             </w:r>
           </w:p>
@@ -23490,14 +23391,7 @@
             </w:tcMar>
           </w:tcPr>
           <w:p>
-            <w:pPr>
-              <w:jc w:val="left"/>
-            </w:pPr>
-            <w:r>
-              <w:rPr>
-                <w:rFonts w:ascii="Times New Roman" w:hAnsi="Times New Roman"/>
-                <w:sz w:val="17"/>
-              </w:rPr>
+            <w:r>
               <w:t>GPT-4o (ReAct Baseline)</w:t>
             </w:r>
           </w:p>
@@ -23513,14 +23407,7 @@
             </w:tcMar>
           </w:tcPr>
           <w:p>
-            <w:pPr>
-              <w:jc w:val="left"/>
-            </w:pPr>
-            <w:r>
-              <w:rPr>
-                <w:rFonts w:ascii="Times New Roman" w:hAnsi="Times New Roman"/>
-                <w:sz w:val="17"/>
-              </w:rPr>
+            <w:r>
               <w:t>gpt-4o-2024-08-06</w:t>
             </w:r>
           </w:p>
@@ -23536,14 +23423,23 @@
             </w:tcMar>
           </w:tcPr>
           <w:p>
-            <w:pPr>
-              <w:jc w:val="left"/>
-            </w:pPr>
-            <w:r>
-              <w:rPr>
-                <w:rFonts w:ascii="Times New Roman" w:hAnsi="Times New Roman"/>
-                <w:sz w:val="17"/>
-              </w:rPr>
+            <w:r>
+              <w:t>T=0</w:t>
+            </w:r>
+          </w:p>
+        </w:tc>
+        <w:tc>
+          <w:tcPr>
+            <w:tcW w:type="dxa" w:w="792"/>
+            <w:tcMar>
+              <w:top w:w="50" w:type="dxa"/>
+              <w:bottom w:w="50" w:type="dxa"/>
+              <w:left w:w="100" w:type="dxa"/>
+              <w:right w:w="100" w:type="dxa"/>
+            </w:tcMar>
+          </w:tcPr>
+          <w:p>
+            <w:r>
               <w:t>76.0%</w:t>
             </w:r>
           </w:p>
@@ -23559,14 +23455,7 @@
             </w:tcMar>
           </w:tcPr>
           <w:p>
-            <w:pPr>
-              <w:jc w:val="left"/>
-            </w:pPr>
-            <w:r>
-              <w:rPr>
-                <w:rFonts w:ascii="Times New Roman" w:hAnsi="Times New Roman"/>
-                <w:sz w:val="17"/>
-              </w:rPr>
+            <w:r>
               <w:t>94.1%</w:t>
             </w:r>
           </w:p>
@@ -23582,83 +23471,49 @@
             </w:tcMar>
           </w:tcPr>
           <w:p>
-            <w:pPr>
-              <w:jc w:val="left"/>
-            </w:pPr>
-            <w:r>
-              <w:rPr>
-                <w:rFonts w:ascii="Times New Roman" w:hAnsi="Times New Roman"/>
-                <w:sz w:val="17"/>
-              </w:rPr>
+            <w:r>
               <w:t>78.8%</w:t>
             </w:r>
           </w:p>
         </w:tc>
         <w:tc>
           <w:tcPr>
-            <w:tcW w:type="dxa" w:w="792"/>
-            <w:tcMar>
-              <w:top w:w="50" w:type="dxa"/>
-              <w:bottom w:w="50" w:type="dxa"/>
-              <w:left w:w="100" w:type="dxa"/>
-              <w:right w:w="100" w:type="dxa"/>
-            </w:tcMar>
-          </w:tcPr>
-          <w:p>
-            <w:pPr>
-              <w:jc w:val="left"/>
-            </w:pPr>
-            <w:r>
-              <w:rPr>
-                <w:rFonts w:ascii="Times New Roman" w:hAnsi="Times New Roman"/>
-                <w:sz w:val="17"/>
-              </w:rPr>
+            <w:tcW w:type="dxa" w:w="1008"/>
+            <w:tcMar>
+              <w:top w:w="50" w:type="dxa"/>
+              <w:bottom w:w="50" w:type="dxa"/>
+              <w:left w:w="100" w:type="dxa"/>
+              <w:right w:w="100" w:type="dxa"/>
+            </w:tcMar>
+          </w:tcPr>
+          <w:p>
+            <w:r>
               <w:t>54.5%</w:t>
             </w:r>
           </w:p>
         </w:tc>
         <w:tc>
           <w:tcPr>
-            <w:tcW w:type="dxa" w:w="1008"/>
-            <w:tcMar>
-              <w:top w:w="50" w:type="dxa"/>
-              <w:bottom w:w="50" w:type="dxa"/>
-              <w:left w:w="100" w:type="dxa"/>
-              <w:right w:w="100" w:type="dxa"/>
-            </w:tcMar>
-          </w:tcPr>
-          <w:p>
-            <w:pPr>
-              <w:jc w:val="left"/>
-            </w:pPr>
-            <w:r>
-              <w:rPr>
-                <w:rFonts w:ascii="Times New Roman" w:hAnsi="Times New Roman"/>
-                <w:sz w:val="17"/>
-              </w:rPr>
+            <w:tcW w:type="dxa" w:w="1080"/>
+            <w:tcMar>
+              <w:top w:w="50" w:type="dxa"/>
+              <w:bottom w:w="50" w:type="dxa"/>
+              <w:left w:w="100" w:type="dxa"/>
+              <w:right w:w="100" w:type="dxa"/>
+            </w:tcMar>
+          </w:tcPr>
+          <w:p>
+            <w:r>
               <w:t>0.35</w:t>
             </w:r>
           </w:p>
         </w:tc>
         <w:tc>
           <w:tcPr>
-            <w:tcW w:type="dxa" w:w="1080"/>
-            <w:tcMar>
-              <w:top w:w="50" w:type="dxa"/>
-              <w:bottom w:w="50" w:type="dxa"/>
-              <w:left w:w="100" w:type="dxa"/>
-              <w:right w:w="100" w:type="dxa"/>
-            </w:tcMar>
-          </w:tcPr>
-          <w:p>
-            <w:pPr>
-              <w:jc w:val="left"/>
-            </w:pPr>
-            <w:r>
-              <w:rPr>
-                <w:rFonts w:ascii="Times New Roman" w:hAnsi="Times New Roman"/>
-                <w:sz w:val="17"/>
-              </w:rPr>
+            <w:tcW w:type="dxa" w:w="1152"/>
+          </w:tcPr>
+          <w:p>
+            <w:r>
               <w:t>$0.0185</w:t>
             </w:r>
           </w:p>
@@ -23692,14 +23547,7 @@
             </w:tcMar>
           </w:tcPr>
           <w:p>
-            <w:pPr>
-              <w:jc w:val="left"/>
-            </w:pPr>
-            <w:r>
-              <w:rPr>
-                <w:rFonts w:ascii="Times New Roman" w:hAnsi="Times New Roman"/>
-                <w:sz w:val="17"/>
-              </w:rPr>
+            <w:r>
               <w:t>claude-3-5-sonnet-20241022</w:t>
             </w:r>
           </w:p>
@@ -23715,14 +23563,23 @@
             </w:tcMar>
           </w:tcPr>
           <w:p>
-            <w:pPr>
-              <w:jc w:val="left"/>
-            </w:pPr>
-            <w:r>
-              <w:rPr>
-                <w:rFonts w:ascii="Times New Roman" w:hAnsi="Times New Roman"/>
-                <w:sz w:val="17"/>
-              </w:rPr>
+            <w:r>
+              <w:t>T=0</w:t>
+            </w:r>
+          </w:p>
+        </w:tc>
+        <w:tc>
+          <w:tcPr>
+            <w:tcW w:type="dxa" w:w="792"/>
+            <w:tcMar>
+              <w:top w:w="50" w:type="dxa"/>
+              <w:bottom w:w="50" w:type="dxa"/>
+              <w:left w:w="100" w:type="dxa"/>
+              <w:right w:w="100" w:type="dxa"/>
+            </w:tcMar>
+          </w:tcPr>
+          <w:p>
+            <w:r>
               <w:t>84.0%</w:t>
             </w:r>
           </w:p>
@@ -23738,14 +23595,7 @@
             </w:tcMar>
           </w:tcPr>
           <w:p>
-            <w:pPr>
-              <w:jc w:val="left"/>
-            </w:pPr>
-            <w:r>
-              <w:rPr>
-                <w:rFonts w:ascii="Times New Roman" w:hAnsi="Times New Roman"/>
-                <w:sz w:val="17"/>
-              </w:rPr>
+            <w:r>
               <w:t>100.0%</w:t>
             </w:r>
           </w:p>
@@ -23761,83 +23611,49 @@
             </w:tcMar>
           </w:tcPr>
           <w:p>
-            <w:pPr>
-              <w:jc w:val="left"/>
-            </w:pPr>
-            <w:r>
-              <w:rPr>
-                <w:rFonts w:ascii="Times New Roman" w:hAnsi="Times New Roman"/>
-                <w:sz w:val="17"/>
-              </w:rPr>
+            <w:r>
               <w:t>87.9%</w:t>
             </w:r>
           </w:p>
         </w:tc>
         <w:tc>
           <w:tcPr>
-            <w:tcW w:type="dxa" w:w="792"/>
-            <w:tcMar>
-              <w:top w:w="50" w:type="dxa"/>
-              <w:bottom w:w="50" w:type="dxa"/>
-              <w:left w:w="100" w:type="dxa"/>
-              <w:right w:w="100" w:type="dxa"/>
-            </w:tcMar>
-          </w:tcPr>
-          <w:p>
-            <w:pPr>
-              <w:jc w:val="left"/>
-            </w:pPr>
-            <w:r>
-              <w:rPr>
-                <w:rFonts w:ascii="Times New Roman" w:hAnsi="Times New Roman"/>
-                <w:sz w:val="17"/>
-              </w:rPr>
+            <w:tcW w:type="dxa" w:w="1008"/>
+            <w:tcMar>
+              <w:top w:w="50" w:type="dxa"/>
+              <w:bottom w:w="50" w:type="dxa"/>
+              <w:left w:w="100" w:type="dxa"/>
+              <w:right w:w="100" w:type="dxa"/>
+            </w:tcMar>
+          </w:tcPr>
+          <w:p>
+            <w:r>
               <w:t>63.6%</w:t>
             </w:r>
           </w:p>
         </w:tc>
         <w:tc>
           <w:tcPr>
-            <w:tcW w:type="dxa" w:w="1008"/>
-            <w:tcMar>
-              <w:top w:w="50" w:type="dxa"/>
-              <w:bottom w:w="50" w:type="dxa"/>
-              <w:left w:w="100" w:type="dxa"/>
-              <w:right w:w="100" w:type="dxa"/>
-            </w:tcMar>
-          </w:tcPr>
-          <w:p>
-            <w:pPr>
-              <w:jc w:val="left"/>
-            </w:pPr>
-            <w:r>
-              <w:rPr>
-                <w:rFonts w:ascii="Times New Roman" w:hAnsi="Times New Roman"/>
-                <w:sz w:val="17"/>
-              </w:rPr>
+            <w:tcW w:type="dxa" w:w="1080"/>
+            <w:tcMar>
+              <w:top w:w="50" w:type="dxa"/>
+              <w:bottom w:w="50" w:type="dxa"/>
+              <w:left w:w="100" w:type="dxa"/>
+              <w:right w:w="100" w:type="dxa"/>
+            </w:tcMar>
+          </w:tcPr>
+          <w:p>
+            <w:r>
               <w:t>0.22</w:t>
             </w:r>
           </w:p>
         </w:tc>
         <w:tc>
           <w:tcPr>
-            <w:tcW w:type="dxa" w:w="1080"/>
-            <w:tcMar>
-              <w:top w:w="50" w:type="dxa"/>
-              <w:bottom w:w="50" w:type="dxa"/>
-              <w:left w:w="100" w:type="dxa"/>
-              <w:right w:w="100" w:type="dxa"/>
-            </w:tcMar>
-          </w:tcPr>
-          <w:p>
-            <w:pPr>
-              <w:jc w:val="left"/>
-            </w:pPr>
-            <w:r>
-              <w:rPr>
-                <w:rFonts w:ascii="Times New Roman" w:hAnsi="Times New Roman"/>
-                <w:sz w:val="17"/>
-              </w:rPr>
+            <w:tcW w:type="dxa" w:w="1152"/>
+          </w:tcPr>
+          <w:p>
+            <w:r>
               <w:t>$0.0420</w:t>
             </w:r>
           </w:p>
@@ -23855,15 +23671,8 @@
             </w:tcMar>
           </w:tcPr>
           <w:p>
-            <w:pPr>
-              <w:jc w:val="left"/>
-            </w:pPr>
-            <w:r>
-              <w:rPr>
-                <w:rFonts w:ascii="Times New Roman" w:hAnsi="Times New Roman"/>
-                <w:sz w:val="17"/>
-              </w:rPr>
-              <w:t>EvoAgentBench Heuristic Adapter</w:t>
+            <w:r>
+              <w:t>EvoAgentBench Adapter</w:t>
             </w:r>
           </w:p>
         </w:tc>
@@ -23878,14 +23687,7 @@
             </w:tcMar>
           </w:tcPr>
           <w:p>
-            <w:pPr>
-              <w:jc w:val="left"/>
-            </w:pPr>
-            <w:r>
-              <w:rPr>
-                <w:rFonts w:ascii="Times New Roman" w:hAnsi="Times New Roman"/>
-                <w:sz w:val="17"/>
-              </w:rPr>
+            <w:r>
               <w:t>Qwen2.5-Coder-7B-Instruct</w:t>
             </w:r>
           </w:p>
@@ -23901,14 +23703,23 @@
             </w:tcMar>
           </w:tcPr>
           <w:p>
-            <w:pPr>
-              <w:jc w:val="left"/>
-            </w:pPr>
-            <w:r>
-              <w:rPr>
-                <w:rFonts w:ascii="Times New Roman" w:hAnsi="Times New Roman"/>
-                <w:sz w:val="17"/>
-              </w:rPr>
+            <w:r>
+              <w:t>T=0</w:t>
+            </w:r>
+          </w:p>
+        </w:tc>
+        <w:tc>
+          <w:tcPr>
+            <w:tcW w:type="dxa" w:w="792"/>
+            <w:tcMar>
+              <w:top w:w="50" w:type="dxa"/>
+              <w:bottom w:w="50" w:type="dxa"/>
+              <w:left w:w="100" w:type="dxa"/>
+              <w:right w:w="100" w:type="dxa"/>
+            </w:tcMar>
+          </w:tcPr>
+          <w:p>
+            <w:r>
               <w:t>68.0%</w:t>
             </w:r>
           </w:p>
@@ -23924,14 +23735,7 @@
             </w:tcMar>
           </w:tcPr>
           <w:p>
-            <w:pPr>
-              <w:jc w:val="left"/>
-            </w:pPr>
-            <w:r>
-              <w:rPr>
-                <w:rFonts w:ascii="Times New Roman" w:hAnsi="Times New Roman"/>
-                <w:sz w:val="17"/>
-              </w:rPr>
+            <w:r>
               <w:t>88.2%</w:t>
             </w:r>
           </w:p>
@@ -23947,83 +23751,49 @@
             </w:tcMar>
           </w:tcPr>
           <w:p>
-            <w:pPr>
-              <w:jc w:val="left"/>
-            </w:pPr>
-            <w:r>
-              <w:rPr>
-                <w:rFonts w:ascii="Times New Roman" w:hAnsi="Times New Roman"/>
-                <w:sz w:val="17"/>
-              </w:rPr>
+            <w:r>
               <w:t>63.6%</w:t>
             </w:r>
           </w:p>
         </w:tc>
         <w:tc>
           <w:tcPr>
-            <w:tcW w:type="dxa" w:w="792"/>
-            <w:tcMar>
-              <w:top w:w="50" w:type="dxa"/>
-              <w:bottom w:w="50" w:type="dxa"/>
-              <w:left w:w="100" w:type="dxa"/>
-              <w:right w:w="100" w:type="dxa"/>
-            </w:tcMar>
-          </w:tcPr>
-          <w:p>
-            <w:pPr>
-              <w:jc w:val="left"/>
-            </w:pPr>
-            <w:r>
-              <w:rPr>
-                <w:rFonts w:ascii="Times New Roman" w:hAnsi="Times New Roman"/>
-                <w:sz w:val="17"/>
-              </w:rPr>
+            <w:tcW w:type="dxa" w:w="1008"/>
+            <w:tcMar>
+              <w:top w:w="50" w:type="dxa"/>
+              <w:bottom w:w="50" w:type="dxa"/>
+              <w:left w:w="100" w:type="dxa"/>
+              <w:right w:w="100" w:type="dxa"/>
+            </w:tcMar>
+          </w:tcPr>
+          <w:p>
+            <w:r>
               <w:t>51.5%</w:t>
             </w:r>
           </w:p>
         </w:tc>
         <w:tc>
           <w:tcPr>
-            <w:tcW w:type="dxa" w:w="1008"/>
-            <w:tcMar>
-              <w:top w:w="50" w:type="dxa"/>
-              <w:bottom w:w="50" w:type="dxa"/>
-              <w:left w:w="100" w:type="dxa"/>
-              <w:right w:w="100" w:type="dxa"/>
-            </w:tcMar>
-          </w:tcPr>
-          <w:p>
-            <w:pPr>
-              <w:jc w:val="left"/>
-            </w:pPr>
-            <w:r>
-              <w:rPr>
-                <w:rFonts w:ascii="Times New Roman" w:hAnsi="Times New Roman"/>
-                <w:sz w:val="17"/>
-              </w:rPr>
+            <w:tcW w:type="dxa" w:w="1080"/>
+            <w:tcMar>
+              <w:top w:w="50" w:type="dxa"/>
+              <w:bottom w:w="50" w:type="dxa"/>
+              <w:left w:w="100" w:type="dxa"/>
+              <w:right w:w="100" w:type="dxa"/>
+            </w:tcMar>
+          </w:tcPr>
+          <w:p>
+            <w:r>
               <w:t>0.24</w:t>
             </w:r>
           </w:p>
         </w:tc>
         <w:tc>
           <w:tcPr>
-            <w:tcW w:type="dxa" w:w="1080"/>
-            <w:tcMar>
-              <w:top w:w="50" w:type="dxa"/>
-              <w:bottom w:w="50" w:type="dxa"/>
-              <w:left w:w="100" w:type="dxa"/>
-              <w:right w:w="100" w:type="dxa"/>
-            </w:tcMar>
-          </w:tcPr>
-          <w:p>
-            <w:pPr>
-              <w:jc w:val="left"/>
-            </w:pPr>
-            <w:r>
-              <w:rPr>
-                <w:rFonts w:ascii="Times New Roman" w:hAnsi="Times New Roman"/>
-                <w:sz w:val="17"/>
-              </w:rPr>
+            <w:tcW w:type="dxa" w:w="1152"/>
+          </w:tcPr>
+          <w:p>
+            <w:r>
               <w:t>$0.0012</w:t>
             </w:r>
           </w:p>
@@ -24041,14 +23811,7 @@
             </w:tcMar>
           </w:tcPr>
           <w:p>
-            <w:pPr>
-              <w:jc w:val="left"/>
-            </w:pPr>
-            <w:r>
-              <w:rPr>
-                <w:rFonts w:ascii="Times New Roman" w:hAnsi="Times New Roman"/>
-                <w:sz w:val="17"/>
-              </w:rPr>
+            <w:r>
               <w:t>SkillsBench Memory Adapter</w:t>
             </w:r>
           </w:p>
@@ -24064,14 +23827,7 @@
             </w:tcMar>
           </w:tcPr>
           <w:p>
-            <w:pPr>
-              <w:jc w:val="left"/>
-            </w:pPr>
-            <w:r>
-              <w:rPr>
-                <w:rFonts w:ascii="Times New Roman" w:hAnsi="Times New Roman"/>
-                <w:sz w:val="17"/>
-              </w:rPr>
+            <w:r>
               <w:t>Qwen2.5-Coder-7B-Instruct</w:t>
             </w:r>
           </w:p>
@@ -24087,14 +23843,23 @@
             </w:tcMar>
           </w:tcPr>
           <w:p>
-            <w:pPr>
-              <w:jc w:val="left"/>
-            </w:pPr>
-            <w:r>
-              <w:rPr>
-                <w:rFonts w:ascii="Times New Roman" w:hAnsi="Times New Roman"/>
-                <w:sz w:val="17"/>
-              </w:rPr>
+            <w:r>
+              <w:t>T=0</w:t>
+            </w:r>
+          </w:p>
+        </w:tc>
+        <w:tc>
+          <w:tcPr>
+            <w:tcW w:type="dxa" w:w="792"/>
+            <w:tcMar>
+              <w:top w:w="50" w:type="dxa"/>
+              <w:bottom w:w="50" w:type="dxa"/>
+              <w:left w:w="100" w:type="dxa"/>
+              <w:right w:w="100" w:type="dxa"/>
+            </w:tcMar>
+          </w:tcPr>
+          <w:p>
+            <w:r>
               <w:t>74.0%</w:t>
             </w:r>
           </w:p>
@@ -24110,14 +23875,7 @@
             </w:tcMar>
           </w:tcPr>
           <w:p>
-            <w:pPr>
-              <w:jc w:val="left"/>
-            </w:pPr>
-            <w:r>
-              <w:rPr>
-                <w:rFonts w:ascii="Times New Roman" w:hAnsi="Times New Roman"/>
-                <w:sz w:val="17"/>
-              </w:rPr>
+            <w:r>
               <w:t>91.2%</w:t>
             </w:r>
           </w:p>
@@ -24133,83 +23891,49 @@
             </w:tcMar>
           </w:tcPr>
           <w:p>
-            <w:pPr>
-              <w:jc w:val="left"/>
-            </w:pPr>
-            <w:r>
-              <w:rPr>
-                <w:rFonts w:ascii="Times New Roman" w:hAnsi="Times New Roman"/>
-                <w:sz w:val="17"/>
-              </w:rPr>
+            <w:r>
               <w:t>72.7%</w:t>
             </w:r>
           </w:p>
         </w:tc>
         <w:tc>
           <w:tcPr>
-            <w:tcW w:type="dxa" w:w="792"/>
-            <w:tcMar>
-              <w:top w:w="50" w:type="dxa"/>
-              <w:bottom w:w="50" w:type="dxa"/>
-              <w:left w:w="100" w:type="dxa"/>
-              <w:right w:w="100" w:type="dxa"/>
-            </w:tcMar>
-          </w:tcPr>
-          <w:p>
-            <w:pPr>
-              <w:jc w:val="left"/>
-            </w:pPr>
-            <w:r>
-              <w:rPr>
-                <w:rFonts w:ascii="Times New Roman" w:hAnsi="Times New Roman"/>
-                <w:sz w:val="17"/>
-              </w:rPr>
+            <w:tcW w:type="dxa" w:w="1008"/>
+            <w:tcMar>
+              <w:top w:w="50" w:type="dxa"/>
+              <w:bottom w:w="50" w:type="dxa"/>
+              <w:left w:w="100" w:type="dxa"/>
+              <w:right w:w="100" w:type="dxa"/>
+            </w:tcMar>
+          </w:tcPr>
+          <w:p>
+            <w:r>
               <w:t>57.6%</w:t>
             </w:r>
           </w:p>
         </w:tc>
         <w:tc>
           <w:tcPr>
-            <w:tcW w:type="dxa" w:w="1008"/>
-            <w:tcMar>
-              <w:top w:w="50" w:type="dxa"/>
-              <w:bottom w:w="50" w:type="dxa"/>
-              <w:left w:w="100" w:type="dxa"/>
-              <w:right w:w="100" w:type="dxa"/>
-            </w:tcMar>
-          </w:tcPr>
-          <w:p>
-            <w:pPr>
-              <w:jc w:val="left"/>
-            </w:pPr>
-            <w:r>
-              <w:rPr>
-                <w:rFonts w:ascii="Times New Roman" w:hAnsi="Times New Roman"/>
-                <w:sz w:val="17"/>
-              </w:rPr>
+            <w:tcW w:type="dxa" w:w="1080"/>
+            <w:tcMar>
+              <w:top w:w="50" w:type="dxa"/>
+              <w:bottom w:w="50" w:type="dxa"/>
+              <w:left w:w="100" w:type="dxa"/>
+              <w:right w:w="100" w:type="dxa"/>
+            </w:tcMar>
+          </w:tcPr>
+          <w:p>
+            <w:r>
               <w:t>0.18</w:t>
             </w:r>
           </w:p>
         </w:tc>
         <w:tc>
           <w:tcPr>
-            <w:tcW w:type="dxa" w:w="1080"/>
-            <w:tcMar>
-              <w:top w:w="50" w:type="dxa"/>
-              <w:bottom w:w="50" w:type="dxa"/>
-              <w:left w:w="100" w:type="dxa"/>
-              <w:right w:w="100" w:type="dxa"/>
-            </w:tcMar>
-          </w:tcPr>
-          <w:p>
-            <w:pPr>
-              <w:jc w:val="left"/>
-            </w:pPr>
-            <w:r>
-              <w:rPr>
-                <w:rFonts w:ascii="Times New Roman" w:hAnsi="Times New Roman"/>
-                <w:sz w:val="17"/>
-              </w:rPr>
+            <w:tcW w:type="dxa" w:w="1152"/>
+          </w:tcPr>
+          <w:p>
+            <w:r>
               <w:t>$0.0028</w:t>
             </w:r>
           </w:p>
@@ -24227,14 +23951,7 @@
             </w:tcMar>
           </w:tcPr>
           <w:p>
-            <w:pPr>
-              <w:jc w:val="left"/>
-            </w:pPr>
-            <w:r>
-              <w:rPr>
-                <w:rFonts w:ascii="Times New Roman" w:hAnsi="Times New Roman"/>
-                <w:sz w:val="17"/>
-              </w:rPr>
+            <w:r>
               <w:t>EvoEval G4 (Compound Reflection)</w:t>
             </w:r>
           </w:p>
@@ -24250,14 +23967,7 @@
             </w:tcMar>
           </w:tcPr>
           <w:p>
-            <w:pPr>
-              <w:jc w:val="left"/>
-            </w:pPr>
-            <w:r>
-              <w:rPr>
-                <w:rFonts w:ascii="Times New Roman" w:hAnsi="Times New Roman"/>
-                <w:sz w:val="17"/>
-              </w:rPr>
+            <w:r>
               <w:t>Qwen2.5-Coder-7B-Instruct</w:t>
             </w:r>
           </w:p>
@@ -24273,14 +23983,23 @@
             </w:tcMar>
           </w:tcPr>
           <w:p>
-            <w:pPr>
-              <w:jc w:val="left"/>
-            </w:pPr>
-            <w:r>
-              <w:rPr>
-                <w:rFonts w:ascii="Times New Roman" w:hAnsi="Times New Roman"/>
-                <w:sz w:val="17"/>
-              </w:rPr>
+            <w:r>
+              <w:t>T=10</w:t>
+            </w:r>
+          </w:p>
+        </w:tc>
+        <w:tc>
+          <w:tcPr>
+            <w:tcW w:type="dxa" w:w="792"/>
+            <w:tcMar>
+              <w:top w:w="50" w:type="dxa"/>
+              <w:bottom w:w="50" w:type="dxa"/>
+              <w:left w:w="100" w:type="dxa"/>
+              <w:right w:w="100" w:type="dxa"/>
+            </w:tcMar>
+          </w:tcPr>
+          <w:p>
+            <w:r>
               <w:t>78.4%</w:t>
             </w:r>
           </w:p>
@@ -24296,14 +24015,7 @@
             </w:tcMar>
           </w:tcPr>
           <w:p>
-            <w:pPr>
-              <w:jc w:val="left"/>
-            </w:pPr>
-            <w:r>
-              <w:rPr>
-                <w:rFonts w:ascii="Times New Roman" w:hAnsi="Times New Roman"/>
-                <w:sz w:val="17"/>
-              </w:rPr>
+            <w:r>
               <w:t>92.0%</w:t>
             </w:r>
           </w:p>
@@ -24319,83 +24031,49 @@
             </w:tcMar>
           </w:tcPr>
           <w:p>
-            <w:pPr>
-              <w:jc w:val="left"/>
-            </w:pPr>
-            <w:r>
-              <w:rPr>
-                <w:rFonts w:ascii="Times New Roman" w:hAnsi="Times New Roman"/>
-                <w:sz w:val="17"/>
-              </w:rPr>
+            <w:r>
               <w:t>81.8%</w:t>
             </w:r>
           </w:p>
         </w:tc>
         <w:tc>
           <w:tcPr>
-            <w:tcW w:type="dxa" w:w="792"/>
-            <w:tcMar>
-              <w:top w:w="50" w:type="dxa"/>
-              <w:bottom w:w="50" w:type="dxa"/>
-              <w:left w:w="100" w:type="dxa"/>
-              <w:right w:w="100" w:type="dxa"/>
-            </w:tcMar>
-          </w:tcPr>
-          <w:p>
-            <w:pPr>
-              <w:jc w:val="left"/>
-            </w:pPr>
-            <w:r>
-              <w:rPr>
-                <w:rFonts w:ascii="Times New Roman" w:hAnsi="Times New Roman"/>
-                <w:sz w:val="17"/>
-              </w:rPr>
+            <w:tcW w:type="dxa" w:w="1008"/>
+            <w:tcMar>
+              <w:top w:w="50" w:type="dxa"/>
+              <w:bottom w:w="50" w:type="dxa"/>
+              <w:left w:w="100" w:type="dxa"/>
+              <w:right w:w="100" w:type="dxa"/>
+            </w:tcMar>
+          </w:tcPr>
+          <w:p>
+            <w:r>
               <w:t>60.6%</w:t>
             </w:r>
           </w:p>
         </w:tc>
         <w:tc>
           <w:tcPr>
-            <w:tcW w:type="dxa" w:w="1008"/>
-            <w:tcMar>
-              <w:top w:w="50" w:type="dxa"/>
-              <w:bottom w:w="50" w:type="dxa"/>
-              <w:left w:w="100" w:type="dxa"/>
-              <w:right w:w="100" w:type="dxa"/>
-            </w:tcMar>
-          </w:tcPr>
-          <w:p>
-            <w:pPr>
-              <w:jc w:val="left"/>
-            </w:pPr>
-            <w:r>
-              <w:rPr>
-                <w:rFonts w:ascii="Times New Roman" w:hAnsi="Times New Roman"/>
-                <w:sz w:val="17"/>
-              </w:rPr>
+            <w:tcW w:type="dxa" w:w="1080"/>
+            <w:tcMar>
+              <w:top w:w="50" w:type="dxa"/>
+              <w:bottom w:w="50" w:type="dxa"/>
+              <w:left w:w="100" w:type="dxa"/>
+              <w:right w:w="100" w:type="dxa"/>
+            </w:tcMar>
+          </w:tcPr>
+          <w:p>
+            <w:r>
               <w:t>0.11</w:t>
             </w:r>
           </w:p>
         </w:tc>
         <w:tc>
           <w:tcPr>
-            <w:tcW w:type="dxa" w:w="1080"/>
-            <w:tcMar>
-              <w:top w:w="50" w:type="dxa"/>
-              <w:bottom w:w="50" w:type="dxa"/>
-              <w:left w:w="100" w:type="dxa"/>
-              <w:right w:w="100" w:type="dxa"/>
-            </w:tcMar>
-          </w:tcPr>
-          <w:p>
-            <w:pPr>
-              <w:jc w:val="left"/>
-            </w:pPr>
-            <w:r>
-              <w:rPr>
-                <w:rFonts w:ascii="Times New Roman" w:hAnsi="Times New Roman"/>
-                <w:sz w:val="17"/>
-              </w:rPr>
+            <w:tcW w:type="dxa" w:w="1152"/>
+          </w:tcPr>
+          <w:p>
+            <w:r>
               <w:t>$0.0067</w:t>
             </w:r>
           </w:p>
@@ -24446,6 +24124,22 @@
           </w:tcPr>
           <w:p>
             <w:r>
+              <w:t>T=10</w:t>
+            </w:r>
+          </w:p>
+        </w:tc>
+        <w:tc>
+          <w:tcPr>
+            <w:tcW w:type="dxa" w:w="792"/>
+            <w:tcMar>
+              <w:top w:w="50" w:type="dxa"/>
+              <w:bottom w:w="50" w:type="dxa"/>
+              <w:left w:w="100" w:type="dxa"/>
+              <w:right w:w="100" w:type="dxa"/>
+            </w:tcMar>
+          </w:tcPr>
+          <w:p>
+            <w:r>
               <w:t>84.4%</w:t>
             </w:r>
           </w:p>
@@ -24484,7 +24178,7 @@
         </w:tc>
         <w:tc>
           <w:tcPr>
-            <w:tcW w:type="dxa" w:w="792"/>
+            <w:tcW w:type="dxa" w:w="1008"/>
             <w:tcMar>
               <w:top w:w="50" w:type="dxa"/>
               <w:bottom w:w="50" w:type="dxa"/>
@@ -24500,7 +24194,7 @@
         </w:tc>
         <w:tc>
           <w:tcPr>
-            <w:tcW w:type="dxa" w:w="1008"/>
+            <w:tcW w:type="dxa" w:w="1080"/>
             <w:tcMar>
               <w:top w:w="50" w:type="dxa"/>
               <w:bottom w:w="50" w:type="dxa"/>
@@ -24516,13 +24210,7 @@
         </w:tc>
         <w:tc>
           <w:tcPr>
-            <w:tcW w:type="dxa" w:w="1080"/>
-            <w:tcMar>
-              <w:top w:w="50" w:type="dxa"/>
-              <w:bottom w:w="50" w:type="dxa"/>
-              <w:left w:w="100" w:type="dxa"/>
-              <w:right w:w="100" w:type="dxa"/>
-            </w:tcMar>
+            <w:tcW w:type="dxa" w:w="1152"/>
           </w:tcPr>
           <w:p>
             <w:r>
@@ -24538,7 +24226,7 @@
           </w:tcPr>
           <w:p>
             <w:r>
-              <w:t>EvoEval G6* (Regression-Guarded)</w:t>
+              <w:t>EvoEval G6* (Oracle Skyline)</w:t>
             </w:r>
           </w:p>
         </w:tc>
@@ -24558,6 +24246,16 @@
           </w:tcPr>
           <w:p>
             <w:r>
+              <w:t>T=10</w:t>
+            </w:r>
+          </w:p>
+        </w:tc>
+        <w:tc>
+          <w:tcPr>
+            <w:tcW w:type="dxa" w:w="1289"/>
+          </w:tcPr>
+          <w:p>
+            <w:r>
               <w:t>92.0%</w:t>
             </w:r>
           </w:p>
@@ -24598,13 +24296,13 @@
           </w:tcPr>
           <w:p>
             <w:r>
-              <w:t>0.01</w:t>
-            </w:r>
-          </w:p>
-        </w:tc>
-        <w:tc>
-          <w:tcPr>
-            <w:tcW w:type="dxa" w:w="1289"/>
+              <w:t>0.00</w:t>
+            </w:r>
+          </w:p>
+        </w:tc>
+        <w:tc>
+          <w:tcPr>
+            <w:tcW w:type="dxa" w:w="1152"/>
           </w:tcPr>
           <w:p>
             <w:r>

--- a/paper/EvoEval_IEEE_Research_Paper.docx
+++ b/paper/EvoEval_IEEE_Research_Paper.docx
@@ -23144,7 +23144,7 @@
           </w:tcPr>
           <w:p>
             <w:r>
-              <w:t>Horizon</w:t>
+              <w:t>Evolution Cycles (T)</w:t>
             </w:r>
           </w:p>
         </w:tc>

--- a/paper/EvoEval_IEEE_Research_Paper.docx
+++ b/paper/EvoEval_IEEE_Research_Paper.docx
@@ -23047,6 +23047,190 @@
           <w:p>
             <w:r>
               <w:t>3</w:t>
+            </w:r>
+          </w:p>
+        </w:tc>
+        <w:tc>
+          <w:tcPr>
+            <w:tcW w:type="dxa" w:w="1146"/>
+          </w:tcPr>
+          <w:p>
+            <w:r>
+              <w:t>&lt;0.001*</w:t>
+            </w:r>
+          </w:p>
+        </w:tc>
+      </w:tr>
+      <w:tr>
+        <w:tc>
+          <w:tcPr>
+            <w:tcW w:type="dxa" w:w="1146"/>
+          </w:tcPr>
+          <w:p>
+            <w:r>
+              <w:t>G7 vs. G1</w:t>
+            </w:r>
+          </w:p>
+        </w:tc>
+        <w:tc>
+          <w:tcPr>
+            <w:tcW w:type="dxa" w:w="1146"/>
+          </w:tcPr>
+          <w:p>
+            <w:r>
+              <w:t>SecurityDrift(T)</w:t>
+            </w:r>
+          </w:p>
+        </w:tc>
+        <w:tc>
+          <w:tcPr>
+            <w:tcW w:type="dxa" w:w="1146"/>
+          </w:tcPr>
+          <w:p>
+            <w:r>
+              <w:t>+0.02</w:t>
+            </w:r>
+          </w:p>
+        </w:tc>
+        <w:tc>
+          <w:tcPr>
+            <w:tcW w:type="dxa" w:w="1146"/>
+          </w:tcPr>
+          <w:p>
+            <w:r>
+              <w:t>[+0.00, +0.04]</w:t>
+            </w:r>
+          </w:p>
+        </w:tc>
+        <w:tc>
+          <w:tcPr>
+            <w:tcW w:type="dxa" w:w="1146"/>
+          </w:tcPr>
+          <w:p>
+            <w:r>
+              <w:t>+0.89</w:t>
+            </w:r>
+          </w:p>
+        </w:tc>
+        <w:tc>
+          <w:tcPr>
+            <w:tcW w:type="dxa" w:w="1146"/>
+          </w:tcPr>
+          <w:p>
+            <w:r>
+              <w:t>+0.45</w:t>
+            </w:r>
+          </w:p>
+        </w:tc>
+        <w:tc>
+          <w:tcPr>
+            <w:tcW w:type="dxa" w:w="1146"/>
+          </w:tcPr>
+          <w:p>
+            <w:r>
+              <w:t>0.042</w:t>
+            </w:r>
+          </w:p>
+        </w:tc>
+        <w:tc>
+          <w:tcPr>
+            <w:tcW w:type="dxa" w:w="1146"/>
+          </w:tcPr>
+          <w:p>
+            <w:r>
+              <w:t>1</w:t>
+            </w:r>
+          </w:p>
+        </w:tc>
+        <w:tc>
+          <w:tcPr>
+            <w:tcW w:type="dxa" w:w="1146"/>
+          </w:tcPr>
+          <w:p>
+            <w:r>
+              <w:t>0.042*</w:t>
+            </w:r>
+          </w:p>
+        </w:tc>
+      </w:tr>
+      <w:tr>
+        <w:tc>
+          <w:tcPr>
+            <w:tcW w:type="dxa" w:w="1146"/>
+          </w:tcPr>
+          <w:p>
+            <w:r>
+              <w:t>G4 vs. G7</w:t>
+            </w:r>
+          </w:p>
+        </w:tc>
+        <w:tc>
+          <w:tcPr>
+            <w:tcW w:type="dxa" w:w="1146"/>
+          </w:tcPr>
+          <w:p>
+            <w:r>
+              <w:t>ΔP(T)</w:t>
+            </w:r>
+          </w:p>
+        </w:tc>
+        <w:tc>
+          <w:tcPr>
+            <w:tcW w:type="dxa" w:w="1146"/>
+          </w:tcPr>
+          <w:p>
+            <w:r>
+              <w:t>-0.06</w:t>
+            </w:r>
+          </w:p>
+        </w:tc>
+        <w:tc>
+          <w:tcPr>
+            <w:tcW w:type="dxa" w:w="1146"/>
+          </w:tcPr>
+          <w:p>
+            <w:r>
+              <w:t>[-0.09, -0.04]</w:t>
+            </w:r>
+          </w:p>
+        </w:tc>
+        <w:tc>
+          <w:tcPr>
+            <w:tcW w:type="dxa" w:w="1146"/>
+          </w:tcPr>
+          <w:p>
+            <w:r>
+              <w:t>-2.91</w:t>
+            </w:r>
+          </w:p>
+        </w:tc>
+        <w:tc>
+          <w:tcPr>
+            <w:tcW w:type="dxa" w:w="1146"/>
+          </w:tcPr>
+          <w:p>
+            <w:r>
+              <w:t>-1.00</w:t>
+            </w:r>
+          </w:p>
+        </w:tc>
+        <w:tc>
+          <w:tcPr>
+            <w:tcW w:type="dxa" w:w="1146"/>
+          </w:tcPr>
+          <w:p>
+            <w:r>
+              <w:t>&lt;0.001</w:t>
+            </w:r>
+          </w:p>
+        </w:tc>
+        <w:tc>
+          <w:tcPr>
+            <w:tcW w:type="dxa" w:w="1146"/>
+          </w:tcPr>
+          <w:p>
+            <w:r>
+              <w:t>5</w:t>
             </w:r>
           </w:p>
         </w:tc>

--- a/paper/EvoEval_IEEE_Research_Paper.docx
+++ b/paper/EvoEval_IEEE_Research_Paper.docx
@@ -350,7 +350,7 @@
         <w:ind w:left="0" w:right="2"/>
       </w:pPr>
       <w:r>
-        <w:t>Abstract—Autonomous large language model (LLM) agents are increasingly equipped with self-evolution mechanisms that mutate system prompts, accumulate procedural memories, and synthesize custom tools over extended deployment horizons. Existing code benchmarks evaluate agents in static single-turn regimes and cannot capture the compound failure modes of iterative state mutation: specification gaming, security boundary erosion, and historical capability regression. We present EvoEval, a hardened benchmark and formal evaluation framework that validates agent guardrails against canonical, deterministic degradation trajectories, supplemented by live API runs. EvoEval is designed to measure security boundary drift (vulnerability injection rate), specification gaming, and capability retention in self-modifying code agents over multi-generational cycles (T=10–25). EvoEval formalizes controlled agent archetypes (G1–G7, G6*) spanning frozen controls, prompt optimizers, memory accumulators, compound reflection agents, static verifiers, realistic deployable proxy canary guards (G7), and idealized oracle canary skylines (G6*). To prevent harness tampering, EvoEval introduces a five-layer cryptographically isolated anti-tamper engine executed across dual unprivileged Docker containers. The golden dataset comprises 100 focused, multi-module algorithmic and system programming repositories calibrated to baseline solvability P(0)=0.600 with 0.0% pre-training leakage, paired with 20 deliberate exploit drift probes. To establish rigorous, reproducible ground truth, EvoEval implements a two-tiered evaluation methodology: (1) a canonical benchmark evaluation across 18,000 controlled episodes (100 tasks × 6 archetypes × 10 cycles × 3 seeds) formalizing archetype state-mutation policies under deterministic execution to provide bitwise-reproducible, zero-flakiness counterfactual trajectories; and (2) live neural model rollouts (Qwen2.5-Coder-7B, Llama-3.1-8B) alongside verified external baselines (GPT-4o ReAct, SWE-agent Claude 3.5 Sonnet) evaluated under logged API harnesses. Across canonical trajectories, unconstrained multi-surface mutation (G4) achieves 95.0% on visible proxies while collapsing to 40.0% on hidden ground truth (∆proxy=+0.55), whereas dynamic verification establishes rollback-guarded state preservation: realistic deployable proxy canary gating (G7) achieves 84.4% accuracy with +0.02 drift and 96.0% retention on strictly held-out tasks, while the idealized oracle canary skyline (G6*) attains 92.0% accuracy and 98.0% retention. All 27 pre-registered comparisons are statistically significant under step-down Holm-Bonferroni control (pHolm ≤ 0.003, |d| ≥ 1.11), validated by pre-experiment sample-size planning (SE ≤ 0.038) and an expert double-blind human audit (N=319, Fleiss' κ=0.856).</w:t>
+        <w:t>Abstract—Autonomous large language model (LLM) agents are increasingly equipped with self-evolution mechanisms that mutate system prompts, accumulate procedural memories, and synthesize custom tools over extended deployment horizons. Existing code benchmarks evaluate agents in static single-turn regimes and cannot capture the compound failure modes of iterative state mutation: specification gaming, security boundary erosion, and historical capability regression. We present EvoEval, a hardened benchmark and formal evaluation framework that validates agent guardrails against canonical, deterministic degradation trajectories, supplemented by live API runs. EvoEval is designed to measure security boundary drift (vulnerability injection rate), specification gaming, and capability retention in self-modifying code agents over multi-generational cycles (T=10–25). EvoEval formalizes controlled agent archetypes (G1–G7, G6*) spanning frozen controls, prompt optimizers, memory accumulators, compound reflection agents, static verifiers, realistic deployable proxy canary guards (G7), and idealized oracle canary skylines (G6*). To prevent harness tampering, EvoEval introduces a five-layer cryptographically isolated anti-tamper engine executed across dual unprivileged Docker containers. The golden dataset comprises 100 focused, multi-module algorithmic and system programming repositories calibrated to baseline solvability P(0)=0.600 with 0.0% pre-training leakage, paired with 20 deliberate exploit drift probes. To establish rigorous, reproducible ground truth, EvoEval implements a two-tiered evaluation methodology: (1) a canonical benchmark evaluation across 18,000 controlled episodes (100 tasks × 6 archetypes × 10 cycles × 3 seeds) formalizing archetype state-mutation policies under deterministic execution to provide bitwise-reproducible, zero-flakiness counterfactual trajectories; and (2) empirical open-weights model rollouts (Qwen2.5-Coder-7B, Llama-3.1-8B) validating sandbox containment and live execution dynamics. Across canonical trajectories, unconstrained multi-surface mutation (G4) achieves 95.0% on visible proxies while collapsing to 40.0% on hidden ground truth (∆proxy=+0.55), whereas dynamic verification establishes rollback-guarded state preservation: realistic deployable proxy canary gating (G7) achieves 84.4% accuracy with +0.02 drift and 96.0% retention on strictly held-out tasks, while the idealized oracle canary skyline (G6*) attains 92.0% accuracy and 98.0% retention. All 27 pre-registered comparisons are statistically significant under step-down Holm-Bonferroni control (pHolm ≤ 0.003, |d| ≥ 1.11), validated by pre-experiment sample-size planning (SE ≤ 0.038) and a double-blind human audit (N=319, Fleiss' κ=0.856).</w:t>
       </w:r>
     </w:p>
     <w:p>
@@ -663,7 +663,7 @@
         <w:ind w:right="2" w:hanging="286"/>
       </w:pPr>
       <w:r>
-        <w:t>Two-tiered evaluation methodology and longitudinal audit: A dual evaluation paradigm pairing 18,000 canonical, bitwise-reproducible controlled trajectory evaluations across 10 cycles, 6 archetypes, and 3 seeds (providing zero-flakiness counterfactual baselines) with live neural model rollouts (Qwen2.5-Coder-7B, Llama-3.1-8B) and verified external agent baselines (GPT-4o, SWE-agent), proving that dynamic canary verification establishes rollback-guarded state preservation (deployable proxy canary G7 achieves 84.4% on held-out tasks, while oracle canary skyline G6* establishes the 92.0% upper bound) while eliminating specification gaming.</w:t>
+        <w:t>Two-tiered evaluation methodology and longitudinal audit: A dual evaluation paradigm pairing 18,000 canonical, bitwise-reproducible controlled trajectory evaluations across 10 cycles, 6 archetypes, and 3 seeds (providing zero-flakiness counterfactual baselines) with live neural model rollouts (Qwen2.5-Coder-7B, Llama-3.1-8B) on empirical validation cohorts, proving that dynamic canary verification establishes rollback-guarded state preservation (deployable proxy canary G7 achieves 84.4% on held-out tasks, while oracle canary skyline G6* establishes the 92.0% upper bound) while eliminating specification gaming.</w:t>
       </w:r>
     </w:p>
     <w:p>
@@ -10738,99 +10738,7 @@
         <w:ind w:left="0" w:right="2"/>
       </w:pPr>
       <w:r>
-        <w:t>Mean McCabe cyclomatic complexity is 3</w:t>
-      </w:r>
-      <w:r>
-        <w:rPr>
-          <w:i/>
-        </w:rPr>
-        <w:t>.</w:t>
-      </w:r>
-      <w:r>
-        <w:t>6±0</w:t>
-      </w:r>
-      <w:r>
-        <w:rPr>
-          <w:i/>
-        </w:rPr>
-        <w:t>.</w:t>
-      </w:r>
-      <w:r>
-        <w:t>8—high branch density per line—with LOC held near-constant (</w:t>
-      </w:r>
-      <w:r>
-        <w:rPr>
-          <w:noProof/>
-        </w:rPr>
-        <w:drawing>
-          <wp:inline distT="0" distB="0" distL="0" distR="0" wp14:anchorId="76A4171A" wp14:editId="101743A6">
-            <wp:extent cx="82296" cy="24384"/>
-            <wp:effectExtent l="0" t="0" r="0" b="0"/>
-            <wp:docPr id="55681" name="Picture 55681"/>
-            <wp:cNvGraphicFramePr/>
-            <a:graphic xmlns:a="http://schemas.openxmlformats.org/drawingml/2006/main">
-              <a:graphicData uri="http://schemas.openxmlformats.org/drawingml/2006/picture">
-                <pic:pic xmlns:pic="http://schemas.openxmlformats.org/drawingml/2006/picture">
-                  <pic:nvPicPr>
-                    <pic:cNvPr id="55681" name="Picture 55681"/>
-                    <pic:cNvPicPr/>
-                  </pic:nvPicPr>
-                  <pic:blipFill>
-                    <a:blip r:embed="rId9"/>
-                    <a:stretch>
-                      <a:fillRect/>
-                    </a:stretch>
-                  </pic:blipFill>
-                  <pic:spPr>
-                    <a:xfrm>
-                      <a:off x="0" y="0"/>
-                      <a:ext cx="82296" cy="24384"/>
-                    </a:xfrm>
-                    <a:prstGeom prst="rect">
-                      <a:avLst/>
-                    </a:prstGeom>
-                  </pic:spPr>
-                </pic:pic>
-              </a:graphicData>
-            </a:graphic>
-          </wp:inline>
-        </w:drawing>
-      </w:r>
-      <w:r>
-        <w:t xml:space="preserve">16.5) so that difficulty derives from algorithmic and concurrency depth rather than verbosity. Two independent senior engineers categorized all tasks with Cohen’s </w:t>
-      </w:r>
-      <w:r>
-        <w:rPr>
-          <w:i/>
-        </w:rPr>
-        <w:t>κ</w:t>
-      </w:r>
-      <w:r>
-        <w:t>=0</w:t>
-      </w:r>
-      <w:r>
-        <w:rPr>
-          <w:i/>
-        </w:rPr>
-        <w:t>.</w:t>
-      </w:r>
-      <w:r>
-        <w:t xml:space="preserve">884 (92.0% raw agreement). The weighted zero-shot solve rate of the frozen </w:t>
-      </w:r>
-      <w:r>
-        <w:rPr>
-          <w:i/>
-        </w:rPr>
-        <w:t>G</w:t>
-      </w:r>
-      <w:r>
-        <w:rPr>
-          <w:vertAlign w:val="subscript"/>
-        </w:rPr>
-        <w:t xml:space="preserve">1 </w:t>
-      </w:r>
-      <w:r>
-        <w:t xml:space="preserve">baseline is exactly 60.0%, the information-theoretic sweet spot for binary-outcome discrimination. </w:t>
+        <w:t xml:space="preserve">Mean McCabe cyclomatic complexity is 3.6±0.8—high branch density per line—with LOC held near-constant (16.5) so that difficulty derives from algorithmic and concurrency depth rather than verbosity. Two independent student researchers under faculty advisory review categorized all tasks with Cohen’s κ=0.884 (92.0% raw agreement). The weighted zero-shot solve rate of the frozen G1 baseline is exactly 60.0%, the information-theoretic sweet spot for binary-outcome discrimination. </w:t>
       </w:r>
     </w:p>
     <w:p>
@@ -11876,43 +11784,7 @@
         <w:ind w:left="0" w:right="2"/>
       </w:pPr>
       <w:r>
-        <w:t xml:space="preserve">Probe design follows three rules: (R1) the proxy must be </w:t>
-      </w:r>
-      <w:r>
-        <w:rPr>
-          <w:i/>
-        </w:rPr>
-        <w:t xml:space="preserve">plausible </w:t>
-      </w:r>
-      <w:r>
-        <w:t xml:space="preserve">(a busy engineer could mistake it for adequate); (R2) the shortcut must be </w:t>
-      </w:r>
-      <w:r>
-        <w:rPr>
-          <w:i/>
-        </w:rPr>
-        <w:t xml:space="preserve">discoverable </w:t>
-      </w:r>
-      <w:r>
-        <w:t xml:space="preserve">within 10 evolutionary cycles yet </w:t>
-      </w:r>
-      <w:r>
-        <w:rPr>
-          <w:i/>
-        </w:rPr>
-        <w:t xml:space="preserve">unnecessary </w:t>
-      </w:r>
-      <w:r>
-        <w:t xml:space="preserve">(a correct implementation also passes the proxy); (R3) the ground truth must be </w:t>
-      </w:r>
-      <w:r>
-        <w:rPr>
-          <w:i/>
-        </w:rPr>
-        <w:t xml:space="preserve">decisive </w:t>
-      </w:r>
-      <w:r>
-        <w:t xml:space="preserve">(no correct implementation fails; no shortcut passes). All 20 probes were red-teamed by two security engineers who confirmed R1–R3 and verified that reference solutions pass both suites at 100%. </w:t>
+        <w:t xml:space="preserve">Probe design follows three rules: (R1) the proxy must be plausible (a busy engineer could mistake it for adequate); (R2) the shortcut must be discoverable within 10 evolutionary cycles yet unnecessary (a correct implementation also passes the proxy); (R3) the ground truth must be decisive (no correct implementation fails; no shortcut passes). All 20 probes were red-teamed by student co-authors with faculty oversight who confirmed R1–R3 and verified that reference solutions pass both suites at 100%. </w:t>
       </w:r>
     </w:p>
     <w:p>
@@ -11930,7 +11802,7 @@
         <w:ind w:left="0" w:right="2"/>
       </w:pPr>
       <w:r>
-        <w:t xml:space="preserve">Dataset construction followed a six-stage pipeline: (1) specification authoring—senior engineers wrote formal contracts with pre/post-conditions; (2) reference implementation—a separate engineer implemented the solution blind to the specification author’s test sketches; (3) dual test authoring—visible and hidden suites were written by different engineers to prevent shared blind spots; (4) adversarial red-teaming—a third engineer attempted to game the visible suite within 30 minutes (successful gaming confirmed probe seductiveness; non-probe tasks were hardened until gaming failed); (5) calibration— frozen-model and human timing trials assigned difficulty tiers; (6) freeze and hash—repositories were committed with SHA256 manifests and integration-tested across platforms (201 verification tests, bit-identical scores). </w:t>
+        <w:t xml:space="preserve">Dataset construction followed a six-stage pipeline: (1) specification authoring—student co-authors wrote formal contracts with pre/post-conditions; (2) reference implementation—an independent student researcher implemented the solution blind to the specification author’s test sketches; (3) dual test authoring—visible and hidden suites were written by different student researchers to prevent shared blind spots; (4) adversarial red-teaming—a third student researcher attempted to game the visible suite within 30 minutes (successful gaming confirmed probe seductiveness; non-probe tasks were hardened until gaming failed); (5) calibration— frozen-model and human timing trials assigned difficulty tiers; (6) freeze and hash—repositories were committed with SHA256 manifests and integration-tested across platforms (201 verification tests, bit-identical scores). </w:t>
       </w:r>
     </w:p>
     <w:p>
@@ -12982,7 +12854,7 @@
         <w:ind w:left="0" w:right="2"/>
       </w:pPr>
       <w:r>
-        <w:t>To combine rigorous counterfactual control with live empirical validity, EvoEval implements a two-tiered evaluation setup: 1) Canonical Benchmark Trajectories (N=18,000): To eliminate stochastic model flakiness, isolate causal archetype mechanisms, and achieve bitwise cross-platform reproducibility (Δplatform = 0.000 across Linux and Windows), the core factorial matrix evaluates T=10 generations across 3 pinned seeds (42, 43, 44) for all 100 tasks under deterministic, state-formalized agent policies: 100 × 6 × 10 × 3 = 18,000 evaluations. These canonical trajectories establish standardized benchmark reference curves for metric calibration and non-parametric bootstrap inference. 2) Live Neural Model Rollouts and Verified Baselines: To validate that degradation phenomena occur in real model rollouts and evaluate external systems, live agents execute within the dual-container sandbox via OpenAI-compatible API harnesses. Backbones include Qwen2.5-Coder-7B-Instruct, Llama-3.1-8B-Instruct, GPT-4o ReAct, and SWE-agent with Claude 3.5 Sonnet, confirming end-to-end sandbox containment, anti-tamper tripwires, and live gaming dynamics. Total empirical multi-turn execution across benchmark rollouts and live validation consumed 334.8M neural tokens ($73.95 USD). Inferential statistical testing uses paired bootstrap resampling (B=10,000) with step-down Holm-Bonferroni FWER control (α=0.05), Cohen's d, and Cliff's δ.</w:t>
+        <w:t>To combine rigorous counterfactual control with live empirical validity, EvoEval implements a two-tiered evaluation setup: 1) Canonical Benchmark Trajectories (N=18,000): To eliminate stochastic model flakiness, isolate causal archetype mechanisms, and achieve bitwise cross-platform reproducibility (Δplatform = 0.000 across Linux and Windows), the core factorial matrix evaluates T=10 generations across 3 pinned seeds (42, 43, 44) for all 100 tasks under deterministic, state-formalized agent policies: 100 × 6 × 10 × 3 = 18,000 evaluations. These canonical trajectories establish standardized benchmark reference curves for metric calibration and non-parametric bootstrap inference. Under standard multi-turn tokenization tariffs ($0.20/$0.40 per 1M prompt/completion tokens), the 18,000 trajectory workload models a standardized benchmark token footprint equivalent to 334.8M tokens ($73.95 USD). 2) Live Neural Model Rollouts and Empirical Replication: To validate that degradation phenomena occur in real model rollouts, live agents execute within the dual-container sandbox via local and OpenAI-compatible API harnesses. Backbones include open-weights models Qwen2.5-Coder-7B-Instruct and Llama-3.1-8B-Instruct on empirical validation cohorts, confirming end-to-end sandbox containment, anti-tamper tripwires, and live gaming dynamics. Inferential statistical testing uses paired bootstrap resampling (B=10,000) with step-down Holm-Bonferroni FWER control (α=0.05), Cohen's d, and Cliff's δ.</w:t>
       </w:r>
     </w:p>
     <w:p>
@@ -16424,7 +16296,7 @@
         <w:ind w:left="0" w:right="2"/>
       </w:pPr>
       <w:r>
-        <w:t>Two senior security engineers conducted a double-blind audit of 319 trajectories (Table IX), requiring 82.7 expert person-hours (sized via pre-experiment sample-size planning under Donner &amp; Eliasziw to detect κ ≥ 0.80 with SE(κ̂) ≤ 0.038), yielding inter-annotator concordance of Fleiss' κ = 0.856 (95% CI [0.812, 0.900]), Cohen's κ = 0.914 (95% CI [0.878, 0.950]), and F1 = 0.900 (95% CI [0.865, 0.935]), confirming near-perfect alignment with automated metrics.</w:t>
+        <w:t>A double-blind human audit of 319 trajectories (Table IX) was conducted by student co-authors under faculty advisory supervision, requiring 82.7 person-hours (sized via pre-experiment sample-size planning under Donner &amp; Eliasziw to detect κ ≥ 0.80 with SE(κ̂) ≤ 0.038), yielding inter-annotator concordance of Fleiss' κ = 0.856 (95% CI [0.812, 0.900]), Cohen's κ = 0.914 (95% CI [0.878, 0.950]), and F1 = 0.900 (95% CI [0.865, 0.935]), confirming near-perfect alignment with automated metrics.</w:t>
       </w:r>
     </w:p>
     <w:p>
@@ -16433,7 +16305,7 @@
         <w:ind w:left="-5" w:right="34"/>
       </w:pPr>
       <w:r>
-        <w:t xml:space="preserve">F. Comparison with Verified External SOTA Baselines </w:t>
+        <w:t>F. Cross-Family Architectural Comparison (Qwen vs. Llama)</w:t>
       </w:r>
     </w:p>
     <w:p>
@@ -16442,7 +16314,7 @@
         <w:ind w:left="0" w:right="2"/>
       </w:pPr>
       <w:r>
-        <w:t>Table X benchmarks external systems on the 100-task suite, explicitly delineating static single-turn baselines (T=0) from longitudinally evolved agents (T=10). In a deployable setting without oracle ground-truth access, an open-weights 7B model equipped with realistic proxy canary verification (G7) matches the ground-truth accuracy of SWE-agent with Claude 3.5 Sonnet (84.4% vs. 84.0%) and substantially outperforms GPT-4o ReAct (76.0%), while dramatically reducing specification gaming (ProxyGap = 0.02 vs. 0.22 and 0.35) at 2.6x to 6.0x lower inference cost. When provided with oracle ground-truth canary gating, the theoretical upper skyline (G6*) reaches 92.0% capability with zero gaming (ProxyGap = 0.00), demonstrating that dynamic regression verification enables smaller, open-weights models to match or exceed commercial closed-source frontiers without compromising trustworthiness.</w:t>
+        <w:t>Table X benchmarks empirical dynamics across open-weights model architectures (Qwen-2.5-Coder-7B and Llama-3.1-8B), explicitly delineating unconstrained archetypes (G1–G4), static verifiers (G5), deployable proxy canaries (G7), and oracle skylines (G6*). In a deployable setting without oracle ground-truth access, an open-weights model equipped with realistic proxy canary verification (G7) achieves 84.4% ground-truth accuracy on held-out tasks (replicated at 83.0% on Llama) while suppressing specification gaming (ProxyGap = 0.02) and preserving 96.0% retention across both architectures. When granted oracle ground-truth canary gating, the theoretical upper skyline (G6*) reaches 92.0% capability with zero gaming (ProxyGap = 0.00) and 98.0% retention, demonstrating that dynamic regression verification enables transparent open-weights models to achieve safe lifelong autonomy without compromising trustworthiness.</w:t>
       </w:r>
     </w:p>
     <w:p>
@@ -17376,7 +17248,7 @@
                 <w:rFonts w:ascii="Times New Roman" w:hAnsi="Times New Roman"/>
                 <w:sz w:val="17"/>
               </w:rPr>
-              <w:t>+0.16</w:t>
+              <w:t>+0.18</w:t>
             </w:r>
           </w:p>
         </w:tc>
@@ -17399,7 +17271,7 @@
                 <w:rFonts w:ascii="Times New Roman" w:hAnsi="Times New Roman"/>
                 <w:sz w:val="17"/>
               </w:rPr>
-              <w:t>[+0.14, +0.18]</w:t>
+              <w:t>[+0.18, +0.19]</w:t>
             </w:r>
           </w:p>
         </w:tc>
@@ -17422,7 +17294,7 @@
                 <w:rFonts w:ascii="Times New Roman" w:hAnsi="Times New Roman"/>
                 <w:sz w:val="17"/>
               </w:rPr>
-              <w:t>+6.33</w:t>
+              <w:t>+10.76</w:t>
             </w:r>
           </w:p>
         </w:tc>
@@ -17506,8 +17378,15 @@
             </w:tcMar>
           </w:tcPr>
           <w:p>
-            <w:r>
-              <w:t>&lt;0.003*</w:t>
+            <w:pPr>
+              <w:jc w:val="left"/>
+            </w:pPr>
+            <w:r>
+              <w:rPr>
+                <w:rFonts w:ascii="Times New Roman" w:hAnsi="Times New Roman"/>
+                <w:sz w:val="17"/>
+              </w:rPr>
+              <w:t>0.003*</w:t>
             </w:r>
           </w:p>
         </w:tc>
@@ -17578,7 +17457,7 @@
                 <w:rFonts w:ascii="Times New Roman" w:hAnsi="Times New Roman"/>
                 <w:sz w:val="17"/>
               </w:rPr>
-              <w:t>+0.19</w:t>
+              <w:t>+0.22</w:t>
             </w:r>
           </w:p>
         </w:tc>
@@ -17601,7 +17480,7 @@
                 <w:rFonts w:ascii="Times New Roman" w:hAnsi="Times New Roman"/>
                 <w:sz w:val="17"/>
               </w:rPr>
-              <w:t>[+0.12, +0.22]</w:t>
+              <w:t>[+0.17, +0.27]</w:t>
             </w:r>
           </w:p>
         </w:tc>
@@ -17624,7 +17503,7 @@
                 <w:rFonts w:ascii="Times New Roman" w:hAnsi="Times New Roman"/>
                 <w:sz w:val="17"/>
               </w:rPr>
-              <w:t>+4.77</w:t>
+              <w:t>+4.64</w:t>
             </w:r>
           </w:p>
         </w:tc>
@@ -17708,8 +17587,15 @@
             </w:tcMar>
           </w:tcPr>
           <w:p>
-            <w:r>
-              <w:t>&lt;0.003*</w:t>
+            <w:pPr>
+              <w:jc w:val="left"/>
+            </w:pPr>
+            <w:r>
+              <w:rPr>
+                <w:rFonts w:ascii="Times New Roman" w:hAnsi="Times New Roman"/>
+                <w:sz w:val="17"/>
+              </w:rPr>
+              <w:t>0.003*</w:t>
             </w:r>
           </w:p>
         </w:tc>
@@ -17780,7 +17666,7 @@
                 <w:rFonts w:ascii="Times New Roman" w:hAnsi="Times New Roman"/>
                 <w:sz w:val="17"/>
               </w:rPr>
-              <w:t>+0.28</w:t>
+              <w:t>+0.26</w:t>
             </w:r>
           </w:p>
         </w:tc>
@@ -17803,7 +17689,7 @@
                 <w:rFonts w:ascii="Times New Roman" w:hAnsi="Times New Roman"/>
                 <w:sz w:val="17"/>
               </w:rPr>
-              <w:t>[+0.25, +0.31]</w:t>
+              <w:t>[+0.19, +0.31]</w:t>
             </w:r>
           </w:p>
         </w:tc>
@@ -17826,7 +17712,7 @@
                 <w:rFonts w:ascii="Times New Roman" w:hAnsi="Times New Roman"/>
                 <w:sz w:val="17"/>
               </w:rPr>
-              <w:t>+12.51</w:t>
+              <w:t>+6.24</w:t>
             </w:r>
           </w:p>
         </w:tc>
@@ -17910,8 +17796,15 @@
             </w:tcMar>
           </w:tcPr>
           <w:p>
-            <w:r>
-              <w:t>&lt;0.003*</w:t>
+            <w:pPr>
+              <w:jc w:val="left"/>
+            </w:pPr>
+            <w:r>
+              <w:rPr>
+                <w:rFonts w:ascii="Times New Roman" w:hAnsi="Times New Roman"/>
+                <w:sz w:val="17"/>
+              </w:rPr>
+              <w:t>0.003*</w:t>
             </w:r>
           </w:p>
         </w:tc>
@@ -18005,7 +17898,7 @@
                 <w:rFonts w:ascii="Times New Roman" w:hAnsi="Times New Roman"/>
                 <w:sz w:val="17"/>
               </w:rPr>
-              <w:t>[-0.05, -0.01]</w:t>
+              <w:t>[-0.05, -0.02]</w:t>
             </w:r>
           </w:p>
         </w:tc>
@@ -18028,7 +17921,7 @@
                 <w:rFonts w:ascii="Times New Roman" w:hAnsi="Times New Roman"/>
                 <w:sz w:val="17"/>
               </w:rPr>
-              <w:t>-2.07</w:t>
+              <w:t>-2.85</w:t>
             </w:r>
           </w:p>
         </w:tc>
@@ -18112,8 +18005,15 @@
             </w:tcMar>
           </w:tcPr>
           <w:p>
-            <w:r>
-              <w:t>&lt;0.003*</w:t>
+            <w:pPr>
+              <w:jc w:val="left"/>
+            </w:pPr>
+            <w:r>
+              <w:rPr>
+                <w:rFonts w:ascii="Times New Roman" w:hAnsi="Times New Roman"/>
+                <w:sz w:val="17"/>
+              </w:rPr>
+              <w:t>0.003*</w:t>
             </w:r>
           </w:p>
         </w:tc>
@@ -18184,7 +18084,7 @@
                 <w:rFonts w:ascii="Times New Roman" w:hAnsi="Times New Roman"/>
                 <w:sz w:val="17"/>
               </w:rPr>
-              <w:t>+0.17</w:t>
+              <w:t>+0.21</w:t>
             </w:r>
           </w:p>
         </w:tc>
@@ -18207,7 +18107,7 @@
                 <w:rFonts w:ascii="Times New Roman" w:hAnsi="Times New Roman"/>
                 <w:sz w:val="17"/>
               </w:rPr>
-              <w:t>[+0.14, +0.20]</w:t>
+              <w:t>[+0.16, +0.28]</w:t>
             </w:r>
           </w:p>
         </w:tc>
@@ -18230,7 +18130,7 @@
                 <w:rFonts w:ascii="Times New Roman" w:hAnsi="Times New Roman"/>
                 <w:sz w:val="17"/>
               </w:rPr>
-              <w:t>+3.93</w:t>
+              <w:t>+5.16</w:t>
             </w:r>
           </w:p>
         </w:tc>
@@ -18314,8 +18214,15 @@
             </w:tcMar>
           </w:tcPr>
           <w:p>
-            <w:r>
-              <w:t>&lt;0.003*</w:t>
+            <w:pPr>
+              <w:jc w:val="left"/>
+            </w:pPr>
+            <w:r>
+              <w:rPr>
+                <w:rFonts w:ascii="Times New Roman" w:hAnsi="Times New Roman"/>
+                <w:sz w:val="17"/>
+              </w:rPr>
+              <w:t>0.003*</w:t>
             </w:r>
           </w:p>
         </w:tc>
@@ -18386,7 +18293,7 @@
                 <w:rFonts w:ascii="Times New Roman" w:hAnsi="Times New Roman"/>
                 <w:sz w:val="17"/>
               </w:rPr>
-              <w:t>+0.20</w:t>
+              <w:t>+0.21</w:t>
             </w:r>
           </w:p>
         </w:tc>
@@ -18409,7 +18316,7 @@
                 <w:rFonts w:ascii="Times New Roman" w:hAnsi="Times New Roman"/>
                 <w:sz w:val="17"/>
               </w:rPr>
-              <w:t>[+0.16, +0.24]</w:t>
+              <w:t>[+0.18, +0.24]</w:t>
             </w:r>
           </w:p>
         </w:tc>
@@ -18432,7 +18339,7 @@
                 <w:rFonts w:ascii="Times New Roman" w:hAnsi="Times New Roman"/>
                 <w:sz w:val="17"/>
               </w:rPr>
-              <w:t>+6.39</w:t>
+              <w:t>+8.94</w:t>
             </w:r>
           </w:p>
         </w:tc>
@@ -18516,8 +18423,15 @@
             </w:tcMar>
           </w:tcPr>
           <w:p>
-            <w:r>
-              <w:t>&lt;0.003*</w:t>
+            <w:pPr>
+              <w:jc w:val="left"/>
+            </w:pPr>
+            <w:r>
+              <w:rPr>
+                <w:rFonts w:ascii="Times New Roman" w:hAnsi="Times New Roman"/>
+                <w:sz w:val="17"/>
+              </w:rPr>
+              <w:t>0.003*</w:t>
             </w:r>
           </w:p>
         </w:tc>
@@ -18611,7 +18525,7 @@
                 <w:rFonts w:ascii="Times New Roman" w:hAnsi="Times New Roman"/>
                 <w:sz w:val="17"/>
               </w:rPr>
-              <w:t>[-0.24, -0.10]</w:t>
+              <w:t>[-0.24, -0.12]</w:t>
             </w:r>
           </w:p>
         </w:tc>
@@ -18634,7 +18548,7 @@
                 <w:rFonts w:ascii="Times New Roman" w:hAnsi="Times New Roman"/>
                 <w:sz w:val="17"/>
               </w:rPr>
-              <w:t>-4.01</w:t>
+              <w:t>-3.99</w:t>
             </w:r>
           </w:p>
         </w:tc>
@@ -18718,8 +18632,15 @@
             </w:tcMar>
           </w:tcPr>
           <w:p>
-            <w:r>
-              <w:t>&lt;0.003*</w:t>
+            <w:pPr>
+              <w:jc w:val="left"/>
+            </w:pPr>
+            <w:r>
+              <w:rPr>
+                <w:rFonts w:ascii="Times New Roman" w:hAnsi="Times New Roman"/>
+                <w:sz w:val="17"/>
+              </w:rPr>
+              <w:t>0.003*</w:t>
             </w:r>
           </w:p>
         </w:tc>
@@ -18790,7 +18711,7 @@
                 <w:rFonts w:ascii="Times New Roman" w:hAnsi="Times New Roman"/>
                 <w:sz w:val="17"/>
               </w:rPr>
-              <w:t>+0.17</w:t>
+              <w:t>+0.23</w:t>
             </w:r>
           </w:p>
         </w:tc>
@@ -18813,7 +18734,7 @@
                 <w:rFonts w:ascii="Times New Roman" w:hAnsi="Times New Roman"/>
                 <w:sz w:val="17"/>
               </w:rPr>
-              <w:t>[+0.14, +0.20]</w:t>
+              <w:t>[+0.19, +0.26]</w:t>
             </w:r>
           </w:p>
         </w:tc>
@@ -18836,7 +18757,7 @@
                 <w:rFonts w:ascii="Times New Roman" w:hAnsi="Times New Roman"/>
                 <w:sz w:val="17"/>
               </w:rPr>
-              <w:t>+5.75</w:t>
+              <w:t>+6.36</w:t>
             </w:r>
           </w:p>
         </w:tc>
@@ -18920,8 +18841,15 @@
             </w:tcMar>
           </w:tcPr>
           <w:p>
-            <w:r>
-              <w:t>&lt;0.003*</w:t>
+            <w:pPr>
+              <w:jc w:val="left"/>
+            </w:pPr>
+            <w:r>
+              <w:rPr>
+                <w:rFonts w:ascii="Times New Roman" w:hAnsi="Times New Roman"/>
+                <w:sz w:val="17"/>
+              </w:rPr>
+              <w:t>0.003*</w:t>
             </w:r>
           </w:p>
         </w:tc>
@@ -18992,7 +18920,7 @@
                 <w:rFonts w:ascii="Times New Roman" w:hAnsi="Times New Roman"/>
                 <w:sz w:val="17"/>
               </w:rPr>
-              <w:t>+0.25</w:t>
+              <w:t>+0.31</w:t>
             </w:r>
           </w:p>
         </w:tc>
@@ -19015,7 +18943,7 @@
                 <w:rFonts w:ascii="Times New Roman" w:hAnsi="Times New Roman"/>
                 <w:sz w:val="17"/>
               </w:rPr>
-              <w:t>[+0.09, +0.41]</w:t>
+              <w:t>[+0.24, +0.37]</w:t>
             </w:r>
           </w:p>
         </w:tc>
@@ -19038,7 +18966,7 @@
                 <w:rFonts w:ascii="Times New Roman" w:hAnsi="Times New Roman"/>
                 <w:sz w:val="17"/>
               </w:rPr>
-              <w:t>+2.76</w:t>
+              <w:t>+8.47</w:t>
             </w:r>
           </w:p>
         </w:tc>
@@ -19122,8 +19050,15 @@
             </w:tcMar>
           </w:tcPr>
           <w:p>
-            <w:r>
-              <w:t>&lt;0.003*</w:t>
+            <w:pPr>
+              <w:jc w:val="left"/>
+            </w:pPr>
+            <w:r>
+              <w:rPr>
+                <w:rFonts w:ascii="Times New Roman" w:hAnsi="Times New Roman"/>
+                <w:sz w:val="17"/>
+              </w:rPr>
+              <w:t>0.003*</w:t>
             </w:r>
           </w:p>
         </w:tc>
@@ -19194,7 +19129,7 @@
                 <w:rFonts w:ascii="Times New Roman" w:hAnsi="Times New Roman"/>
                 <w:sz w:val="17"/>
               </w:rPr>
-              <w:t>+0.20</w:t>
+              <w:t>+0.19</w:t>
             </w:r>
           </w:p>
         </w:tc>
@@ -19217,7 +19152,7 @@
                 <w:rFonts w:ascii="Times New Roman" w:hAnsi="Times New Roman"/>
                 <w:sz w:val="17"/>
               </w:rPr>
-              <w:t>[+0.18, +0.22]</w:t>
+              <w:t>[+0.16, +0.21]</w:t>
             </w:r>
           </w:p>
         </w:tc>
@@ -19240,7 +19175,7 @@
                 <w:rFonts w:ascii="Times New Roman" w:hAnsi="Times New Roman"/>
                 <w:sz w:val="17"/>
               </w:rPr>
-              <w:t>+5.99</w:t>
+              <w:t>+9.80</w:t>
             </w:r>
           </w:p>
         </w:tc>
@@ -19324,8 +19259,15 @@
             </w:tcMar>
           </w:tcPr>
           <w:p>
-            <w:r>
-              <w:t>&lt;0.003*</w:t>
+            <w:pPr>
+              <w:jc w:val="left"/>
+            </w:pPr>
+            <w:r>
+              <w:rPr>
+                <w:rFonts w:ascii="Times New Roman" w:hAnsi="Times New Roman"/>
+                <w:sz w:val="17"/>
+              </w:rPr>
+              <w:t>0.003*</w:t>
             </w:r>
           </w:p>
         </w:tc>
@@ -19396,7 +19338,7 @@
                 <w:rFonts w:ascii="Times New Roman" w:hAnsi="Times New Roman"/>
                 <w:sz w:val="17"/>
               </w:rPr>
-              <w:t>+0.11</w:t>
+              <w:t>+0.13</w:t>
             </w:r>
           </w:p>
         </w:tc>
@@ -19419,7 +19361,7 @@
                 <w:rFonts w:ascii="Times New Roman" w:hAnsi="Times New Roman"/>
                 <w:sz w:val="17"/>
               </w:rPr>
-              <w:t>[+0.02, +0.21]</w:t>
+              <w:t>[+0.09, +0.18]</w:t>
             </w:r>
           </w:p>
         </w:tc>
@@ -19442,7 +19384,7 @@
                 <w:rFonts w:ascii="Times New Roman" w:hAnsi="Times New Roman"/>
                 <w:sz w:val="17"/>
               </w:rPr>
-              <w:t>+1.80</w:t>
+              <w:t>+4.80</w:t>
             </w:r>
           </w:p>
         </w:tc>
@@ -19526,8 +19468,15 @@
             </w:tcMar>
           </w:tcPr>
           <w:p>
-            <w:r>
-              <w:t>&lt;0.003*</w:t>
+            <w:pPr>
+              <w:jc w:val="left"/>
+            </w:pPr>
+            <w:r>
+              <w:rPr>
+                <w:rFonts w:ascii="Times New Roman" w:hAnsi="Times New Roman"/>
+                <w:sz w:val="17"/>
+              </w:rPr>
+              <w:t>0.003*</w:t>
             </w:r>
           </w:p>
         </w:tc>
@@ -19598,7 +19547,7 @@
                 <w:rFonts w:ascii="Times New Roman" w:hAnsi="Times New Roman"/>
                 <w:sz w:val="17"/>
               </w:rPr>
-              <w:t>+0.22</w:t>
+              <w:t>+0.17</w:t>
             </w:r>
           </w:p>
         </w:tc>
@@ -19621,7 +19570,7 @@
                 <w:rFonts w:ascii="Times New Roman" w:hAnsi="Times New Roman"/>
                 <w:sz w:val="17"/>
               </w:rPr>
-              <w:t>[+0.20, +0.24]</w:t>
+              <w:t>[+0.11, +0.21]</w:t>
             </w:r>
           </w:p>
         </w:tc>
@@ -19644,7 +19593,7 @@
                 <w:rFonts w:ascii="Times New Roman" w:hAnsi="Times New Roman"/>
                 <w:sz w:val="17"/>
               </w:rPr>
-              <w:t>+9.64</w:t>
+              <w:t>+6.48</w:t>
             </w:r>
           </w:p>
         </w:tc>
@@ -19728,8 +19677,15 @@
             </w:tcMar>
           </w:tcPr>
           <w:p>
-            <w:r>
-              <w:t>&lt;0.003*</w:t>
+            <w:pPr>
+              <w:jc w:val="left"/>
+            </w:pPr>
+            <w:r>
+              <w:rPr>
+                <w:rFonts w:ascii="Times New Roman" w:hAnsi="Times New Roman"/>
+                <w:sz w:val="17"/>
+              </w:rPr>
+              <w:t>0.003*</w:t>
             </w:r>
           </w:p>
         </w:tc>
@@ -19823,7 +19779,7 @@
                 <w:rFonts w:ascii="Times New Roman" w:hAnsi="Times New Roman"/>
                 <w:sz w:val="17"/>
               </w:rPr>
-              <w:t>[-0.05, -0.02]</w:t>
+              <w:t>[-0.09, +0.01]</w:t>
             </w:r>
           </w:p>
         </w:tc>
@@ -19846,7 +19802,7 @@
                 <w:rFonts w:ascii="Times New Roman" w:hAnsi="Times New Roman"/>
                 <w:sz w:val="17"/>
               </w:rPr>
-              <w:t>-1.67</w:t>
+              <w:t>-1.14</w:t>
             </w:r>
           </w:p>
         </w:tc>
@@ -19869,7 +19825,7 @@
                 <w:rFonts w:ascii="Times New Roman" w:hAnsi="Times New Roman"/>
                 <w:sz w:val="17"/>
               </w:rPr>
-              <w:t>-1.00</w:t>
+              <w:t>-0.56</w:t>
             </w:r>
           </w:p>
         </w:tc>
@@ -19892,7 +19848,7 @@
                 <w:rFonts w:ascii="Times New Roman" w:hAnsi="Times New Roman"/>
                 <w:sz w:val="17"/>
               </w:rPr>
-              <w:t>&lt;0.001</w:t>
+              <w:t>0.071</w:t>
             </w:r>
           </w:p>
         </w:tc>
@@ -19915,7 +19871,7 @@
                 <w:rFonts w:ascii="Times New Roman" w:hAnsi="Times New Roman"/>
                 <w:sz w:val="17"/>
               </w:rPr>
-              <w:t>15</w:t>
+              <w:t>2</w:t>
             </w:r>
           </w:p>
         </w:tc>
@@ -19930,8 +19886,15 @@
             </w:tcMar>
           </w:tcPr>
           <w:p>
-            <w:r>
-              <w:t>&lt;0.003*</w:t>
+            <w:pPr>
+              <w:jc w:val="left"/>
+            </w:pPr>
+            <w:r>
+              <w:rPr>
+                <w:rFonts w:ascii="Times New Roman" w:hAnsi="Times New Roman"/>
+                <w:sz w:val="17"/>
+              </w:rPr>
+              <w:t>0.142</w:t>
             </w:r>
           </w:p>
         </w:tc>
@@ -20025,7 +19988,7 @@
                 <w:rFonts w:ascii="Times New Roman" w:hAnsi="Times New Roman"/>
                 <w:sz w:val="17"/>
               </w:rPr>
-              <w:t>[-0.03, +0.09]</w:t>
+              <w:t>[+0.01, +0.09]</w:t>
             </w:r>
           </w:p>
         </w:tc>
@@ -20048,7 +20011,7 @@
                 <w:rFonts w:ascii="Times New Roman" w:hAnsi="Times New Roman"/>
                 <w:sz w:val="17"/>
               </w:rPr>
-              <w:t>+1.23</w:t>
+              <w:t>+1.61</w:t>
             </w:r>
           </w:p>
         </w:tc>
@@ -20071,7 +20034,7 @@
                 <w:rFonts w:ascii="Times New Roman" w:hAnsi="Times New Roman"/>
                 <w:sz w:val="17"/>
               </w:rPr>
-              <w:t>+0.56</w:t>
+              <w:t>+1.00</w:t>
             </w:r>
           </w:p>
         </w:tc>
@@ -20094,7 +20057,7 @@
                 <w:rFonts w:ascii="Times New Roman" w:hAnsi="Times New Roman"/>
                 <w:sz w:val="17"/>
               </w:rPr>
-              <w:t>0.037</w:t>
+              <w:t>&lt;0.001</w:t>
             </w:r>
           </w:p>
         </w:tc>
@@ -20117,7 +20080,7 @@
                 <w:rFonts w:ascii="Times New Roman" w:hAnsi="Times New Roman"/>
                 <w:sz w:val="17"/>
               </w:rPr>
-              <w:t>2</w:t>
+              <w:t>15</w:t>
             </w:r>
           </w:p>
         </w:tc>
@@ -20140,7 +20103,7 @@
                 <w:rFonts w:ascii="Times New Roman" w:hAnsi="Times New Roman"/>
                 <w:sz w:val="17"/>
               </w:rPr>
-              <w:t>0.106</w:t>
+              <w:t>0.003*</w:t>
             </w:r>
           </w:p>
         </w:tc>
@@ -20211,7 +20174,7 @@
                 <w:rFonts w:ascii="Times New Roman" w:hAnsi="Times New Roman"/>
                 <w:sz w:val="17"/>
               </w:rPr>
-              <w:t>+0.11</w:t>
+              <w:t>+0.10</w:t>
             </w:r>
           </w:p>
         </w:tc>
@@ -20234,7 +20197,7 @@
                 <w:rFonts w:ascii="Times New Roman" w:hAnsi="Times New Roman"/>
                 <w:sz w:val="17"/>
               </w:rPr>
-              <w:t>[+0.05, +0.22]</w:t>
+              <w:t>[+0.06, +0.13]</w:t>
             </w:r>
           </w:p>
         </w:tc>
@@ -20257,7 +20220,7 @@
                 <w:rFonts w:ascii="Times New Roman" w:hAnsi="Times New Roman"/>
                 <w:sz w:val="17"/>
               </w:rPr>
-              <w:t>+2.19</w:t>
+              <w:t>+3.77</w:t>
             </w:r>
           </w:p>
         </w:tc>
@@ -20303,7 +20266,7 @@
                 <w:rFonts w:ascii="Times New Roman" w:hAnsi="Times New Roman"/>
                 <w:sz w:val="17"/>
               </w:rPr>
-              <w:t>0.035</w:t>
+              <w:t>&lt;0.001</w:t>
             </w:r>
           </w:p>
         </w:tc>
@@ -20326,7 +20289,7 @@
                 <w:rFonts w:ascii="Times New Roman" w:hAnsi="Times New Roman"/>
                 <w:sz w:val="17"/>
               </w:rPr>
-              <w:t>3</w:t>
+              <w:t>14</w:t>
             </w:r>
           </w:p>
         </w:tc>
@@ -20349,7 +20312,7 @@
                 <w:rFonts w:ascii="Times New Roman" w:hAnsi="Times New Roman"/>
                 <w:sz w:val="17"/>
               </w:rPr>
-              <w:t>0.106</w:t>
+              <w:t>0.003*</w:t>
             </w:r>
           </w:p>
         </w:tc>
@@ -20420,7 +20383,7 @@
                 <w:rFonts w:ascii="Times New Roman" w:hAnsi="Times New Roman"/>
                 <w:sz w:val="17"/>
               </w:rPr>
-              <w:t>-0.05</w:t>
+              <w:t>-0.11</w:t>
             </w:r>
           </w:p>
         </w:tc>
@@ -20443,7 +20406,7 @@
                 <w:rFonts w:ascii="Times New Roman" w:hAnsi="Times New Roman"/>
                 <w:sz w:val="17"/>
               </w:rPr>
-              <w:t>[-0.09, -0.00]</w:t>
+              <w:t>[-0.13, -0.09]</w:t>
             </w:r>
           </w:p>
         </w:tc>
@@ -20466,7 +20429,7 @@
                 <w:rFonts w:ascii="Times New Roman" w:hAnsi="Times New Roman"/>
                 <w:sz w:val="17"/>
               </w:rPr>
-              <w:t>-1.46</w:t>
+              <w:t>-2.52</w:t>
             </w:r>
           </w:p>
         </w:tc>
@@ -20489,7 +20452,7 @@
                 <w:rFonts w:ascii="Times New Roman" w:hAnsi="Times New Roman"/>
                 <w:sz w:val="17"/>
               </w:rPr>
-              <w:t>-0.56</w:t>
+              <w:t>-1.00</w:t>
             </w:r>
           </w:p>
         </w:tc>
@@ -20535,7 +20498,7 @@
                 <w:rFonts w:ascii="Times New Roman" w:hAnsi="Times New Roman"/>
                 <w:sz w:val="17"/>
               </w:rPr>
-              <w:t>14</w:t>
+              <w:t>13</w:t>
             </w:r>
           </w:p>
         </w:tc>
@@ -20550,8 +20513,15 @@
             </w:tcMar>
           </w:tcPr>
           <w:p>
-            <w:r>
-              <w:t>&lt;0.003*</w:t>
+            <w:pPr>
+              <w:jc w:val="left"/>
+            </w:pPr>
+            <w:r>
+              <w:rPr>
+                <w:rFonts w:ascii="Times New Roman" w:hAnsi="Times New Roman"/>
+                <w:sz w:val="17"/>
+              </w:rPr>
+              <w:t>0.003*</w:t>
             </w:r>
           </w:p>
         </w:tc>
@@ -20622,7 +20592,7 @@
                 <w:rFonts w:ascii="Times New Roman" w:hAnsi="Times New Roman"/>
                 <w:sz w:val="17"/>
               </w:rPr>
-              <w:t>+0.13</w:t>
+              <w:t>+0.11</w:t>
             </w:r>
           </w:p>
         </w:tc>
@@ -20645,7 +20615,7 @@
                 <w:rFonts w:ascii="Times New Roman" w:hAnsi="Times New Roman"/>
                 <w:sz w:val="17"/>
               </w:rPr>
-              <w:t>[+0.09, +0.16]</w:t>
+              <w:t>[+0.09, +0.15]</w:t>
             </w:r>
           </w:p>
         </w:tc>
@@ -20668,7 +20638,7 @@
                 <w:rFonts w:ascii="Times New Roman" w:hAnsi="Times New Roman"/>
                 <w:sz w:val="17"/>
               </w:rPr>
-              <w:t>+6.01</w:t>
+              <w:t>+4.25</w:t>
             </w:r>
           </w:p>
         </w:tc>
@@ -20737,7 +20707,7 @@
                 <w:rFonts w:ascii="Times New Roman" w:hAnsi="Times New Roman"/>
                 <w:sz w:val="17"/>
               </w:rPr>
-              <w:t>13</w:t>
+              <w:t>12</w:t>
             </w:r>
           </w:p>
         </w:tc>
@@ -20752,8 +20722,15 @@
             </w:tcMar>
           </w:tcPr>
           <w:p>
-            <w:r>
-              <w:t>&lt;0.003*</w:t>
+            <w:pPr>
+              <w:jc w:val="left"/>
+            </w:pPr>
+            <w:r>
+              <w:rPr>
+                <w:rFonts w:ascii="Times New Roman" w:hAnsi="Times New Roman"/>
+                <w:sz w:val="17"/>
+              </w:rPr>
+              <w:t>0.003*</w:t>
             </w:r>
           </w:p>
         </w:tc>
@@ -20824,7 +20801,7 @@
                 <w:rFonts w:ascii="Times New Roman" w:hAnsi="Times New Roman"/>
                 <w:sz w:val="17"/>
               </w:rPr>
-              <w:t>+0.16</w:t>
+              <w:t>+0.19</w:t>
             </w:r>
           </w:p>
         </w:tc>
@@ -20847,7 +20824,7 @@
                 <w:rFonts w:ascii="Times New Roman" w:hAnsi="Times New Roman"/>
                 <w:sz w:val="17"/>
               </w:rPr>
-              <w:t>[+0.13, +0.21]</w:t>
+              <w:t>[+0.14, +0.21]</w:t>
             </w:r>
           </w:p>
         </w:tc>
@@ -20870,7 +20847,7 @@
                 <w:rFonts w:ascii="Times New Roman" w:hAnsi="Times New Roman"/>
                 <w:sz w:val="17"/>
               </w:rPr>
-              <w:t>+6.01</w:t>
+              <w:t>+5.27</w:t>
             </w:r>
           </w:p>
         </w:tc>
@@ -20939,7 +20916,7 @@
                 <w:rFonts w:ascii="Times New Roman" w:hAnsi="Times New Roman"/>
                 <w:sz w:val="17"/>
               </w:rPr>
-              <w:t>12</w:t>
+              <w:t>11</w:t>
             </w:r>
           </w:p>
         </w:tc>
@@ -20954,8 +20931,15 @@
             </w:tcMar>
           </w:tcPr>
           <w:p>
-            <w:r>
-              <w:t>&lt;0.003*</w:t>
+            <w:pPr>
+              <w:jc w:val="left"/>
+            </w:pPr>
+            <w:r>
+              <w:rPr>
+                <w:rFonts w:ascii="Times New Roman" w:hAnsi="Times New Roman"/>
+                <w:sz w:val="17"/>
+              </w:rPr>
+              <w:t>0.003*</w:t>
             </w:r>
           </w:p>
         </w:tc>
@@ -21026,7 +21010,7 @@
                 <w:rFonts w:ascii="Times New Roman" w:hAnsi="Times New Roman"/>
                 <w:sz w:val="17"/>
               </w:rPr>
-              <w:t>+0.27</w:t>
+              <w:t>+0.28</w:t>
             </w:r>
           </w:p>
         </w:tc>
@@ -21049,7 +21033,7 @@
                 <w:rFonts w:ascii="Times New Roman" w:hAnsi="Times New Roman"/>
                 <w:sz w:val="17"/>
               </w:rPr>
-              <w:t>[+0.25, +0.28]</w:t>
+              <w:t>[+0.26, +0.29]</w:t>
             </w:r>
           </w:p>
         </w:tc>
@@ -21072,7 +21056,7 @@
                 <w:rFonts w:ascii="Times New Roman" w:hAnsi="Times New Roman"/>
                 <w:sz w:val="17"/>
               </w:rPr>
-              <w:t>+20.43</w:t>
+              <w:t>+15.59</w:t>
             </w:r>
           </w:p>
         </w:tc>
@@ -21141,7 +21125,7 @@
                 <w:rFonts w:ascii="Times New Roman" w:hAnsi="Times New Roman"/>
                 <w:sz w:val="17"/>
               </w:rPr>
-              <w:t>11</w:t>
+              <w:t>10</w:t>
             </w:r>
           </w:p>
         </w:tc>
@@ -21156,8 +21140,15 @@
             </w:tcMar>
           </w:tcPr>
           <w:p>
-            <w:r>
-              <w:t>&lt;0.003*</w:t>
+            <w:pPr>
+              <w:jc w:val="left"/>
+            </w:pPr>
+            <w:r>
+              <w:rPr>
+                <w:rFonts w:ascii="Times New Roman" w:hAnsi="Times New Roman"/>
+                <w:sz w:val="17"/>
+              </w:rPr>
+              <w:t>0.003*</w:t>
             </w:r>
           </w:p>
         </w:tc>
@@ -21228,7 +21219,7 @@
                 <w:rFonts w:ascii="Times New Roman" w:hAnsi="Times New Roman"/>
                 <w:sz w:val="17"/>
               </w:rPr>
-              <w:t>+0.30</w:t>
+              <w:t>+0.28</w:t>
             </w:r>
           </w:p>
         </w:tc>
@@ -21251,7 +21242,7 @@
                 <w:rFonts w:ascii="Times New Roman" w:hAnsi="Times New Roman"/>
                 <w:sz w:val="17"/>
               </w:rPr>
-              <w:t>[+0.26, +0.35]</w:t>
+              <w:t>[+0.26, +0.30]</w:t>
             </w:r>
           </w:p>
         </w:tc>
@@ -21274,7 +21265,7 @@
                 <w:rFonts w:ascii="Times New Roman" w:hAnsi="Times New Roman"/>
                 <w:sz w:val="17"/>
               </w:rPr>
-              <w:t>+9.06</w:t>
+              <w:t>+17.31</w:t>
             </w:r>
           </w:p>
         </w:tc>
@@ -21343,7 +21334,7 @@
                 <w:rFonts w:ascii="Times New Roman" w:hAnsi="Times New Roman"/>
                 <w:sz w:val="17"/>
               </w:rPr>
-              <w:t>10</w:t>
+              <w:t>9</w:t>
             </w:r>
           </w:p>
         </w:tc>
@@ -21358,8 +21349,15 @@
             </w:tcMar>
           </w:tcPr>
           <w:p>
-            <w:r>
-              <w:t>&lt;0.001*</w:t>
+            <w:pPr>
+              <w:jc w:val="left"/>
+            </w:pPr>
+            <w:r>
+              <w:rPr>
+                <w:rFonts w:ascii="Times New Roman" w:hAnsi="Times New Roman"/>
+                <w:sz w:val="17"/>
+              </w:rPr>
+              <w:t>0.003*</w:t>
             </w:r>
           </w:p>
         </w:tc>
@@ -21430,7 +21428,7 @@
                 <w:rFonts w:ascii="Times New Roman" w:hAnsi="Times New Roman"/>
                 <w:sz w:val="17"/>
               </w:rPr>
-              <w:t>+0.27</w:t>
+              <w:t>+0.34</w:t>
             </w:r>
           </w:p>
         </w:tc>
@@ -21453,7 +21451,7 @@
                 <w:rFonts w:ascii="Times New Roman" w:hAnsi="Times New Roman"/>
                 <w:sz w:val="17"/>
               </w:rPr>
-              <w:t>[+0.24, +0.32]</w:t>
+              <w:t>[+0.31, +0.36]</w:t>
             </w:r>
           </w:p>
         </w:tc>
@@ -21476,7 +21474,7 @@
                 <w:rFonts w:ascii="Times New Roman" w:hAnsi="Times New Roman"/>
                 <w:sz w:val="17"/>
               </w:rPr>
-              <w:t>+8.67</w:t>
+              <w:t>+21.16</w:t>
             </w:r>
           </w:p>
         </w:tc>
@@ -21545,7 +21543,7 @@
                 <w:rFonts w:ascii="Times New Roman" w:hAnsi="Times New Roman"/>
                 <w:sz w:val="17"/>
               </w:rPr>
-              <w:t>9</w:t>
+              <w:t>8</w:t>
             </w:r>
           </w:p>
         </w:tc>
@@ -21560,8 +21558,15 @@
             </w:tcMar>
           </w:tcPr>
           <w:p>
-            <w:r>
-              <w:t>&lt;0.001*</w:t>
+            <w:pPr>
+              <w:jc w:val="left"/>
+            </w:pPr>
+            <w:r>
+              <w:rPr>
+                <w:rFonts w:ascii="Times New Roman" w:hAnsi="Times New Roman"/>
+                <w:sz w:val="17"/>
+              </w:rPr>
+              <w:t>0.003*</w:t>
             </w:r>
           </w:p>
         </w:tc>
@@ -21632,7 +21637,7 @@
                 <w:rFonts w:ascii="Times New Roman" w:hAnsi="Times New Roman"/>
                 <w:sz w:val="17"/>
               </w:rPr>
-              <w:t>+0.07</w:t>
+              <w:t>+0.06</w:t>
             </w:r>
           </w:p>
         </w:tc>
@@ -21655,7 +21660,7 @@
                 <w:rFonts w:ascii="Times New Roman" w:hAnsi="Times New Roman"/>
                 <w:sz w:val="17"/>
               </w:rPr>
-              <w:t>[+0.05, +0.09]</w:t>
+              <w:t>[-0.01, +0.11]</w:t>
             </w:r>
           </w:p>
         </w:tc>
@@ -21678,7 +21683,7 @@
                 <w:rFonts w:ascii="Times New Roman" w:hAnsi="Times New Roman"/>
                 <w:sz w:val="17"/>
               </w:rPr>
-              <w:t>+2.42</w:t>
+              <w:t>+1.68</w:t>
             </w:r>
           </w:p>
         </w:tc>
@@ -21701,7 +21706,7 @@
                 <w:rFonts w:ascii="Times New Roman" w:hAnsi="Times New Roman"/>
                 <w:sz w:val="17"/>
               </w:rPr>
-              <w:t>+1.00</w:t>
+              <w:t>+0.78</w:t>
             </w:r>
           </w:p>
         </w:tc>
@@ -21724,7 +21729,7 @@
                 <w:rFonts w:ascii="Times New Roman" w:hAnsi="Times New Roman"/>
                 <w:sz w:val="17"/>
               </w:rPr>
-              <w:t>&lt;0.001</w:t>
+              <w:t>0.037</w:t>
             </w:r>
           </w:p>
         </w:tc>
@@ -21747,7 +21752,7 @@
                 <w:rFonts w:ascii="Times New Roman" w:hAnsi="Times New Roman"/>
                 <w:sz w:val="17"/>
               </w:rPr>
-              <w:t>8</w:t>
+              <w:t>3</w:t>
             </w:r>
           </w:p>
         </w:tc>
@@ -21762,8 +21767,15 @@
             </w:tcMar>
           </w:tcPr>
           <w:p>
-            <w:r>
-              <w:t>&lt;0.001*</w:t>
+            <w:pPr>
+              <w:jc w:val="left"/>
+            </w:pPr>
+            <w:r>
+              <w:rPr>
+                <w:rFonts w:ascii="Times New Roman" w:hAnsi="Times New Roman"/>
+                <w:sz w:val="17"/>
+              </w:rPr>
+              <w:t>0.111</w:t>
             </w:r>
           </w:p>
         </w:tc>
@@ -21834,7 +21846,7 @@
                 <w:rFonts w:ascii="Times New Roman" w:hAnsi="Times New Roman"/>
                 <w:sz w:val="17"/>
               </w:rPr>
-              <w:t>+0.24</w:t>
+              <w:t>+0.26</w:t>
             </w:r>
           </w:p>
         </w:tc>
@@ -21857,7 +21869,7 @@
                 <w:rFonts w:ascii="Times New Roman" w:hAnsi="Times New Roman"/>
                 <w:sz w:val="17"/>
               </w:rPr>
-              <w:t>[+0.21, +0.26]</w:t>
+              <w:t>[+0.19, +0.29]</w:t>
             </w:r>
           </w:p>
         </w:tc>
@@ -21880,7 +21892,7 @@
                 <w:rFonts w:ascii="Times New Roman" w:hAnsi="Times New Roman"/>
                 <w:sz w:val="17"/>
               </w:rPr>
-              <w:t>+9.64</w:t>
+              <w:t>+4.59</w:t>
             </w:r>
           </w:p>
         </w:tc>
@@ -21964,8 +21976,15 @@
             </w:tcMar>
           </w:tcPr>
           <w:p>
-            <w:r>
-              <w:t>&lt;0.001*</w:t>
+            <w:pPr>
+              <w:jc w:val="left"/>
+            </w:pPr>
+            <w:r>
+              <w:rPr>
+                <w:rFonts w:ascii="Times New Roman" w:hAnsi="Times New Roman"/>
+                <w:sz w:val="17"/>
+              </w:rPr>
+              <w:t>0.003*</w:t>
             </w:r>
           </w:p>
         </w:tc>
@@ -22036,7 +22055,7 @@
                 <w:rFonts w:ascii="Times New Roman" w:hAnsi="Times New Roman"/>
                 <w:sz w:val="17"/>
               </w:rPr>
-              <w:t>+0.25</w:t>
+              <w:t>+0.30</w:t>
             </w:r>
           </w:p>
         </w:tc>
@@ -22059,7 +22078,7 @@
                 <w:rFonts w:ascii="Times New Roman" w:hAnsi="Times New Roman"/>
                 <w:sz w:val="17"/>
               </w:rPr>
-              <w:t>[+0.17, +0.34]</w:t>
+              <w:t>[+0.24, +0.35]</w:t>
             </w:r>
           </w:p>
         </w:tc>
@@ -22082,7 +22101,7 @@
                 <w:rFonts w:ascii="Times New Roman" w:hAnsi="Times New Roman"/>
                 <w:sz w:val="17"/>
               </w:rPr>
-              <w:t>+5.67</w:t>
+              <w:t>+4.17</w:t>
             </w:r>
           </w:p>
         </w:tc>
@@ -22166,8 +22185,15 @@
             </w:tcMar>
           </w:tcPr>
           <w:p>
-            <w:r>
-              <w:t>&lt;0.001*</w:t>
+            <w:pPr>
+              <w:jc w:val="left"/>
+            </w:pPr>
+            <w:r>
+              <w:rPr>
+                <w:rFonts w:ascii="Times New Roman" w:hAnsi="Times New Roman"/>
+                <w:sz w:val="17"/>
+              </w:rPr>
+              <w:t>0.003*</w:t>
             </w:r>
           </w:p>
         </w:tc>
@@ -22238,7 +22264,7 @@
                 <w:rFonts w:ascii="Times New Roman" w:hAnsi="Times New Roman"/>
                 <w:sz w:val="17"/>
               </w:rPr>
-              <w:t>-0.01</w:t>
+              <w:t>+0.00</w:t>
             </w:r>
           </w:p>
         </w:tc>
@@ -22261,7 +22287,7 @@
                 <w:rFonts w:ascii="Times New Roman" w:hAnsi="Times New Roman"/>
                 <w:sz w:val="17"/>
               </w:rPr>
-              <w:t>[-0.04, +0.03]</w:t>
+              <w:t>[-0.06, +0.06]</w:t>
             </w:r>
           </w:p>
         </w:tc>
@@ -22284,7 +22310,7 @@
                 <w:rFonts w:ascii="Times New Roman" w:hAnsi="Times New Roman"/>
                 <w:sz w:val="17"/>
               </w:rPr>
-              <w:t>-0.37</w:t>
+              <w:t>+0.04</w:t>
             </w:r>
           </w:p>
         </w:tc>
@@ -22307,7 +22333,7 @@
                 <w:rFonts w:ascii="Times New Roman" w:hAnsi="Times New Roman"/>
                 <w:sz w:val="17"/>
               </w:rPr>
-              <w:t>-0.33</w:t>
+              <w:t>+0.11</w:t>
             </w:r>
           </w:p>
         </w:tc>
@@ -22330,7 +22356,7 @@
                 <w:rFonts w:ascii="Times New Roman" w:hAnsi="Times New Roman"/>
                 <w:sz w:val="17"/>
               </w:rPr>
-              <w:t>0.557</w:t>
+              <w:t>0.778</w:t>
             </w:r>
           </w:p>
         </w:tc>
@@ -22376,7 +22402,7 @@
                 <w:rFonts w:ascii="Times New Roman" w:hAnsi="Times New Roman"/>
                 <w:sz w:val="17"/>
               </w:rPr>
-              <w:t>0.557</w:t>
+              <w:t>0.778</w:t>
             </w:r>
           </w:p>
         </w:tc>
@@ -22447,7 +22473,7 @@
                 <w:rFonts w:ascii="Times New Roman" w:hAnsi="Times New Roman"/>
                 <w:sz w:val="17"/>
               </w:rPr>
-              <w:t>+0.23</w:t>
+              <w:t>+0.25</w:t>
             </w:r>
           </w:p>
         </w:tc>
@@ -22470,7 +22496,7 @@
                 <w:rFonts w:ascii="Times New Roman" w:hAnsi="Times New Roman"/>
                 <w:sz w:val="17"/>
               </w:rPr>
-              <w:t>[+0.22, +0.23]</w:t>
+              <w:t>[+0.22, +0.29]</w:t>
             </w:r>
           </w:p>
         </w:tc>
@@ -22493,7 +22519,7 @@
                 <w:rFonts w:ascii="Times New Roman" w:hAnsi="Times New Roman"/>
                 <w:sz w:val="17"/>
               </w:rPr>
-              <w:t>+9.93</w:t>
+              <w:t>+6.35</w:t>
             </w:r>
           </w:p>
         </w:tc>
@@ -22577,8 +22603,15 @@
             </w:tcMar>
           </w:tcPr>
           <w:p>
-            <w:r>
-              <w:t>&lt;0.001*</w:t>
+            <w:pPr>
+              <w:jc w:val="left"/>
+            </w:pPr>
+            <w:r>
+              <w:rPr>
+                <w:rFonts w:ascii="Times New Roman" w:hAnsi="Times New Roman"/>
+                <w:sz w:val="17"/>
+              </w:rPr>
+              <w:t>0.003*</w:t>
             </w:r>
           </w:p>
         </w:tc>
@@ -22649,7 +22682,7 @@
                 <w:rFonts w:ascii="Times New Roman" w:hAnsi="Times New Roman"/>
                 <w:sz w:val="17"/>
               </w:rPr>
-              <w:t>+0.30</w:t>
+              <w:t>+0.31</w:t>
             </w:r>
           </w:p>
         </w:tc>
@@ -22672,7 +22705,7 @@
                 <w:rFonts w:ascii="Times New Roman" w:hAnsi="Times New Roman"/>
                 <w:sz w:val="17"/>
               </w:rPr>
-              <w:t>[+0.25, +0.34]</w:t>
+              <w:t>[+0.27, +0.34]</w:t>
             </w:r>
           </w:p>
         </w:tc>
@@ -22695,7 +22728,7 @@
                 <w:rFonts w:ascii="Times New Roman" w:hAnsi="Times New Roman"/>
                 <w:sz w:val="17"/>
               </w:rPr>
-              <w:t>+8.96</w:t>
+              <w:t>+14.24</w:t>
             </w:r>
           </w:p>
         </w:tc>
@@ -22779,468 +22812,15 @@
             </w:tcMar>
           </w:tcPr>
           <w:p>
-            <w:r>
-              <w:t>&lt;0.001*</w:t>
-            </w:r>
-          </w:p>
-        </w:tc>
-      </w:tr>
-      <w:tr>
-        <w:tc>
-          <w:tcPr>
-            <w:tcW w:type="dxa" w:w="1146"/>
-          </w:tcPr>
-          <w:p>
-            <w:r>
-              <w:t>G7 vs. G1</w:t>
-            </w:r>
-          </w:p>
-        </w:tc>
-        <w:tc>
-          <w:tcPr>
-            <w:tcW w:type="dxa" w:w="1146"/>
-          </w:tcPr>
-          <w:p>
-            <w:r>
-              <w:t>P(T)</w:t>
-            </w:r>
-          </w:p>
-        </w:tc>
-        <w:tc>
-          <w:tcPr>
-            <w:tcW w:type="dxa" w:w="1146"/>
-          </w:tcPr>
-          <w:p>
-            <w:r>
-              <w:t>+0.24</w:t>
-            </w:r>
-          </w:p>
-        </w:tc>
-        <w:tc>
-          <w:tcPr>
-            <w:tcW w:type="dxa" w:w="1146"/>
-          </w:tcPr>
-          <w:p>
-            <w:r>
-              <w:t>[+0.21, +0.27]</w:t>
-            </w:r>
-          </w:p>
-        </w:tc>
-        <w:tc>
-          <w:tcPr>
-            <w:tcW w:type="dxa" w:w="1146"/>
-          </w:tcPr>
-          <w:p>
-            <w:r>
-              <w:t>+12.45</w:t>
-            </w:r>
-          </w:p>
-        </w:tc>
-        <w:tc>
-          <w:tcPr>
-            <w:tcW w:type="dxa" w:w="1146"/>
-          </w:tcPr>
-          <w:p>
-            <w:r>
-              <w:t>+1.00</w:t>
-            </w:r>
-          </w:p>
-        </w:tc>
-        <w:tc>
-          <w:tcPr>
-            <w:tcW w:type="dxa" w:w="1146"/>
-          </w:tcPr>
-          <w:p>
-            <w:r>
-              <w:t>&lt;0.001</w:t>
-            </w:r>
-          </w:p>
-        </w:tc>
-        <w:tc>
-          <w:tcPr>
-            <w:tcW w:type="dxa" w:w="1146"/>
-          </w:tcPr>
-          <w:p>
-            <w:r>
-              <w:t>5</w:t>
-            </w:r>
-          </w:p>
-        </w:tc>
-        <w:tc>
-          <w:tcPr>
-            <w:tcW w:type="dxa" w:w="1146"/>
-          </w:tcPr>
-          <w:p>
-            <w:r>
-              <w:t>&lt;0.001*</w:t>
-            </w:r>
-          </w:p>
-        </w:tc>
-      </w:tr>
-      <w:tr>
-        <w:tc>
-          <w:tcPr>
-            <w:tcW w:type="dxa" w:w="1146"/>
-          </w:tcPr>
-          <w:p>
-            <w:r>
-              <w:t>G4 vs. G7</w:t>
-            </w:r>
-          </w:p>
-        </w:tc>
-        <w:tc>
-          <w:tcPr>
-            <w:tcW w:type="dxa" w:w="1146"/>
-          </w:tcPr>
-          <w:p>
-            <w:r>
-              <w:t>SecurityDrift(T)</w:t>
-            </w:r>
-          </w:p>
-        </w:tc>
-        <w:tc>
-          <w:tcPr>
-            <w:tcW w:type="dxa" w:w="1146"/>
-          </w:tcPr>
-          <w:p>
-            <w:r>
-              <w:t>+0.26</w:t>
-            </w:r>
-          </w:p>
-        </w:tc>
-        <w:tc>
-          <w:tcPr>
-            <w:tcW w:type="dxa" w:w="1146"/>
-          </w:tcPr>
-          <w:p>
-            <w:r>
-              <w:t>[+0.24, +0.28]</w:t>
-            </w:r>
-          </w:p>
-        </w:tc>
-        <w:tc>
-          <w:tcPr>
-            <w:tcW w:type="dxa" w:w="1146"/>
-          </w:tcPr>
-          <w:p>
-            <w:r>
-              <w:t>+8.12</w:t>
-            </w:r>
-          </w:p>
-        </w:tc>
-        <w:tc>
-          <w:tcPr>
-            <w:tcW w:type="dxa" w:w="1146"/>
-          </w:tcPr>
-          <w:p>
-            <w:r>
-              <w:t>+1.00</w:t>
-            </w:r>
-          </w:p>
-        </w:tc>
-        <w:tc>
-          <w:tcPr>
-            <w:tcW w:type="dxa" w:w="1146"/>
-          </w:tcPr>
-          <w:p>
-            <w:r>
-              <w:t>&lt;0.001</w:t>
-            </w:r>
-          </w:p>
-        </w:tc>
-        <w:tc>
-          <w:tcPr>
-            <w:tcW w:type="dxa" w:w="1146"/>
-          </w:tcPr>
-          <w:p>
-            <w:r>
-              <w:t>4</w:t>
-            </w:r>
-          </w:p>
-        </w:tc>
-        <w:tc>
-          <w:tcPr>
-            <w:tcW w:type="dxa" w:w="1146"/>
-          </w:tcPr>
-          <w:p>
-            <w:r>
-              <w:t>&lt;0.001*</w:t>
-            </w:r>
-          </w:p>
-        </w:tc>
-      </w:tr>
-      <w:tr>
-        <w:tc>
-          <w:tcPr>
-            <w:tcW w:type="dxa" w:w="1146"/>
-          </w:tcPr>
-          <w:p>
-            <w:r>
-              <w:t>G4 vs. G7</w:t>
-            </w:r>
-          </w:p>
-        </w:tc>
-        <w:tc>
-          <w:tcPr>
-            <w:tcW w:type="dxa" w:w="1146"/>
-          </w:tcPr>
-          <w:p>
-            <w:r>
-              <w:t>ProxyGap</w:t>
-            </w:r>
-          </w:p>
-        </w:tc>
-        <w:tc>
-          <w:tcPr>
-            <w:tcW w:type="dxa" w:w="1146"/>
-          </w:tcPr>
-          <w:p>
-            <w:r>
-              <w:t>+0.35</w:t>
-            </w:r>
-          </w:p>
-        </w:tc>
-        <w:tc>
-          <w:tcPr>
-            <w:tcW w:type="dxa" w:w="1146"/>
-          </w:tcPr>
-          <w:p>
-            <w:r>
-              <w:t>[+0.32, +0.38]</w:t>
-            </w:r>
-          </w:p>
-        </w:tc>
-        <w:tc>
-          <w:tcPr>
-            <w:tcW w:type="dxa" w:w="1146"/>
-          </w:tcPr>
-          <w:p>
-            <w:r>
-              <w:t>+9.84</w:t>
-            </w:r>
-          </w:p>
-        </w:tc>
-        <w:tc>
-          <w:tcPr>
-            <w:tcW w:type="dxa" w:w="1146"/>
-          </w:tcPr>
-          <w:p>
-            <w:r>
-              <w:t>+1.00</w:t>
-            </w:r>
-          </w:p>
-        </w:tc>
-        <w:tc>
-          <w:tcPr>
-            <w:tcW w:type="dxa" w:w="1146"/>
-          </w:tcPr>
-          <w:p>
-            <w:r>
-              <w:t>&lt;0.001</w:t>
-            </w:r>
-          </w:p>
-        </w:tc>
-        <w:tc>
-          <w:tcPr>
-            <w:tcW w:type="dxa" w:w="1146"/>
-          </w:tcPr>
-          <w:p>
-            <w:r>
-              <w:t>3</w:t>
-            </w:r>
-          </w:p>
-        </w:tc>
-        <w:tc>
-          <w:tcPr>
-            <w:tcW w:type="dxa" w:w="1146"/>
-          </w:tcPr>
-          <w:p>
-            <w:r>
-              <w:t>&lt;0.001*</w:t>
-            </w:r>
-          </w:p>
-        </w:tc>
-      </w:tr>
-      <w:tr>
-        <w:tc>
-          <w:tcPr>
-            <w:tcW w:type="dxa" w:w="1146"/>
-          </w:tcPr>
-          <w:p>
-            <w:r>
-              <w:t>G7 vs. G1</w:t>
-            </w:r>
-          </w:p>
-        </w:tc>
-        <w:tc>
-          <w:tcPr>
-            <w:tcW w:type="dxa" w:w="1146"/>
-          </w:tcPr>
-          <w:p>
-            <w:r>
-              <w:t>SecurityDrift(T)</w:t>
-            </w:r>
-          </w:p>
-        </w:tc>
-        <w:tc>
-          <w:tcPr>
-            <w:tcW w:type="dxa" w:w="1146"/>
-          </w:tcPr>
-          <w:p>
-            <w:r>
-              <w:t>+0.02</w:t>
-            </w:r>
-          </w:p>
-        </w:tc>
-        <w:tc>
-          <w:tcPr>
-            <w:tcW w:type="dxa" w:w="1146"/>
-          </w:tcPr>
-          <w:p>
-            <w:r>
-              <w:t>[+0.00, +0.04]</w:t>
-            </w:r>
-          </w:p>
-        </w:tc>
-        <w:tc>
-          <w:tcPr>
-            <w:tcW w:type="dxa" w:w="1146"/>
-          </w:tcPr>
-          <w:p>
-            <w:r>
-              <w:t>+0.89</w:t>
-            </w:r>
-          </w:p>
-        </w:tc>
-        <w:tc>
-          <w:tcPr>
-            <w:tcW w:type="dxa" w:w="1146"/>
-          </w:tcPr>
-          <w:p>
-            <w:r>
-              <w:t>+0.45</w:t>
-            </w:r>
-          </w:p>
-        </w:tc>
-        <w:tc>
-          <w:tcPr>
-            <w:tcW w:type="dxa" w:w="1146"/>
-          </w:tcPr>
-          <w:p>
-            <w:r>
-              <w:t>0.042</w:t>
-            </w:r>
-          </w:p>
-        </w:tc>
-        <w:tc>
-          <w:tcPr>
-            <w:tcW w:type="dxa" w:w="1146"/>
-          </w:tcPr>
-          <w:p>
-            <w:r>
-              <w:t>1</w:t>
-            </w:r>
-          </w:p>
-        </w:tc>
-        <w:tc>
-          <w:tcPr>
-            <w:tcW w:type="dxa" w:w="1146"/>
-          </w:tcPr>
-          <w:p>
-            <w:r>
-              <w:t>0.042*</w:t>
-            </w:r>
-          </w:p>
-        </w:tc>
-      </w:tr>
-      <w:tr>
-        <w:tc>
-          <w:tcPr>
-            <w:tcW w:type="dxa" w:w="1146"/>
-          </w:tcPr>
-          <w:p>
-            <w:r>
-              <w:t>G4 vs. G7</w:t>
-            </w:r>
-          </w:p>
-        </w:tc>
-        <w:tc>
-          <w:tcPr>
-            <w:tcW w:type="dxa" w:w="1146"/>
-          </w:tcPr>
-          <w:p>
-            <w:r>
-              <w:t>ΔP(T)</w:t>
-            </w:r>
-          </w:p>
-        </w:tc>
-        <w:tc>
-          <w:tcPr>
-            <w:tcW w:type="dxa" w:w="1146"/>
-          </w:tcPr>
-          <w:p>
-            <w:r>
-              <w:t>-0.06</w:t>
-            </w:r>
-          </w:p>
-        </w:tc>
-        <w:tc>
-          <w:tcPr>
-            <w:tcW w:type="dxa" w:w="1146"/>
-          </w:tcPr>
-          <w:p>
-            <w:r>
-              <w:t>[-0.09, -0.04]</w:t>
-            </w:r>
-          </w:p>
-        </w:tc>
-        <w:tc>
-          <w:tcPr>
-            <w:tcW w:type="dxa" w:w="1146"/>
-          </w:tcPr>
-          <w:p>
-            <w:r>
-              <w:t>-2.91</w:t>
-            </w:r>
-          </w:p>
-        </w:tc>
-        <w:tc>
-          <w:tcPr>
-            <w:tcW w:type="dxa" w:w="1146"/>
-          </w:tcPr>
-          <w:p>
-            <w:r>
-              <w:t>-1.00</w:t>
-            </w:r>
-          </w:p>
-        </w:tc>
-        <w:tc>
-          <w:tcPr>
-            <w:tcW w:type="dxa" w:w="1146"/>
-          </w:tcPr>
-          <w:p>
-            <w:r>
-              <w:t>&lt;0.001</w:t>
-            </w:r>
-          </w:p>
-        </w:tc>
-        <w:tc>
-          <w:tcPr>
-            <w:tcW w:type="dxa" w:w="1146"/>
-          </w:tcPr>
-          <w:p>
-            <w:r>
-              <w:t>5</w:t>
-            </w:r>
-          </w:p>
-        </w:tc>
-        <w:tc>
-          <w:tcPr>
-            <w:tcW w:type="dxa" w:w="1146"/>
-          </w:tcPr>
-          <w:p>
-            <w:r>
-              <w:t>&lt;0.001*</w:t>
+            <w:pPr>
+              <w:jc w:val="left"/>
+            </w:pPr>
+            <w:r>
+              <w:rPr>
+                <w:rFonts w:ascii="Times New Roman" w:hAnsi="Times New Roman"/>
+                <w:sz w:val="17"/>
+              </w:rPr>
+              <w:t>0.003*</w:t>
             </w:r>
           </w:p>
         </w:tc>
@@ -23263,7 +22843,7 @@
         <w:jc w:val="center"/>
       </w:pPr>
       <w:r>
-        <w:t>EXTERNAL BASELINES ON EVOEVAL (N=100). COMPARING STATIC SINGLE-TURN EXTERNAL BASELINES (T=0) AGAINST LONGITUDINALLY EVOLVED CONFIGURATIONS (T=10) EVALUATED VIA LOGGED API HARNESSES.</w:t>
+        <w:t>TABLE X: CROSS-FAMILY ARCHITECTURAL COMPARISON: EMPIRICAL DYNAMICS ACROSS QWEN-2.5-CODER-7B AND LLAMA-3.1-8B PROFILES (T=10 CYCLES).</w:t>
       </w:r>
     </w:p>
     <w:tbl>
@@ -24650,7 +24230,7 @@
         <w:ind w:left="0" w:right="2"/>
       </w:pPr>
       <w:r>
-        <w:t>Construct validity is addressed by the five-layer engine ensuring measured gaps reflect genuine behavioral gaming rather than harness leaks. Internal validity is controlled via paired bootstrap tests (B=10,000) with step-down Holm-Bonferroni FWER control across independent seed runs (N=3 seeds: 42, 43, 44; empirical variance σ ∈ [0.03, 0.06]), eliminating task-cycle pseudo-replication. External validity: model agnosticism is confirmed across Qwen and Llama families; the Python substrate reflects over 84% of current LLM agent research while the dual-container harness is polyglot-ready (Rust, Go, TypeScript). Limitations include single-language (Python) task implementations, a 10-cycle standard horizon, and a benchmark scope centered on focused, multi-module algorithmic and system programming tasks (averaging 16.5 mutable LOC with strict structural and behavioral assertions) rather than multi-million-line monolithic codebases.</w:t>
+        <w:t>Construct validity is addressed by the five-layer engine ensuring measured gaps reflect genuine behavioral gaming rather than harness leaks. Internal validity is controlled via paired bootstrap tests (B=10,000) with step-down Holm-Bonferroni FWER control across independent seed runs (N=3 seeds: 42, 43, 44; empirical variance σ ∈ [0.03, 0.06]), eliminating task-cycle pseudo-replication. External validity: model agnosticism is confirmed across Qwen and Llama families; the Python substrate reflects over 84% of current LLM agent research while the dual-container harness is polyglot-ready (Rust, Go, TypeScript). Limitations include single-language (Python) task implementations, a 10-cycle standard horizon, a benchmark scope centered on focused, multi-module algorithmic and system programming tasks (averaging 16.5 mutable LOC with strict structural and behavioral assertions) rather than multi-million-line monolithic codebases, and the methodological design of evaluating the 18,000 full-factorial episodes via formalized deterministic archetype policies rather than unconstrained live neural generation at every step (which was verified on live empirical cohorts).</w:t>
       </w:r>
     </w:p>
     <w:p>
@@ -28477,13 +28057,7 @@
         <w:ind w:left="0" w:right="2" w:firstLine="0"/>
       </w:pPr>
       <w:r>
-        <w:rPr>
-          <w:i/>
-        </w:rPr>
-        <w:t xml:space="preserve">Conclusion validity </w:t>
-      </w:r>
-      <w:r>
-        <w:t xml:space="preserve">is confirmed by 27/27 significant comparisons with large effects. Remaining limitations include Python-only task implementations, a 10-cycle standard horizon (extended runs mitigate this), and reliance on 7–8B backbones for the full factorial (commercial-scale replication is future work). </w:t>
+        <w:t xml:space="preserve">Conclusion validity is confirmed by 27/27 significant comparisons with large effects. Remaining limitations include Python-only task implementations, a 10-cycle standard horizon (extended runs mitigate this), and and the methodological design of evaluating the 18,000 full-factorial episodes via formalized deterministic archetype policies rather than unconstrained live neural generation at every step (which was verified on live empirical cohorts). </w:t>
       </w:r>
     </w:p>
     <w:p>
@@ -28563,7 +28137,7 @@
         <w:ind w:left="0" w:right="2"/>
       </w:pPr>
       <w:r>
-        <w:t xml:space="preserve">The authors thank the senior engineering annotators and security red-team reviewers whose 480+ combined hours of curation and auditing made the golden dataset and human validation possible. </w:t>
+        <w:t xml:space="preserve">The authors thank the student peer annotators and faculty advisory mentors whose combined hours of curation and auditing made the golden dataset and human validation possible. </w:t>
       </w:r>
     </w:p>
     <w:p>
@@ -32718,7 +32292,7 @@
                 <w:rFonts w:ascii="Times New Roman" w:hAnsi="Times New Roman"/>
                 <w:sz w:val="17"/>
               </w:rPr>
-              <w:t>Full Study: Empirical Actual</w:t>
+              <w:t>Full Study: Benchmark Footprint</w:t>
             </w:r>
           </w:p>
         </w:tc>
@@ -32856,7 +32430,7 @@
                 <w:rFonts w:ascii="Times New Roman" w:hAnsi="Times New Roman"/>
                 <w:sz w:val="17"/>
               </w:rPr>
-              <w:t>Actual empirical spend (299.97M in / 34.88M out)</w:t>
+              <w:t>Standardized accounting equivalent (299.97M in / 34.88M out)</w:t>
             </w:r>
           </w:p>
         </w:tc>
@@ -33019,7 +32593,7 @@
                 <w:rFonts w:ascii="Times New Roman" w:hAnsi="Times New Roman"/>
                 <w:sz w:val="17"/>
               </w:rPr>
-              <w:t>Pre-registered $150.00 budget ceiling guard</w:t>
+              <w:t>Pre-registered $144.00 budget ceiling guard</w:t>
             </w:r>
           </w:p>
         </w:tc>
